--- a/lessons/02 - report writing/0 - TEACHER - Run Sheet - Day 1 and Day 2.docx
+++ b/lessons/02 - report writing/0 - TEACHER - Run Sheet - Day 1 and Day 2.docx
@@ -706,6 +706,4083 @@
         </w:tc>
       </w:tr>
     </w:tbl>
+    <w:p>
+      <w:r>
+        <w:br w:type="page"/>
+      </w:r>
+    </w:p>
+    <w:p>
+      <w:pPr>
+        <w:spacing w:after="60"/>
+      </w:pPr>
+      <w:r>
+        <w:rPr>
+          <w:b/>
+          <w:bCs/>
+          <w:color w:val="10243A"/>
+          <w:sz w:val="38"/>
+          <w:szCs w:val="38"/>
+        </w:rPr>
+        <w:t xml:space="preserve">Your Parts</w:t>
+      </w:r>
+    </w:p>
+    <w:p>
+      <w:pPr>
+        <w:spacing w:after="120" w:line="290"/>
+      </w:pPr>
+      <w:r>
+        <w:rPr>
+          <w:color w:val="5F6B79"/>
+          <w:sz w:val="21"/>
+          <w:szCs w:val="21"/>
+        </w:rPr>
+        <w:t xml:space="preserve">Everything you say, in order. Each part is numbered, has its cue, and gives you the words. Bracketed lines are directions, not lines — do not read them out. Nothing here needs memorising; it needs saying.</w:t>
+      </w:r>
+    </w:p>
+    <w:tbl>
+      <w:tblPr>
+        <w:tblW w:type="dxa" w:w="9360"/>
+        <w:tblBorders>
+          <w:top w:val="single" w:color="1A5FB4" w:sz="8"/>
+          <w:left w:val="single" w:color="1A5FB4" w:sz="8"/>
+          <w:bottom w:val="single" w:color="1A5FB4" w:sz="8"/>
+          <w:right w:val="single" w:color="1A5FB4" w:sz="8"/>
+          <w:insideH w:val="single" w:color="1A5FB4" w:sz="8"/>
+          <w:insideV w:val="single" w:color="1A5FB4" w:sz="8"/>
+        </w:tblBorders>
+      </w:tblPr>
+      <w:tblGrid>
+        <w:gridCol w:w="9360"/>
+      </w:tblGrid>
+      <w:tr>
+        <w:tc>
+          <w:tcPr>
+            <w:tcW w:type="dxa" w:w="9360"/>
+            <w:tcMar>
+              <w:top w:type="dxa" w:w="160"/>
+              <w:left w:type="dxa" w:w="200"/>
+              <w:bottom w:type="dxa" w:w="160"/>
+              <w:right w:type="dxa" w:w="200"/>
+            </w:tcMar>
+          </w:tcPr>
+          <w:p>
+            <w:pPr>
+              <w:spacing w:after="70"/>
+            </w:pPr>
+            <w:r>
+              <w:rPr>
+                <w:b/>
+                <w:bCs/>
+                <w:color w:val="1A5FB4"/>
+                <w:sz w:val="17"/>
+                <w:szCs w:val="17"/>
+                <w:spacing w:val="20"/>
+              </w:rPr>
+              <w:t xml:space="preserve">HOW TO READ THIS PAGE</w:t>
+            </w:r>
+          </w:p>
+          <w:p>
+            <w:pPr>
+              <w:spacing w:after="70" w:line="285"/>
+            </w:pPr>
+            <w:r>
+              <w:rPr>
+                <w:color w:val="1B1B1B"/>
+                <w:sz w:val="20"/>
+                <w:szCs w:val="20"/>
+              </w:rPr>
+              <w:t xml:space="preserve">Large black text is yours to say out loud. Small grey italic text in brackets is a direction — do not read it out.</w:t>
+            </w:r>
+          </w:p>
+          <w:p>
+            <w:pPr>
+              <w:spacing w:after="0" w:line="285"/>
+            </w:pPr>
+            <w:r>
+              <w:rPr>
+                <w:color w:val="1B1B1B"/>
+                <w:sz w:val="20"/>
+                <w:szCs w:val="20"/>
+              </w:rPr>
+              <w:t xml:space="preserve">The three orange parts are the send-offs: the moment you turn them loose on an assignment. Those are the ones to get right.</w:t>
+            </w:r>
+          </w:p>
+        </w:tc>
+      </w:tr>
+    </w:tbl>
+    <w:p>
+      <w:pPr>
+        <w:spacing w:after="230" w:line="276"/>
+      </w:pPr>
+      <w:r>
+        <w:rPr>
+          <w:color w:val="1B1B1B"/>
+          <w:sz w:val="21"/>
+          <w:szCs w:val="21"/>
+        </w:rPr>
+        <w:t xml:space="preserve"/>
+      </w:r>
+    </w:p>
+    <w:p>
+      <w:pPr>
+        <w:spacing w:after="40"/>
+      </w:pPr>
+      <w:r>
+        <w:rPr>
+          <w:b/>
+          <w:bCs/>
+          <w:color w:val="1A5FB4"/>
+          <w:sz w:val="17"/>
+          <w:szCs w:val="17"/>
+          <w:spacing w:val="30"/>
+        </w:rPr>
+        <w:t xml:space="preserve">DAY 1 · YOUR PARTS</w:t>
+      </w:r>
+    </w:p>
+    <w:p>
+      <w:pPr>
+        <w:spacing w:after="110" w:line="276"/>
+      </w:pPr>
+      <w:r>
+        <w:rPr>
+          <w:color w:val="1B1B1B"/>
+          <w:sz w:val="21"/>
+          <w:szCs w:val="21"/>
+        </w:rPr>
+        <w:t xml:space="preserve"/>
+      </w:r>
+    </w:p>
+    <w:tbl>
+      <w:tblPr>
+        <w:tblW w:type="dxa" w:w="9360"/>
+        <w:tblBorders>
+          <w:top w:val="single" w:color="10243A" w:sz="8"/>
+          <w:left w:val="single" w:color="10243A" w:sz="8"/>
+          <w:bottom w:val="single" w:color="10243A" w:sz="8"/>
+          <w:right w:val="single" w:color="10243A" w:sz="8"/>
+          <w:insideH w:val="single" w:color="10243A" w:sz="8"/>
+          <w:insideV w:val="single" w:color="10243A" w:sz="8"/>
+        </w:tblBorders>
+      </w:tblPr>
+      <w:tblGrid>
+        <w:gridCol w:w="7100"/>
+        <w:gridCol w:w="2260"/>
+      </w:tblGrid>
+      <w:tr>
+        <w:tc>
+          <w:tcPr>
+            <w:tcW w:type="dxa" w:w="7100"/>
+            <w:shd w:fill="10243A" w:val="clear"/>
+            <w:tcMar>
+              <w:top w:type="dxa" w:w="100"/>
+              <w:left w:type="dxa" w:w="170"/>
+              <w:bottom w:type="dxa" w:w="100"/>
+              <w:right w:type="dxa" w:w="150"/>
+            </w:tcMar>
+          </w:tcPr>
+          <w:p>
+            <w:r>
+              <w:rPr>
+                <w:b/>
+                <w:bCs/>
+                <w:color w:val="FFFFFF"/>
+                <w:sz w:val="17"/>
+                <w:szCs w:val="17"/>
+                <w:spacing w:val="30"/>
+              </w:rPr>
+              <w:t xml:space="preserve">PART 1</w:t>
+            </w:r>
+            <w:r>
+              <w:rPr>
+                <w:b/>
+                <w:bCs/>
+                <w:color w:val="FFFFFF"/>
+                <w:sz w:val="17"/>
+                <w:szCs w:val="17"/>
+                <w:spacing w:val="20"/>
+              </w:rPr>
+              <w:t xml:space="preserve">    THE INTRO</w:t>
+            </w:r>
+          </w:p>
+        </w:tc>
+        <w:tc>
+          <w:tcPr>
+            <w:tcW w:type="dxa" w:w="2260"/>
+            <w:shd w:fill="10243A" w:val="clear"/>
+            <w:tcMar>
+              <w:top w:type="dxa" w:w="100"/>
+              <w:left w:type="dxa" w:w="150"/>
+              <w:bottom w:type="dxa" w:w="100"/>
+              <w:right w:type="dxa" w:w="170"/>
+            </w:tcMar>
+          </w:tcPr>
+          <w:p>
+            <w:pPr>
+              <w:jc w:val="right"/>
+            </w:pPr>
+            <w:r>
+              <w:rPr>
+                <w:b/>
+                <w:bCs/>
+                <w:color w:val="FFFFFF"/>
+                <w:sz w:val="17"/>
+                <w:szCs w:val="17"/>
+                <w:spacing w:val="20"/>
+              </w:rPr>
+              <w:t xml:space="preserve">MIN 0–12</w:t>
+            </w:r>
+          </w:p>
+        </w:tc>
+      </w:tr>
+    </w:tbl>
+    <w:tbl>
+      <w:tblPr>
+        <w:tblW w:type="dxa" w:w="9360"/>
+        <w:tblBorders>
+          <w:top w:val="single" w:color="10243A" w:sz="8"/>
+          <w:left w:val="single" w:color="10243A" w:sz="8"/>
+          <w:bottom w:val="single" w:color="10243A" w:sz="8"/>
+          <w:right w:val="single" w:color="10243A" w:sz="8"/>
+          <w:insideH w:val="single" w:color="10243A" w:sz="8"/>
+          <w:insideV w:val="single" w:color="10243A" w:sz="8"/>
+        </w:tblBorders>
+      </w:tblPr>
+      <w:tblGrid>
+        <w:gridCol w:w="9360"/>
+      </w:tblGrid>
+      <w:tr>
+        <w:tc>
+          <w:tcPr>
+            <w:tcW w:type="dxa" w:w="9360"/>
+            <w:shd w:fill="F2F5F8" w:val="clear"/>
+            <w:tcMar>
+              <w:top w:type="dxa" w:w="110"/>
+              <w:left w:type="dxa" w:w="170"/>
+              <w:bottom w:type="dxa" w:w="110"/>
+              <w:right w:type="dxa" w:w="170"/>
+            </w:tcMar>
+          </w:tcPr>
+          <w:p>
+            <w:pPr>
+              <w:spacing w:after="0" w:line="275"/>
+            </w:pPr>
+            <w:r>
+              <w:rPr>
+                <w:b/>
+                <w:bCs/>
+                <w:color w:val="10243A"/>
+                <w:sz w:val="15"/>
+                <w:szCs w:val="15"/>
+                <w:spacing w:val="20"/>
+              </w:rPr>
+              <w:t xml:space="preserve">CUE   </w:t>
+            </w:r>
+            <w:r>
+              <w:rPr>
+                <w:i/>
+                <w:iCs/>
+                <w:color w:val="5F6B79"/>
+                <w:sz w:val="19"/>
+                <w:szCs w:val="19"/>
+              </w:rPr>
+              <w:t xml:space="preserve">They are seated and have Canvas open. Nothing has been handed out yet.</w:t>
+            </w:r>
+          </w:p>
+        </w:tc>
+      </w:tr>
+      <w:tr>
+        <w:tc>
+          <w:tcPr>
+            <w:tcW w:type="dxa" w:w="9360"/>
+            <w:tcMar>
+              <w:top w:type="dxa" w:w="170"/>
+              <w:left w:type="dxa" w:w="200"/>
+              <w:bottom w:type="dxa" w:w="150"/>
+              <w:right w:type="dxa" w:w="200"/>
+            </w:tcMar>
+          </w:tcPr>
+          <w:p>
+            <w:pPr>
+              <w:spacing w:after="130" w:line="320"/>
+            </w:pPr>
+            <w:r>
+              <w:rPr>
+                <w:color w:val="1B1B1B"/>
+                <w:sz w:val="23"/>
+                <w:szCs w:val="23"/>
+              </w:rPr>
+              <w:t xml:space="preserve">Everybody find two files in Canvas. Case File, and Incident Report.</w:t>
+            </w:r>
+          </w:p>
+          <w:p>
+            <w:pPr>
+              <w:spacing w:after="130" w:line="320"/>
+            </w:pPr>
+            <w:r>
+              <w:rPr>
+                <w:color w:val="1B1B1B"/>
+                <w:sz w:val="23"/>
+                <w:szCs w:val="23"/>
+              </w:rPr>
+              <w:t xml:space="preserve">Here is today. You are the officer who caught this call at one in the morning. By the end of the block you are going to write the report.</w:t>
+            </w:r>
+          </w:p>
+          <w:p>
+            <w:pPr>
+              <w:spacing w:after="130" w:line="320"/>
+            </w:pPr>
+            <w:r>
+              <w:rPr>
+                <w:color w:val="1B1B1B"/>
+                <w:sz w:val="23"/>
+                <w:szCs w:val="23"/>
+              </w:rPr>
+              <w:t xml:space="preserve">One thing before we start. Everything that happens after tonight — the arrest, the charge, the trial, whether somebody gets convicted or walks — all of it runs on the report you write. Not on what you remember. On what you wrote down.</w:t>
+            </w:r>
+          </w:p>
+          <w:p>
+            <w:pPr>
+              <w:spacing w:after="130" w:line="320"/>
+            </w:pPr>
+            <w:r>
+              <w:rPr>
+                <w:color w:val="1B1B1B"/>
+                <w:sz w:val="23"/>
+                <w:szCs w:val="23"/>
+              </w:rPr>
+              <w:t xml:space="preserve">And you will never be in the room when it gets read. A detective reads it next week. A prosecutor reads it next month. A defence attorney reads it looking for a hole. A jury might read it in two years.</w:t>
+            </w:r>
+          </w:p>
+          <w:p>
+            <w:pPr>
+              <w:spacing w:after="130" w:line="320"/>
+            </w:pPr>
+            <w:r>
+              <w:rPr>
+                <w:color w:val="1B1B1B"/>
+                <w:sz w:val="23"/>
+                <w:szCs w:val="23"/>
+              </w:rPr>
+              <w:t xml:space="preserve">You are not there to explain what you meant. So it has to work without you.</w:t>
+            </w:r>
+          </w:p>
+        </w:tc>
+      </w:tr>
+    </w:tbl>
+    <w:p>
+      <w:pPr>
+        <w:spacing w:after="230" w:line="276"/>
+      </w:pPr>
+      <w:r>
+        <w:rPr>
+          <w:color w:val="1B1B1B"/>
+          <w:sz w:val="21"/>
+          <w:szCs w:val="21"/>
+        </w:rPr>
+        <w:t xml:space="preserve"/>
+      </w:r>
+    </w:p>
+    <w:tbl>
+      <w:tblPr>
+        <w:tblW w:type="dxa" w:w="9360"/>
+        <w:tblBorders>
+          <w:top w:val="single" w:color="10243A" w:sz="8"/>
+          <w:left w:val="single" w:color="10243A" w:sz="8"/>
+          <w:bottom w:val="single" w:color="10243A" w:sz="8"/>
+          <w:right w:val="single" w:color="10243A" w:sz="8"/>
+          <w:insideH w:val="single" w:color="10243A" w:sz="8"/>
+          <w:insideV w:val="single" w:color="10243A" w:sz="8"/>
+        </w:tblBorders>
+      </w:tblPr>
+      <w:tblGrid>
+        <w:gridCol w:w="7100"/>
+        <w:gridCol w:w="2260"/>
+      </w:tblGrid>
+      <w:tr>
+        <w:tc>
+          <w:tcPr>
+            <w:tcW w:type="dxa" w:w="7100"/>
+            <w:shd w:fill="10243A" w:val="clear"/>
+            <w:tcMar>
+              <w:top w:type="dxa" w:w="100"/>
+              <w:left w:type="dxa" w:w="170"/>
+              <w:bottom w:type="dxa" w:w="100"/>
+              <w:right w:type="dxa" w:w="150"/>
+            </w:tcMar>
+          </w:tcPr>
+          <w:p>
+            <w:r>
+              <w:rPr>
+                <w:b/>
+                <w:bCs/>
+                <w:color w:val="FFFFFF"/>
+                <w:sz w:val="17"/>
+                <w:szCs w:val="17"/>
+                <w:spacing w:val="30"/>
+              </w:rPr>
+              <w:t xml:space="preserve">PART 2</w:t>
+            </w:r>
+            <w:r>
+              <w:rPr>
+                <w:b/>
+                <w:bCs/>
+                <w:color w:val="FFFFFF"/>
+                <w:sz w:val="17"/>
+                <w:szCs w:val="17"/>
+                <w:spacing w:val="20"/>
+              </w:rPr>
+              <w:t xml:space="preserve">    THE WALK-THROUGH</w:t>
+            </w:r>
+          </w:p>
+        </w:tc>
+        <w:tc>
+          <w:tcPr>
+            <w:tcW w:type="dxa" w:w="2260"/>
+            <w:shd w:fill="10243A" w:val="clear"/>
+            <w:tcMar>
+              <w:top w:type="dxa" w:w="100"/>
+              <w:left w:type="dxa" w:w="150"/>
+              <w:bottom w:type="dxa" w:w="100"/>
+              <w:right w:type="dxa" w:w="170"/>
+            </w:tcMar>
+          </w:tcPr>
+          <w:p>
+            <w:pPr>
+              <w:jc w:val="right"/>
+            </w:pPr>
+            <w:r>
+              <w:rPr>
+                <w:b/>
+                <w:bCs/>
+                <w:color w:val="FFFFFF"/>
+                <w:sz w:val="17"/>
+                <w:szCs w:val="17"/>
+                <w:spacing w:val="20"/>
+              </w:rPr>
+              <w:t xml:space="preserve">MIN 12–25</w:t>
+            </w:r>
+          </w:p>
+        </w:tc>
+      </w:tr>
+    </w:tbl>
+    <w:tbl>
+      <w:tblPr>
+        <w:tblW w:type="dxa" w:w="9360"/>
+        <w:tblBorders>
+          <w:top w:val="single" w:color="10243A" w:sz="8"/>
+          <w:left w:val="single" w:color="10243A" w:sz="8"/>
+          <w:bottom w:val="single" w:color="10243A" w:sz="8"/>
+          <w:right w:val="single" w:color="10243A" w:sz="8"/>
+          <w:insideH w:val="single" w:color="10243A" w:sz="8"/>
+          <w:insideV w:val="single" w:color="10243A" w:sz="8"/>
+        </w:tblBorders>
+      </w:tblPr>
+      <w:tblGrid>
+        <w:gridCol w:w="9360"/>
+      </w:tblGrid>
+      <w:tr>
+        <w:tc>
+          <w:tcPr>
+            <w:tcW w:type="dxa" w:w="9360"/>
+            <w:shd w:fill="F2F5F8" w:val="clear"/>
+            <w:tcMar>
+              <w:top w:type="dxa" w:w="110"/>
+              <w:left w:type="dxa" w:w="170"/>
+              <w:bottom w:type="dxa" w:w="110"/>
+              <w:right w:type="dxa" w:w="170"/>
+            </w:tcMar>
+          </w:tcPr>
+          <w:p>
+            <w:pPr>
+              <w:spacing w:after="0" w:line="275"/>
+            </w:pPr>
+            <w:r>
+              <w:rPr>
+                <w:b/>
+                <w:bCs/>
+                <w:color w:val="10243A"/>
+                <w:sz w:val="15"/>
+                <w:szCs w:val="15"/>
+                <w:spacing w:val="20"/>
+              </w:rPr>
+              <w:t xml:space="preserve">CUE   </w:t>
+            </w:r>
+            <w:r>
+              <w:rPr>
+                <w:i/>
+                <w:iCs/>
+                <w:color w:val="5F6B79"/>
+                <w:sz w:val="19"/>
+                <w:szCs w:val="19"/>
+              </w:rPr>
+              <w:t xml:space="preserve">Incident Report form up on the board. They are looking, not writing.</w:t>
+            </w:r>
+          </w:p>
+        </w:tc>
+      </w:tr>
+      <w:tr>
+        <w:tc>
+          <w:tcPr>
+            <w:tcW w:type="dxa" w:w="9360"/>
+            <w:tcMar>
+              <w:top w:type="dxa" w:w="170"/>
+              <w:left w:type="dxa" w:w="200"/>
+              <w:bottom w:type="dxa" w:w="150"/>
+              <w:right w:type="dxa" w:w="200"/>
+            </w:tcMar>
+          </w:tcPr>
+          <w:p>
+            <w:pPr>
+              <w:spacing w:after="130" w:line="320"/>
+            </w:pPr>
+            <w:r>
+              <w:rPr>
+                <w:color w:val="1B1B1B"/>
+                <w:sz w:val="23"/>
+                <w:szCs w:val="23"/>
+              </w:rPr>
+              <w:t xml:space="preserve">Open the Incident Report. Do not write anything yet, just look at it.</w:t>
+            </w:r>
+          </w:p>
+          <w:p>
+            <w:pPr>
+              <w:spacing w:after="130" w:line="320"/>
+            </w:pPr>
+            <w:r>
+              <w:rPr>
+                <w:color w:val="1B1B1B"/>
+                <w:sz w:val="23"/>
+                <w:szCs w:val="23"/>
+              </w:rPr>
+              <w:t xml:space="preserve">Five blocks. Block 1 is administrative — when, where, what kind of call. Block 2 is persons, everybody involved and how to find them again. Block 3 is property and evidence. Block 4 is the narrative, that is the story. Block 5 is status, which is just: is this case finished or not.</w:t>
+            </w:r>
+          </w:p>
+          <w:p>
+            <w:pPr>
+              <w:spacing w:after="130" w:line="320"/>
+            </w:pPr>
+            <w:r>
+              <w:rPr>
+                <w:color w:val="1B1B1B"/>
+                <w:sz w:val="23"/>
+                <w:szCs w:val="23"/>
+              </w:rPr>
+              <w:t xml:space="preserve">Every block has one job. If you put something in the wrong block, the person who needs it will not find it. That is the whole reason the form looks like this.</w:t>
+            </w:r>
+          </w:p>
+        </w:tc>
+      </w:tr>
+    </w:tbl>
+    <w:p>
+      <w:pPr>
+        <w:spacing w:after="230" w:line="276"/>
+      </w:pPr>
+      <w:r>
+        <w:rPr>
+          <w:color w:val="1B1B1B"/>
+          <w:sz w:val="21"/>
+          <w:szCs w:val="21"/>
+        </w:rPr>
+        <w:t xml:space="preserve"/>
+      </w:r>
+    </w:p>
+    <w:tbl>
+      <w:tblPr>
+        <w:tblW w:type="dxa" w:w="9360"/>
+        <w:tblBorders>
+          <w:top w:val="single" w:color="10243A" w:sz="8"/>
+          <w:left w:val="single" w:color="10243A" w:sz="8"/>
+          <w:bottom w:val="single" w:color="10243A" w:sz="8"/>
+          <w:right w:val="single" w:color="10243A" w:sz="8"/>
+          <w:insideH w:val="single" w:color="10243A" w:sz="8"/>
+          <w:insideV w:val="single" w:color="10243A" w:sz="8"/>
+        </w:tblBorders>
+      </w:tblPr>
+      <w:tblGrid>
+        <w:gridCol w:w="7100"/>
+        <w:gridCol w:w="2260"/>
+      </w:tblGrid>
+      <w:tr>
+        <w:tc>
+          <w:tcPr>
+            <w:tcW w:type="dxa" w:w="7100"/>
+            <w:shd w:fill="10243A" w:val="clear"/>
+            <w:tcMar>
+              <w:top w:type="dxa" w:w="100"/>
+              <w:left w:type="dxa" w:w="170"/>
+              <w:bottom w:type="dxa" w:w="100"/>
+              <w:right w:type="dxa" w:w="150"/>
+            </w:tcMar>
+          </w:tcPr>
+          <w:p>
+            <w:r>
+              <w:rPr>
+                <w:b/>
+                <w:bCs/>
+                <w:color w:val="FFFFFF"/>
+                <w:sz w:val="17"/>
+                <w:szCs w:val="17"/>
+                <w:spacing w:val="30"/>
+              </w:rPr>
+              <w:t xml:space="preserve">PART 3</w:t>
+            </w:r>
+            <w:r>
+              <w:rPr>
+                <w:b/>
+                <w:bCs/>
+                <w:color w:val="FFFFFF"/>
+                <w:sz w:val="17"/>
+                <w:szCs w:val="17"/>
+                <w:spacing w:val="20"/>
+              </w:rPr>
+              <w:t xml:space="preserve">    HANDING OFF TO RAY</w:t>
+            </w:r>
+          </w:p>
+        </w:tc>
+        <w:tc>
+          <w:tcPr>
+            <w:tcW w:type="dxa" w:w="2260"/>
+            <w:shd w:fill="10243A" w:val="clear"/>
+            <w:tcMar>
+              <w:top w:type="dxa" w:w="100"/>
+              <w:left w:type="dxa" w:w="150"/>
+              <w:bottom w:type="dxa" w:w="100"/>
+              <w:right w:type="dxa" w:w="170"/>
+            </w:tcMar>
+          </w:tcPr>
+          <w:p>
+            <w:pPr>
+              <w:jc w:val="right"/>
+            </w:pPr>
+            <w:r>
+              <w:rPr>
+                <w:b/>
+                <w:bCs/>
+                <w:color w:val="FFFFFF"/>
+                <w:sz w:val="17"/>
+                <w:szCs w:val="17"/>
+                <w:spacing w:val="20"/>
+              </w:rPr>
+              <w:t xml:space="preserve">MIN 25–35</w:t>
+            </w:r>
+          </w:p>
+        </w:tc>
+      </w:tr>
+    </w:tbl>
+    <w:tbl>
+      <w:tblPr>
+        <w:tblW w:type="dxa" w:w="9360"/>
+        <w:tblBorders>
+          <w:top w:val="single" w:color="10243A" w:sz="8"/>
+          <w:left w:val="single" w:color="10243A" w:sz="8"/>
+          <w:bottom w:val="single" w:color="10243A" w:sz="8"/>
+          <w:right w:val="single" w:color="10243A" w:sz="8"/>
+          <w:insideH w:val="single" w:color="10243A" w:sz="8"/>
+          <w:insideV w:val="single" w:color="10243A" w:sz="8"/>
+        </w:tblBorders>
+      </w:tblPr>
+      <w:tblGrid>
+        <w:gridCol w:w="9360"/>
+      </w:tblGrid>
+      <w:tr>
+        <w:tc>
+          <w:tcPr>
+            <w:tcW w:type="dxa" w:w="9360"/>
+            <w:shd w:fill="F2F5F8" w:val="clear"/>
+            <w:tcMar>
+              <w:top w:type="dxa" w:w="110"/>
+              <w:left w:type="dxa" w:w="170"/>
+              <w:bottom w:type="dxa" w:w="110"/>
+              <w:right w:type="dxa" w:w="170"/>
+            </w:tcMar>
+          </w:tcPr>
+          <w:p>
+            <w:pPr>
+              <w:spacing w:after="0" w:line="275"/>
+            </w:pPr>
+            <w:r>
+              <w:rPr>
+                <w:b/>
+                <w:bCs/>
+                <w:color w:val="10243A"/>
+                <w:sz w:val="15"/>
+                <w:szCs w:val="15"/>
+                <w:spacing w:val="20"/>
+              </w:rPr>
+              <w:t xml:space="preserve">CUE   </w:t>
+            </w:r>
+            <w:r>
+              <w:rPr>
+                <w:i/>
+                <w:iCs/>
+                <w:color w:val="5F6B79"/>
+                <w:sz w:val="19"/>
+                <w:szCs w:val="19"/>
+              </w:rPr>
+              <w:t xml:space="preserve">Switch the board to the Case File. Pick a reader before you start.</w:t>
+            </w:r>
+          </w:p>
+        </w:tc>
+      </w:tr>
+      <w:tr>
+        <w:tc>
+          <w:tcPr>
+            <w:tcW w:type="dxa" w:w="9360"/>
+            <w:tcMar>
+              <w:top w:type="dxa" w:w="170"/>
+              <w:left w:type="dxa" w:w="200"/>
+              <w:bottom w:type="dxa" w:w="150"/>
+              <w:right w:type="dxa" w:w="200"/>
+            </w:tcMar>
+          </w:tcPr>
+          <w:p>
+            <w:pPr>
+              <w:spacing w:after="130" w:line="320"/>
+            </w:pPr>
+            <w:r>
+              <w:rPr>
+                <w:color w:val="1B1B1B"/>
+                <w:sz w:val="23"/>
+                <w:szCs w:val="23"/>
+              </w:rPr>
+              <w:t xml:space="preserve">Now the Case File. This is everything you know. There is no more.</w:t>
+            </w:r>
+          </w:p>
+          <w:p>
+            <w:pPr>
+              <w:spacing w:before="60" w:after="110" w:line="280"/>
+              <w:ind w:left="300"/>
+            </w:pPr>
+            <w:r>
+              <w:rPr>
+                <w:i/>
+                <w:iCs/>
+                <w:color w:val="5F6B79"/>
+                <w:sz w:val="19"/>
+                <w:szCs w:val="19"/>
+              </w:rPr>
+              <w:t xml:space="preserve">Student reads the dispatch box, then all four of Delgado’s paragraphs. Slowly.</w:t>
+            </w:r>
+          </w:p>
+          <w:p>
+            <w:pPr>
+              <w:spacing w:after="130" w:line="320"/>
+            </w:pPr>
+            <w:r>
+              <w:rPr>
+                <w:color w:val="1B1B1B"/>
+                <w:sz w:val="23"/>
+                <w:szCs w:val="23"/>
+              </w:rPr>
+              <w:t xml:space="preserve">Okay. Again.</w:t>
+            </w:r>
+          </w:p>
+          <w:p>
+            <w:pPr>
+              <w:spacing w:after="130" w:line="320"/>
+            </w:pPr>
+            <w:r>
+              <w:rPr>
+                <w:color w:val="1B1B1B"/>
+                <w:sz w:val="23"/>
+                <w:szCs w:val="23"/>
+              </w:rPr>
+              <w:t xml:space="preserve">And this time, listen for what he does not say.</w:t>
+            </w:r>
+          </w:p>
+          <w:p>
+            <w:pPr>
+              <w:spacing w:before="60" w:after="110" w:line="280"/>
+              <w:ind w:left="300"/>
+            </w:pPr>
+            <w:r>
+              <w:rPr>
+                <w:i/>
+                <w:iCs/>
+                <w:color w:val="5F6B79"/>
+                <w:sz w:val="19"/>
+                <w:szCs w:val="19"/>
+              </w:rPr>
+              <w:t xml:space="preserve">Second read. Do not comment between them.</w:t>
+            </w:r>
+          </w:p>
+        </w:tc>
+      </w:tr>
+    </w:tbl>
+    <w:p>
+      <w:pPr>
+        <w:spacing w:after="230" w:line="276"/>
+      </w:pPr>
+      <w:r>
+        <w:rPr>
+          <w:color w:val="1B1B1B"/>
+          <w:sz w:val="21"/>
+          <w:szCs w:val="21"/>
+        </w:rPr>
+        <w:t xml:space="preserve"/>
+      </w:r>
+    </w:p>
+    <w:tbl>
+      <w:tblPr>
+        <w:tblW w:type="dxa" w:w="9360"/>
+        <w:tblBorders>
+          <w:top w:val="single" w:color="10243A" w:sz="8"/>
+          <w:left w:val="single" w:color="10243A" w:sz="8"/>
+          <w:bottom w:val="single" w:color="10243A" w:sz="8"/>
+          <w:right w:val="single" w:color="10243A" w:sz="8"/>
+          <w:insideH w:val="single" w:color="10243A" w:sz="8"/>
+          <w:insideV w:val="single" w:color="10243A" w:sz="8"/>
+        </w:tblBorders>
+      </w:tblPr>
+      <w:tblGrid>
+        <w:gridCol w:w="7100"/>
+        <w:gridCol w:w="2260"/>
+      </w:tblGrid>
+      <w:tr>
+        <w:tc>
+          <w:tcPr>
+            <w:tcW w:type="dxa" w:w="7100"/>
+            <w:shd w:fill="10243A" w:val="clear"/>
+            <w:tcMar>
+              <w:top w:type="dxa" w:w="100"/>
+              <w:left w:type="dxa" w:w="170"/>
+              <w:bottom w:type="dxa" w:w="100"/>
+              <w:right w:type="dxa" w:w="150"/>
+            </w:tcMar>
+          </w:tcPr>
+          <w:p>
+            <w:r>
+              <w:rPr>
+                <w:b/>
+                <w:bCs/>
+                <w:color w:val="FFFFFF"/>
+                <w:sz w:val="17"/>
+                <w:szCs w:val="17"/>
+                <w:spacing w:val="30"/>
+              </w:rPr>
+              <w:t xml:space="preserve">PART 4</w:t>
+            </w:r>
+            <w:r>
+              <w:rPr>
+                <w:b/>
+                <w:bCs/>
+                <w:color w:val="FFFFFF"/>
+                <w:sz w:val="17"/>
+                <w:szCs w:val="17"/>
+                <w:spacing w:val="20"/>
+              </w:rPr>
+              <w:t xml:space="preserve">    THE MODEL — BLOCK 1 TOGETHER</w:t>
+            </w:r>
+          </w:p>
+        </w:tc>
+        <w:tc>
+          <w:tcPr>
+            <w:tcW w:type="dxa" w:w="2260"/>
+            <w:shd w:fill="10243A" w:val="clear"/>
+            <w:tcMar>
+              <w:top w:type="dxa" w:w="100"/>
+              <w:left w:type="dxa" w:w="150"/>
+              <w:bottom w:type="dxa" w:w="100"/>
+              <w:right w:type="dxa" w:w="170"/>
+            </w:tcMar>
+          </w:tcPr>
+          <w:p>
+            <w:pPr>
+              <w:jc w:val="right"/>
+            </w:pPr>
+            <w:r>
+              <w:rPr>
+                <w:b/>
+                <w:bCs/>
+                <w:color w:val="FFFFFF"/>
+                <w:sz w:val="17"/>
+                <w:szCs w:val="17"/>
+                <w:spacing w:val="20"/>
+              </w:rPr>
+              <w:t xml:space="preserve">MIN 35–42</w:t>
+            </w:r>
+          </w:p>
+        </w:tc>
+      </w:tr>
+    </w:tbl>
+    <w:tbl>
+      <w:tblPr>
+        <w:tblW w:type="dxa" w:w="9360"/>
+        <w:tblBorders>
+          <w:top w:val="single" w:color="10243A" w:sz="8"/>
+          <w:left w:val="single" w:color="10243A" w:sz="8"/>
+          <w:bottom w:val="single" w:color="10243A" w:sz="8"/>
+          <w:right w:val="single" w:color="10243A" w:sz="8"/>
+          <w:insideH w:val="single" w:color="10243A" w:sz="8"/>
+          <w:insideV w:val="single" w:color="10243A" w:sz="8"/>
+        </w:tblBorders>
+      </w:tblPr>
+      <w:tblGrid>
+        <w:gridCol w:w="9360"/>
+      </w:tblGrid>
+      <w:tr>
+        <w:tc>
+          <w:tcPr>
+            <w:tcW w:type="dxa" w:w="9360"/>
+            <w:shd w:fill="F2F5F8" w:val="clear"/>
+            <w:tcMar>
+              <w:top w:type="dxa" w:w="110"/>
+              <w:left w:type="dxa" w:w="170"/>
+              <w:bottom w:type="dxa" w:w="110"/>
+              <w:right w:type="dxa" w:w="170"/>
+            </w:tcMar>
+          </w:tcPr>
+          <w:p>
+            <w:pPr>
+              <w:spacing w:after="0" w:line="275"/>
+            </w:pPr>
+            <w:r>
+              <w:rPr>
+                <w:b/>
+                <w:bCs/>
+                <w:color w:val="10243A"/>
+                <w:sz w:val="15"/>
+                <w:szCs w:val="15"/>
+                <w:spacing w:val="20"/>
+              </w:rPr>
+              <w:t xml:space="preserve">CUE   </w:t>
+            </w:r>
+            <w:r>
+              <w:rPr>
+                <w:i/>
+                <w:iCs/>
+                <w:color w:val="5F6B79"/>
+                <w:sz w:val="19"/>
+                <w:szCs w:val="19"/>
+              </w:rPr>
+              <w:t xml:space="preserve">You are filling Block 1 on the board with them. The whole point is the offence-type argument. Let it run.</w:t>
+            </w:r>
+          </w:p>
+        </w:tc>
+      </w:tr>
+      <w:tr>
+        <w:tc>
+          <w:tcPr>
+            <w:tcW w:type="dxa" w:w="9360"/>
+            <w:tcMar>
+              <w:top w:type="dxa" w:w="170"/>
+              <w:left w:type="dxa" w:w="200"/>
+              <w:bottom w:type="dxa" w:w="150"/>
+              <w:right w:type="dxa" w:w="200"/>
+            </w:tcMar>
+          </w:tcPr>
+          <w:p>
+            <w:pPr>
+              <w:spacing w:after="130" w:line="320"/>
+            </w:pPr>
+            <w:r>
+              <w:rPr>
+                <w:color w:val="1B1B1B"/>
+                <w:sz w:val="23"/>
+                <w:szCs w:val="23"/>
+              </w:rPr>
+              <w:t xml:space="preserve">Block 1, with me. Case number — we were not given one, leave it. Date and time reported — that is in the dispatch box, not from Ray.</w:t>
+            </w:r>
+          </w:p>
+          <w:p>
+            <w:pPr>
+              <w:spacing w:after="130" w:line="320"/>
+            </w:pPr>
+            <w:r>
+              <w:rPr>
+                <w:color w:val="1B1B1B"/>
+                <w:sz w:val="23"/>
+                <w:szCs w:val="23"/>
+              </w:rPr>
+              <w:t xml:space="preserve">Offence type. What is this?</w:t>
+            </w:r>
+          </w:p>
+          <w:p>
+            <w:pPr>
+              <w:spacing w:before="60" w:after="110" w:line="280"/>
+              <w:ind w:left="300"/>
+            </w:pPr>
+            <w:r>
+              <w:rPr>
+                <w:i/>
+                <w:iCs/>
+                <w:color w:val="5F6B79"/>
+                <w:sz w:val="19"/>
+                <w:szCs w:val="19"/>
+              </w:rPr>
+              <w:t xml:space="preserve">Somebody says burglary. They always do.</w:t>
+            </w:r>
+          </w:p>
+          <w:p>
+            <w:pPr>
+              <w:spacing w:after="130" w:line="320"/>
+            </w:pPr>
+            <w:r>
+              <w:rPr>
+                <w:color w:val="1B1B1B"/>
+                <w:sz w:val="23"/>
+                <w:szCs w:val="23"/>
+              </w:rPr>
+              <w:t xml:space="preserve">Prove it. Burglary needs two things: somebody got in, and they got in intending to commit a crime. Which sentence in the Case File proves somebody got in?</w:t>
+            </w:r>
+          </w:p>
+          <w:p>
+            <w:pPr>
+              <w:spacing w:before="60" w:after="110" w:line="280"/>
+              <w:ind w:left="300"/>
+            </w:pPr>
+            <w:r>
+              <w:rPr>
+                <w:i/>
+                <w:iCs/>
+                <w:color w:val="5F6B79"/>
+                <w:sz w:val="19"/>
+                <w:szCs w:val="19"/>
+              </w:rPr>
+              <w:t xml:space="preserve">Let them hunt. There is not one.</w:t>
+            </w:r>
+          </w:p>
+          <w:p>
+            <w:pPr>
+              <w:spacing w:after="130" w:line="320"/>
+            </w:pPr>
+            <w:r>
+              <w:rPr>
+                <w:color w:val="1B1B1B"/>
+                <w:sz w:val="23"/>
+                <w:szCs w:val="23"/>
+              </w:rPr>
+              <w:t xml:space="preserve">Nobody saw anybody. Ray never went in the room. So what can you actually write?</w:t>
+            </w:r>
+          </w:p>
+          <w:p>
+            <w:pPr>
+              <w:spacing w:before="60" w:after="110" w:line="280"/>
+              <w:ind w:left="300"/>
+            </w:pPr>
+            <w:r>
+              <w:rPr>
+                <w:i/>
+                <w:iCs/>
+                <w:color w:val="5F6B79"/>
+                <w:sz w:val="19"/>
+                <w:szCs w:val="19"/>
+              </w:rPr>
+              <w:t xml:space="preserve">Take suggestions until you land on something defensible.</w:t>
+            </w:r>
+          </w:p>
+          <w:p>
+            <w:pPr>
+              <w:spacing w:after="130" w:line="320"/>
+            </w:pPr>
+            <w:r>
+              <w:rPr>
+                <w:color w:val="1B1B1B"/>
+                <w:sz w:val="23"/>
+                <w:szCs w:val="23"/>
+              </w:rPr>
+              <w:t xml:space="preserve">Here is the rule for the rest of the day. If you cannot support the word, you do not get to use the word.</w:t>
+            </w:r>
+          </w:p>
+        </w:tc>
+      </w:tr>
+    </w:tbl>
+    <w:p>
+      <w:pPr>
+        <w:spacing w:after="230" w:line="276"/>
+      </w:pPr>
+      <w:r>
+        <w:rPr>
+          <w:color w:val="1B1B1B"/>
+          <w:sz w:val="21"/>
+          <w:szCs w:val="21"/>
+        </w:rPr>
+        <w:t xml:space="preserve"/>
+      </w:r>
+    </w:p>
+    <w:tbl>
+      <w:tblPr>
+        <w:tblW w:type="dxa" w:w="9360"/>
+        <w:tblBorders>
+          <w:top w:val="single" w:color="9A3412" w:sz="8"/>
+          <w:left w:val="single" w:color="9A3412" w:sz="8"/>
+          <w:bottom w:val="single" w:color="9A3412" w:sz="8"/>
+          <w:right w:val="single" w:color="9A3412" w:sz="8"/>
+          <w:insideH w:val="single" w:color="9A3412" w:sz="8"/>
+          <w:insideV w:val="single" w:color="9A3412" w:sz="8"/>
+        </w:tblBorders>
+      </w:tblPr>
+      <w:tblGrid>
+        <w:gridCol w:w="7100"/>
+        <w:gridCol w:w="2260"/>
+      </w:tblGrid>
+      <w:tr>
+        <w:tc>
+          <w:tcPr>
+            <w:tcW w:type="dxa" w:w="7100"/>
+            <w:shd w:fill="9A3412" w:val="clear"/>
+            <w:tcMar>
+              <w:top w:type="dxa" w:w="100"/>
+              <w:left w:type="dxa" w:w="170"/>
+              <w:bottom w:type="dxa" w:w="100"/>
+              <w:right w:type="dxa" w:w="150"/>
+            </w:tcMar>
+          </w:tcPr>
+          <w:p>
+            <w:r>
+              <w:rPr>
+                <w:b/>
+                <w:bCs/>
+                <w:color w:val="FFFFFF"/>
+                <w:sz w:val="17"/>
+                <w:szCs w:val="17"/>
+                <w:spacing w:val="30"/>
+              </w:rPr>
+              <w:t xml:space="preserve">PART 5</w:t>
+            </w:r>
+            <w:r>
+              <w:rPr>
+                <w:b/>
+                <w:bCs/>
+                <w:color w:val="FFFFFF"/>
+                <w:sz w:val="17"/>
+                <w:szCs w:val="17"/>
+                <w:spacing w:val="20"/>
+              </w:rPr>
+              <w:t xml:space="preserve">    SEND-OFF — ASSIGNMENT 1</w:t>
+            </w:r>
+          </w:p>
+        </w:tc>
+        <w:tc>
+          <w:tcPr>
+            <w:tcW w:type="dxa" w:w="2260"/>
+            <w:shd w:fill="9A3412" w:val="clear"/>
+            <w:tcMar>
+              <w:top w:type="dxa" w:w="100"/>
+              <w:left w:type="dxa" w:w="150"/>
+              <w:bottom w:type="dxa" w:w="100"/>
+              <w:right w:type="dxa" w:w="170"/>
+            </w:tcMar>
+          </w:tcPr>
+          <w:p>
+            <w:pPr>
+              <w:jc w:val="right"/>
+            </w:pPr>
+            <w:r>
+              <w:rPr>
+                <w:b/>
+                <w:bCs/>
+                <w:color w:val="FFFFFF"/>
+                <w:sz w:val="17"/>
+                <w:szCs w:val="17"/>
+                <w:spacing w:val="20"/>
+              </w:rPr>
+              <w:t xml:space="preserve">MIN 42</w:t>
+            </w:r>
+          </w:p>
+        </w:tc>
+      </w:tr>
+    </w:tbl>
+    <w:tbl>
+      <w:tblPr>
+        <w:tblW w:type="dxa" w:w="9360"/>
+        <w:tblBorders>
+          <w:top w:val="single" w:color="9A3412" w:sz="8"/>
+          <w:left w:val="single" w:color="9A3412" w:sz="8"/>
+          <w:bottom w:val="single" w:color="9A3412" w:sz="8"/>
+          <w:right w:val="single" w:color="9A3412" w:sz="8"/>
+          <w:insideH w:val="single" w:color="9A3412" w:sz="8"/>
+          <w:insideV w:val="single" w:color="9A3412" w:sz="8"/>
+        </w:tblBorders>
+      </w:tblPr>
+      <w:tblGrid>
+        <w:gridCol w:w="9360"/>
+      </w:tblGrid>
+      <w:tr>
+        <w:tc>
+          <w:tcPr>
+            <w:tcW w:type="dxa" w:w="9360"/>
+            <w:shd w:fill="FDF3EC" w:val="clear"/>
+            <w:tcMar>
+              <w:top w:type="dxa" w:w="110"/>
+              <w:left w:type="dxa" w:w="170"/>
+              <w:bottom w:type="dxa" w:w="110"/>
+              <w:right w:type="dxa" w:w="170"/>
+            </w:tcMar>
+          </w:tcPr>
+          <w:p>
+            <w:pPr>
+              <w:spacing w:after="0" w:line="275"/>
+            </w:pPr>
+            <w:r>
+              <w:rPr>
+                <w:b/>
+                <w:bCs/>
+                <w:color w:val="9A3412"/>
+                <w:sz w:val="15"/>
+                <w:szCs w:val="15"/>
+                <w:spacing w:val="20"/>
+              </w:rPr>
+              <w:t xml:space="preserve">CUE   </w:t>
+            </w:r>
+            <w:r>
+              <w:rPr>
+                <w:i/>
+                <w:iCs/>
+                <w:color w:val="5F6B79"/>
+                <w:sz w:val="19"/>
+                <w:szCs w:val="19"/>
+              </w:rPr>
+              <w:t xml:space="preserve">Turning them loose on the Incident Report form. Thirty minutes.</w:t>
+            </w:r>
+          </w:p>
+        </w:tc>
+      </w:tr>
+      <w:tr>
+        <w:tc>
+          <w:tcPr>
+            <w:tcW w:type="dxa" w:w="9360"/>
+            <w:tcMar>
+              <w:top w:type="dxa" w:w="170"/>
+              <w:left w:type="dxa" w:w="200"/>
+              <w:bottom w:type="dxa" w:w="150"/>
+              <w:right w:type="dxa" w:w="200"/>
+            </w:tcMar>
+          </w:tcPr>
+          <w:p>
+            <w:pPr>
+              <w:spacing w:after="130" w:line="320"/>
+            </w:pPr>
+            <w:r>
+              <w:rPr>
+                <w:color w:val="1B1B1B"/>
+                <w:sz w:val="23"/>
+                <w:szCs w:val="23"/>
+              </w:rPr>
+              <w:t xml:space="preserve">You have got thirty minutes. Blocks 1 through 5.</w:t>
+            </w:r>
+          </w:p>
+          <w:p>
+            <w:pPr>
+              <w:spacing w:after="130" w:line="320"/>
+            </w:pPr>
+            <w:r>
+              <w:rPr>
+                <w:color w:val="1B1B1B"/>
+                <w:sz w:val="23"/>
+                <w:szCs w:val="23"/>
+              </w:rPr>
+              <w:t xml:space="preserve">Two rules.</w:t>
+            </w:r>
+          </w:p>
+          <w:p>
+            <w:pPr>
+              <w:spacing w:after="130" w:line="320"/>
+            </w:pPr>
+            <w:r>
+              <w:rPr>
+                <w:color w:val="1B1B1B"/>
+                <w:sz w:val="23"/>
+                <w:szCs w:val="23"/>
+              </w:rPr>
+              <w:t xml:space="preserve">One. Only what is in the Case File. If it is not on that page, you do not know it.</w:t>
+            </w:r>
+          </w:p>
+          <w:p>
+            <w:pPr>
+              <w:spacing w:after="130" w:line="320"/>
+            </w:pPr>
+            <w:r>
+              <w:rPr>
+                <w:color w:val="1B1B1B"/>
+                <w:sz w:val="23"/>
+                <w:szCs w:val="23"/>
+              </w:rPr>
+              <w:t xml:space="preserve">Two. If you cannot fill a field, leave it blank. Do not guess, do not estimate, do not write “unknown” unless you actually mean it. Blank is a real answer.</w:t>
+            </w:r>
+          </w:p>
+          <w:p>
+            <w:pPr>
+              <w:spacing w:after="130" w:line="320"/>
+            </w:pPr>
+            <w:r>
+              <w:rPr>
+                <w:color w:val="1B1B1B"/>
+                <w:sz w:val="23"/>
+                <w:szCs w:val="23"/>
+              </w:rPr>
+              <w:t xml:space="preserve">And somebody is going to put their hand up and ask me “can I just put —” and the answer is no. Leave it blank.</w:t>
+            </w:r>
+          </w:p>
+          <w:p>
+            <w:pPr>
+              <w:spacing w:after="130" w:line="320"/>
+            </w:pPr>
+            <w:r>
+              <w:rPr>
+                <w:color w:val="1B1B1B"/>
+                <w:sz w:val="23"/>
+                <w:szCs w:val="23"/>
+              </w:rPr>
+              <w:t xml:space="preserve">Go.</w:t>
+            </w:r>
+          </w:p>
+        </w:tc>
+      </w:tr>
+    </w:tbl>
+    <w:p>
+      <w:pPr>
+        <w:spacing w:after="230" w:line="276"/>
+      </w:pPr>
+      <w:r>
+        <w:rPr>
+          <w:color w:val="1B1B1B"/>
+          <w:sz w:val="21"/>
+          <w:szCs w:val="21"/>
+        </w:rPr>
+        <w:t xml:space="preserve"/>
+      </w:r>
+    </w:p>
+    <w:tbl>
+      <w:tblPr>
+        <w:tblW w:type="dxa" w:w="9360"/>
+        <w:tblBorders>
+          <w:top w:val="single" w:color="10243A" w:sz="8"/>
+          <w:left w:val="single" w:color="10243A" w:sz="8"/>
+          <w:bottom w:val="single" w:color="10243A" w:sz="8"/>
+          <w:right w:val="single" w:color="10243A" w:sz="8"/>
+          <w:insideH w:val="single" w:color="10243A" w:sz="8"/>
+          <w:insideV w:val="single" w:color="10243A" w:sz="8"/>
+        </w:tblBorders>
+      </w:tblPr>
+      <w:tblGrid>
+        <w:gridCol w:w="7100"/>
+        <w:gridCol w:w="2260"/>
+      </w:tblGrid>
+      <w:tr>
+        <w:tc>
+          <w:tcPr>
+            <w:tcW w:type="dxa" w:w="7100"/>
+            <w:shd w:fill="10243A" w:val="clear"/>
+            <w:tcMar>
+              <w:top w:type="dxa" w:w="100"/>
+              <w:left w:type="dxa" w:w="170"/>
+              <w:bottom w:type="dxa" w:w="100"/>
+              <w:right w:type="dxa" w:w="150"/>
+            </w:tcMar>
+          </w:tcPr>
+          <w:p>
+            <w:r>
+              <w:rPr>
+                <w:b/>
+                <w:bCs/>
+                <w:color w:val="FFFFFF"/>
+                <w:sz w:val="17"/>
+                <w:szCs w:val="17"/>
+                <w:spacing w:val="30"/>
+              </w:rPr>
+              <w:t xml:space="preserve">PART 6</w:t>
+            </w:r>
+            <w:r>
+              <w:rPr>
+                <w:b/>
+                <w:bCs/>
+                <w:color w:val="FFFFFF"/>
+                <w:sz w:val="17"/>
+                <w:szCs w:val="17"/>
+                <w:spacing w:val="20"/>
+              </w:rPr>
+              <w:t xml:space="preserve">    THE TURN — PAGE TWO</w:t>
+            </w:r>
+          </w:p>
+        </w:tc>
+        <w:tc>
+          <w:tcPr>
+            <w:tcW w:type="dxa" w:w="2260"/>
+            <w:shd w:fill="10243A" w:val="clear"/>
+            <w:tcMar>
+              <w:top w:type="dxa" w:w="100"/>
+              <w:left w:type="dxa" w:w="150"/>
+              <w:bottom w:type="dxa" w:w="100"/>
+              <w:right w:type="dxa" w:w="170"/>
+            </w:tcMar>
+          </w:tcPr>
+          <w:p>
+            <w:pPr>
+              <w:jc w:val="right"/>
+            </w:pPr>
+            <w:r>
+              <w:rPr>
+                <w:b/>
+                <w:bCs/>
+                <w:color w:val="FFFFFF"/>
+                <w:sz w:val="17"/>
+                <w:szCs w:val="17"/>
+                <w:spacing w:val="20"/>
+              </w:rPr>
+              <w:t xml:space="preserve">MIN 72</w:t>
+            </w:r>
+          </w:p>
+        </w:tc>
+      </w:tr>
+    </w:tbl>
+    <w:tbl>
+      <w:tblPr>
+        <w:tblW w:type="dxa" w:w="9360"/>
+        <w:tblBorders>
+          <w:top w:val="single" w:color="10243A" w:sz="8"/>
+          <w:left w:val="single" w:color="10243A" w:sz="8"/>
+          <w:bottom w:val="single" w:color="10243A" w:sz="8"/>
+          <w:right w:val="single" w:color="10243A" w:sz="8"/>
+          <w:insideH w:val="single" w:color="10243A" w:sz="8"/>
+          <w:insideV w:val="single" w:color="10243A" w:sz="8"/>
+        </w:tblBorders>
+      </w:tblPr>
+      <w:tblGrid>
+        <w:gridCol w:w="9360"/>
+      </w:tblGrid>
+      <w:tr>
+        <w:tc>
+          <w:tcPr>
+            <w:tcW w:type="dxa" w:w="9360"/>
+            <w:shd w:fill="F2F5F8" w:val="clear"/>
+            <w:tcMar>
+              <w:top w:type="dxa" w:w="110"/>
+              <w:left w:type="dxa" w:w="170"/>
+              <w:bottom w:type="dxa" w:w="110"/>
+              <w:right w:type="dxa" w:w="170"/>
+            </w:tcMar>
+          </w:tcPr>
+          <w:p>
+            <w:pPr>
+              <w:spacing w:after="0" w:line="275"/>
+            </w:pPr>
+            <w:r>
+              <w:rPr>
+                <w:b/>
+                <w:bCs/>
+                <w:color w:val="10243A"/>
+                <w:sz w:val="15"/>
+                <w:szCs w:val="15"/>
+                <w:spacing w:val="20"/>
+              </w:rPr>
+              <w:t xml:space="preserve">CUE   </w:t>
+            </w:r>
+            <w:r>
+              <w:rPr>
+                <w:i/>
+                <w:iCs/>
+                <w:color w:val="5F6B79"/>
+                <w:sz w:val="19"/>
+                <w:szCs w:val="19"/>
+              </w:rPr>
+              <w:t xml:space="preserve">Stop the room. This is the real assignment and most of them think they are nearly done.</w:t>
+            </w:r>
+          </w:p>
+        </w:tc>
+      </w:tr>
+      <w:tr>
+        <w:tc>
+          <w:tcPr>
+            <w:tcW w:type="dxa" w:w="9360"/>
+            <w:tcMar>
+              <w:top w:type="dxa" w:w="170"/>
+              <w:left w:type="dxa" w:w="200"/>
+              <w:bottom w:type="dxa" w:w="150"/>
+              <w:right w:type="dxa" w:w="200"/>
+            </w:tcMar>
+          </w:tcPr>
+          <w:p>
+            <w:pPr>
+              <w:spacing w:after="130" w:line="320"/>
+            </w:pPr>
+            <w:r>
+              <w:rPr>
+                <w:color w:val="1B1B1B"/>
+                <w:sz w:val="23"/>
+                <w:szCs w:val="23"/>
+              </w:rPr>
+              <w:t xml:space="preserve">Hands up off the keyboards. Go to page two.</w:t>
+            </w:r>
+          </w:p>
+          <w:p>
+            <w:pPr>
+              <w:spacing w:after="130" w:line="320"/>
+            </w:pPr>
+            <w:r>
+              <w:rPr>
+                <w:color w:val="1B1B1B"/>
+                <w:sz w:val="23"/>
+                <w:szCs w:val="23"/>
+              </w:rPr>
+              <w:t xml:space="preserve">Look at every blank you left. Every one of those is a question somebody has to answer before this case goes anywhere at all.</w:t>
+            </w:r>
+          </w:p>
+          <w:p>
+            <w:pPr>
+              <w:spacing w:after="130" w:line="320"/>
+            </w:pPr>
+            <w:r>
+              <w:rPr>
+                <w:color w:val="1B1B1B"/>
+                <w:sz w:val="23"/>
+                <w:szCs w:val="23"/>
+              </w:rPr>
+              <w:t xml:space="preserve">Three columns. What you could not establish. Who would know it. How you would get it.</w:t>
+            </w:r>
+          </w:p>
+          <w:p>
+            <w:pPr>
+              <w:spacing w:after="130" w:line="320"/>
+            </w:pPr>
+            <w:r>
+              <w:rPr>
+                <w:color w:val="1B1B1B"/>
+                <w:sz w:val="23"/>
+                <w:szCs w:val="23"/>
+              </w:rPr>
+              <w:t xml:space="preserve">This page is worth as much as the report. An officer who knows what is missing is doing the job. An officer who filled the blanks in with guesses just lost the case.</w:t>
+            </w:r>
+          </w:p>
+        </w:tc>
+      </w:tr>
+    </w:tbl>
+    <w:p>
+      <w:pPr>
+        <w:spacing w:after="230" w:line="276"/>
+      </w:pPr>
+      <w:r>
+        <w:rPr>
+          <w:color w:val="1B1B1B"/>
+          <w:sz w:val="21"/>
+          <w:szCs w:val="21"/>
+        </w:rPr>
+        <w:t xml:space="preserve"/>
+      </w:r>
+    </w:p>
+    <w:tbl>
+      <w:tblPr>
+        <w:tblW w:type="dxa" w:w="9360"/>
+        <w:tblBorders>
+          <w:top w:val="single" w:color="10243A" w:sz="8"/>
+          <w:left w:val="single" w:color="10243A" w:sz="8"/>
+          <w:bottom w:val="single" w:color="10243A" w:sz="8"/>
+          <w:right w:val="single" w:color="10243A" w:sz="8"/>
+          <w:insideH w:val="single" w:color="10243A" w:sz="8"/>
+          <w:insideV w:val="single" w:color="10243A" w:sz="8"/>
+        </w:tblBorders>
+      </w:tblPr>
+      <w:tblGrid>
+        <w:gridCol w:w="7100"/>
+        <w:gridCol w:w="2260"/>
+      </w:tblGrid>
+      <w:tr>
+        <w:tc>
+          <w:tcPr>
+            <w:tcW w:type="dxa" w:w="7100"/>
+            <w:shd w:fill="10243A" w:val="clear"/>
+            <w:tcMar>
+              <w:top w:type="dxa" w:w="100"/>
+              <w:left w:type="dxa" w:w="170"/>
+              <w:bottom w:type="dxa" w:w="100"/>
+              <w:right w:type="dxa" w:w="150"/>
+            </w:tcMar>
+          </w:tcPr>
+          <w:p>
+            <w:r>
+              <w:rPr>
+                <w:b/>
+                <w:bCs/>
+                <w:color w:val="FFFFFF"/>
+                <w:sz w:val="17"/>
+                <w:szCs w:val="17"/>
+                <w:spacing w:val="30"/>
+              </w:rPr>
+              <w:t xml:space="preserve">PART 7</w:t>
+            </w:r>
+            <w:r>
+              <w:rPr>
+                <w:b/>
+                <w:bCs/>
+                <w:color w:val="FFFFFF"/>
+                <w:sz w:val="17"/>
+                <w:szCs w:val="17"/>
+                <w:spacing w:val="20"/>
+              </w:rPr>
+              <w:t xml:space="preserve">    THE CLOSE</w:t>
+            </w:r>
+          </w:p>
+        </w:tc>
+        <w:tc>
+          <w:tcPr>
+            <w:tcW w:type="dxa" w:w="2260"/>
+            <w:shd w:fill="10243A" w:val="clear"/>
+            <w:tcMar>
+              <w:top w:type="dxa" w:w="100"/>
+              <w:left w:type="dxa" w:w="150"/>
+              <w:bottom w:type="dxa" w:w="100"/>
+              <w:right w:type="dxa" w:w="170"/>
+            </w:tcMar>
+          </w:tcPr>
+          <w:p>
+            <w:pPr>
+              <w:jc w:val="right"/>
+            </w:pPr>
+            <w:r>
+              <w:rPr>
+                <w:b/>
+                <w:bCs/>
+                <w:color w:val="FFFFFF"/>
+                <w:sz w:val="17"/>
+                <w:szCs w:val="17"/>
+                <w:spacing w:val="20"/>
+              </w:rPr>
+              <w:t xml:space="preserve">MIN 84–90</w:t>
+            </w:r>
+          </w:p>
+        </w:tc>
+      </w:tr>
+    </w:tbl>
+    <w:tbl>
+      <w:tblPr>
+        <w:tblW w:type="dxa" w:w="9360"/>
+        <w:tblBorders>
+          <w:top w:val="single" w:color="10243A" w:sz="8"/>
+          <w:left w:val="single" w:color="10243A" w:sz="8"/>
+          <w:bottom w:val="single" w:color="10243A" w:sz="8"/>
+          <w:right w:val="single" w:color="10243A" w:sz="8"/>
+          <w:insideH w:val="single" w:color="10243A" w:sz="8"/>
+          <w:insideV w:val="single" w:color="10243A" w:sz="8"/>
+        </w:tblBorders>
+      </w:tblPr>
+      <w:tblGrid>
+        <w:gridCol w:w="9360"/>
+      </w:tblGrid>
+      <w:tr>
+        <w:tc>
+          <w:tcPr>
+            <w:tcW w:type="dxa" w:w="9360"/>
+            <w:shd w:fill="F2F5F8" w:val="clear"/>
+            <w:tcMar>
+              <w:top w:type="dxa" w:w="110"/>
+              <w:left w:type="dxa" w:w="170"/>
+              <w:bottom w:type="dxa" w:w="110"/>
+              <w:right w:type="dxa" w:w="170"/>
+            </w:tcMar>
+          </w:tcPr>
+          <w:p>
+            <w:pPr>
+              <w:spacing w:after="0" w:line="275"/>
+            </w:pPr>
+            <w:r>
+              <w:rPr>
+                <w:b/>
+                <w:bCs/>
+                <w:color w:val="10243A"/>
+                <w:sz w:val="15"/>
+                <w:szCs w:val="15"/>
+                <w:spacing w:val="20"/>
+              </w:rPr>
+              <w:t xml:space="preserve">CUE   </w:t>
+            </w:r>
+            <w:r>
+              <w:rPr>
+                <w:i/>
+                <w:iCs/>
+                <w:color w:val="5F6B79"/>
+                <w:sz w:val="19"/>
+                <w:szCs w:val="19"/>
+              </w:rPr>
+              <w:t xml:space="preserve">Collect gaps out loud and write them on the board. Leave them up if you can.</w:t>
+            </w:r>
+          </w:p>
+        </w:tc>
+      </w:tr>
+      <w:tr>
+        <w:tc>
+          <w:tcPr>
+            <w:tcW w:type="dxa" w:w="9360"/>
+            <w:tcMar>
+              <w:top w:type="dxa" w:w="170"/>
+              <w:left w:type="dxa" w:w="200"/>
+              <w:bottom w:type="dxa" w:w="150"/>
+              <w:right w:type="dxa" w:w="200"/>
+            </w:tcMar>
+          </w:tcPr>
+          <w:p>
+            <w:pPr>
+              <w:spacing w:after="130" w:line="320"/>
+            </w:pPr>
+            <w:r>
+              <w:rPr>
+                <w:color w:val="1B1B1B"/>
+                <w:sz w:val="23"/>
+                <w:szCs w:val="23"/>
+              </w:rPr>
+              <w:t xml:space="preserve">Four people, one gap each, out loud.</w:t>
+            </w:r>
+          </w:p>
+          <w:p>
+            <w:pPr>
+              <w:spacing w:before="60" w:after="110" w:line="280"/>
+              <w:ind w:left="300"/>
+            </w:pPr>
+            <w:r>
+              <w:rPr>
+                <w:i/>
+                <w:iCs/>
+                <w:color w:val="5F6B79"/>
+                <w:sz w:val="19"/>
+                <w:szCs w:val="19"/>
+              </w:rPr>
+              <w:t xml:space="preserve">Write each one on the board as they say it.</w:t>
+            </w:r>
+          </w:p>
+          <w:p>
+            <w:pPr>
+              <w:spacing w:after="130" w:line="320"/>
+            </w:pPr>
+            <w:r>
+              <w:rPr>
+                <w:color w:val="1B1B1B"/>
+                <w:sz w:val="23"/>
+                <w:szCs w:val="23"/>
+              </w:rPr>
+              <w:t xml:space="preserve">Look at that list. Thursday you get an interview — the operations supervisor, Ray’s boss. She can answer some of this.</w:t>
+            </w:r>
+          </w:p>
+          <w:p>
+            <w:pPr>
+              <w:spacing w:after="130" w:line="320"/>
+            </w:pPr>
+            <w:r>
+              <w:rPr>
+                <w:color w:val="1B1B1B"/>
+                <w:sz w:val="23"/>
+                <w:szCs w:val="23"/>
+              </w:rPr>
+              <w:t xml:space="preserve">But you only get answers to the questions you actually write down. So bring that page.</w:t>
+            </w:r>
+          </w:p>
+        </w:tc>
+      </w:tr>
+    </w:tbl>
+    <w:p>
+      <w:pPr>
+        <w:spacing w:after="230" w:line="276"/>
+      </w:pPr>
+      <w:r>
+        <w:rPr>
+          <w:color w:val="1B1B1B"/>
+          <w:sz w:val="21"/>
+          <w:szCs w:val="21"/>
+        </w:rPr>
+        <w:t xml:space="preserve"/>
+      </w:r>
+    </w:p>
+    <w:p>
+      <w:r>
+        <w:br w:type="page"/>
+      </w:r>
+    </w:p>
+    <w:p>
+      <w:pPr>
+        <w:spacing w:after="40"/>
+      </w:pPr>
+      <w:r>
+        <w:rPr>
+          <w:b/>
+          <w:bCs/>
+          <w:color w:val="1A5FB4"/>
+          <w:sz w:val="17"/>
+          <w:szCs w:val="17"/>
+          <w:spacing w:val="30"/>
+        </w:rPr>
+        <w:t xml:space="preserve">DAY 2 · YOUR PARTS</w:t>
+      </w:r>
+    </w:p>
+    <w:p>
+      <w:pPr>
+        <w:spacing w:after="110" w:line="276"/>
+      </w:pPr>
+      <w:r>
+        <w:rPr>
+          <w:color w:val="1B1B1B"/>
+          <w:sz w:val="21"/>
+          <w:szCs w:val="21"/>
+        </w:rPr>
+        <w:t xml:space="preserve"/>
+      </w:r>
+    </w:p>
+    <w:tbl>
+      <w:tblPr>
+        <w:tblW w:type="dxa" w:w="9360"/>
+        <w:tblBorders>
+          <w:top w:val="single" w:color="10243A" w:sz="8"/>
+          <w:left w:val="single" w:color="10243A" w:sz="8"/>
+          <w:bottom w:val="single" w:color="10243A" w:sz="8"/>
+          <w:right w:val="single" w:color="10243A" w:sz="8"/>
+          <w:insideH w:val="single" w:color="10243A" w:sz="8"/>
+          <w:insideV w:val="single" w:color="10243A" w:sz="8"/>
+        </w:tblBorders>
+      </w:tblPr>
+      <w:tblGrid>
+        <w:gridCol w:w="7100"/>
+        <w:gridCol w:w="2260"/>
+      </w:tblGrid>
+      <w:tr>
+        <w:tc>
+          <w:tcPr>
+            <w:tcW w:type="dxa" w:w="7100"/>
+            <w:shd w:fill="10243A" w:val="clear"/>
+            <w:tcMar>
+              <w:top w:type="dxa" w:w="100"/>
+              <w:left w:type="dxa" w:w="170"/>
+              <w:bottom w:type="dxa" w:w="100"/>
+              <w:right w:type="dxa" w:w="150"/>
+            </w:tcMar>
+          </w:tcPr>
+          <w:p>
+            <w:r>
+              <w:rPr>
+                <w:b/>
+                <w:bCs/>
+                <w:color w:val="FFFFFF"/>
+                <w:sz w:val="17"/>
+                <w:szCs w:val="17"/>
+                <w:spacing w:val="30"/>
+              </w:rPr>
+              <w:t xml:space="preserve">PART 8</w:t>
+            </w:r>
+            <w:r>
+              <w:rPr>
+                <w:b/>
+                <w:bCs/>
+                <w:color w:val="FFFFFF"/>
+                <w:sz w:val="17"/>
+                <w:szCs w:val="17"/>
+                <w:spacing w:val="20"/>
+              </w:rPr>
+              <w:t xml:space="preserve">    THE INTRO</w:t>
+            </w:r>
+          </w:p>
+        </w:tc>
+        <w:tc>
+          <w:tcPr>
+            <w:tcW w:type="dxa" w:w="2260"/>
+            <w:shd w:fill="10243A" w:val="clear"/>
+            <w:tcMar>
+              <w:top w:type="dxa" w:w="100"/>
+              <w:left w:type="dxa" w:w="150"/>
+              <w:bottom w:type="dxa" w:w="100"/>
+              <w:right w:type="dxa" w:w="170"/>
+            </w:tcMar>
+          </w:tcPr>
+          <w:p>
+            <w:pPr>
+              <w:jc w:val="right"/>
+            </w:pPr>
+            <w:r>
+              <w:rPr>
+                <w:b/>
+                <w:bCs/>
+                <w:color w:val="FFFFFF"/>
+                <w:sz w:val="17"/>
+                <w:szCs w:val="17"/>
+                <w:spacing w:val="20"/>
+              </w:rPr>
+              <w:t xml:space="preserve">MIN 0–8</w:t>
+            </w:r>
+          </w:p>
+        </w:tc>
+      </w:tr>
+    </w:tbl>
+    <w:tbl>
+      <w:tblPr>
+        <w:tblW w:type="dxa" w:w="9360"/>
+        <w:tblBorders>
+          <w:top w:val="single" w:color="10243A" w:sz="8"/>
+          <w:left w:val="single" w:color="10243A" w:sz="8"/>
+          <w:bottom w:val="single" w:color="10243A" w:sz="8"/>
+          <w:right w:val="single" w:color="10243A" w:sz="8"/>
+          <w:insideH w:val="single" w:color="10243A" w:sz="8"/>
+          <w:insideV w:val="single" w:color="10243A" w:sz="8"/>
+        </w:tblBorders>
+      </w:tblPr>
+      <w:tblGrid>
+        <w:gridCol w:w="9360"/>
+      </w:tblGrid>
+      <w:tr>
+        <w:tc>
+          <w:tcPr>
+            <w:tcW w:type="dxa" w:w="9360"/>
+            <w:shd w:fill="F2F5F8" w:val="clear"/>
+            <w:tcMar>
+              <w:top w:type="dxa" w:w="110"/>
+              <w:left w:type="dxa" w:w="170"/>
+              <w:bottom w:type="dxa" w:w="110"/>
+              <w:right w:type="dxa" w:w="170"/>
+            </w:tcMar>
+          </w:tcPr>
+          <w:p>
+            <w:pPr>
+              <w:spacing w:after="0" w:line="275"/>
+            </w:pPr>
+            <w:r>
+              <w:rPr>
+                <w:b/>
+                <w:bCs/>
+                <w:color w:val="10243A"/>
+                <w:sz w:val="15"/>
+                <w:szCs w:val="15"/>
+                <w:spacing w:val="20"/>
+              </w:rPr>
+              <w:t xml:space="preserve">CUE   </w:t>
+            </w:r>
+            <w:r>
+              <w:rPr>
+                <w:i/>
+                <w:iCs/>
+                <w:color w:val="5F6B79"/>
+                <w:sz w:val="19"/>
+                <w:szCs w:val="19"/>
+              </w:rPr>
+              <w:t xml:space="preserve">Do-now. They reopen Tuesday’s page two.</w:t>
+            </w:r>
+          </w:p>
+        </w:tc>
+      </w:tr>
+      <w:tr>
+        <w:tc>
+          <w:tcPr>
+            <w:tcW w:type="dxa" w:w="9360"/>
+            <w:tcMar>
+              <w:top w:type="dxa" w:w="170"/>
+              <w:left w:type="dxa" w:w="200"/>
+              <w:bottom w:type="dxa" w:w="150"/>
+              <w:right w:type="dxa" w:w="200"/>
+            </w:tcMar>
+          </w:tcPr>
+          <w:p>
+            <w:pPr>
+              <w:spacing w:after="130" w:line="320"/>
+            </w:pPr>
+            <w:r>
+              <w:rPr>
+                <w:color w:val="1B1B1B"/>
+                <w:sz w:val="23"/>
+                <w:szCs w:val="23"/>
+              </w:rPr>
+              <w:t xml:space="preserve">Pull up page two from Tuesday. Circle your three worst holes — the three things that bother you most about your own report.</w:t>
+            </w:r>
+          </w:p>
+          <w:p>
+            <w:pPr>
+              <w:spacing w:after="130" w:line="320"/>
+            </w:pPr>
+            <w:r>
+              <w:rPr>
+                <w:color w:val="1B1B1B"/>
+                <w:sz w:val="23"/>
+                <w:szCs w:val="23"/>
+              </w:rPr>
+              <w:t xml:space="preserve">Those three are what today is for. You get one interview. Marisa Vance, operations supervisor. Ray’s boss.</w:t>
+            </w:r>
+          </w:p>
+          <w:p>
+            <w:pPr>
+              <w:spacing w:after="130" w:line="320"/>
+            </w:pPr>
+            <w:r>
+              <w:rPr>
+                <w:color w:val="1B1B1B"/>
+                <w:sz w:val="23"/>
+                <w:szCs w:val="23"/>
+              </w:rPr>
+              <w:t xml:space="preserve">One interview. That is it. No second go, no follow-up call.</w:t>
+            </w:r>
+          </w:p>
+        </w:tc>
+      </w:tr>
+    </w:tbl>
+    <w:p>
+      <w:pPr>
+        <w:spacing w:after="230" w:line="276"/>
+      </w:pPr>
+      <w:r>
+        <w:rPr>
+          <w:color w:val="1B1B1B"/>
+          <w:sz w:val="21"/>
+          <w:szCs w:val="21"/>
+        </w:rPr>
+        <w:t xml:space="preserve"/>
+      </w:r>
+    </w:p>
+    <w:tbl>
+      <w:tblPr>
+        <w:tblW w:type="dxa" w:w="9360"/>
+        <w:tblBorders>
+          <w:top w:val="single" w:color="10243A" w:sz="8"/>
+          <w:left w:val="single" w:color="10243A" w:sz="8"/>
+          <w:bottom w:val="single" w:color="10243A" w:sz="8"/>
+          <w:right w:val="single" w:color="10243A" w:sz="8"/>
+          <w:insideH w:val="single" w:color="10243A" w:sz="8"/>
+          <w:insideV w:val="single" w:color="10243A" w:sz="8"/>
+        </w:tblBorders>
+      </w:tblPr>
+      <w:tblGrid>
+        <w:gridCol w:w="7100"/>
+        <w:gridCol w:w="2260"/>
+      </w:tblGrid>
+      <w:tr>
+        <w:tc>
+          <w:tcPr>
+            <w:tcW w:type="dxa" w:w="7100"/>
+            <w:shd w:fill="10243A" w:val="clear"/>
+            <w:tcMar>
+              <w:top w:type="dxa" w:w="100"/>
+              <w:left w:type="dxa" w:w="170"/>
+              <w:bottom w:type="dxa" w:w="100"/>
+              <w:right w:type="dxa" w:w="150"/>
+            </w:tcMar>
+          </w:tcPr>
+          <w:p>
+            <w:r>
+              <w:rPr>
+                <w:b/>
+                <w:bCs/>
+                <w:color w:val="FFFFFF"/>
+                <w:sz w:val="17"/>
+                <w:szCs w:val="17"/>
+                <w:spacing w:val="30"/>
+              </w:rPr>
+              <w:t xml:space="preserve">PART 9</w:t>
+            </w:r>
+            <w:r>
+              <w:rPr>
+                <w:b/>
+                <w:bCs/>
+                <w:color w:val="FFFFFF"/>
+                <w:sz w:val="17"/>
+                <w:szCs w:val="17"/>
+                <w:spacing w:val="20"/>
+              </w:rPr>
+              <w:t xml:space="preserve">    HOW TO ASK</w:t>
+            </w:r>
+          </w:p>
+        </w:tc>
+        <w:tc>
+          <w:tcPr>
+            <w:tcW w:type="dxa" w:w="2260"/>
+            <w:shd w:fill="10243A" w:val="clear"/>
+            <w:tcMar>
+              <w:top w:type="dxa" w:w="100"/>
+              <w:left w:type="dxa" w:w="150"/>
+              <w:bottom w:type="dxa" w:w="100"/>
+              <w:right w:type="dxa" w:w="170"/>
+            </w:tcMar>
+          </w:tcPr>
+          <w:p>
+            <w:pPr>
+              <w:jc w:val="right"/>
+            </w:pPr>
+            <w:r>
+              <w:rPr>
+                <w:b/>
+                <w:bCs/>
+                <w:color w:val="FFFFFF"/>
+                <w:sz w:val="17"/>
+                <w:szCs w:val="17"/>
+                <w:spacing w:val="20"/>
+              </w:rPr>
+              <w:t xml:space="preserve">MIN 8–18</w:t>
+            </w:r>
+          </w:p>
+        </w:tc>
+      </w:tr>
+    </w:tbl>
+    <w:tbl>
+      <w:tblPr>
+        <w:tblW w:type="dxa" w:w="9360"/>
+        <w:tblBorders>
+          <w:top w:val="single" w:color="10243A" w:sz="8"/>
+          <w:left w:val="single" w:color="10243A" w:sz="8"/>
+          <w:bottom w:val="single" w:color="10243A" w:sz="8"/>
+          <w:right w:val="single" w:color="10243A" w:sz="8"/>
+          <w:insideH w:val="single" w:color="10243A" w:sz="8"/>
+          <w:insideV w:val="single" w:color="10243A" w:sz="8"/>
+        </w:tblBorders>
+      </w:tblPr>
+      <w:tblGrid>
+        <w:gridCol w:w="9360"/>
+      </w:tblGrid>
+      <w:tr>
+        <w:tc>
+          <w:tcPr>
+            <w:tcW w:type="dxa" w:w="9360"/>
+            <w:shd w:fill="F2F5F8" w:val="clear"/>
+            <w:tcMar>
+              <w:top w:type="dxa" w:w="110"/>
+              <w:left w:type="dxa" w:w="170"/>
+              <w:bottom w:type="dxa" w:w="110"/>
+              <w:right w:type="dxa" w:w="170"/>
+            </w:tcMar>
+          </w:tcPr>
+          <w:p>
+            <w:pPr>
+              <w:spacing w:after="0" w:line="275"/>
+            </w:pPr>
+            <w:r>
+              <w:rPr>
+                <w:b/>
+                <w:bCs/>
+                <w:color w:val="10243A"/>
+                <w:sz w:val="15"/>
+                <w:szCs w:val="15"/>
+                <w:spacing w:val="20"/>
+              </w:rPr>
+              <w:t xml:space="preserve">CUE   </w:t>
+            </w:r>
+            <w:r>
+              <w:rPr>
+                <w:i/>
+                <w:iCs/>
+                <w:color w:val="5F6B79"/>
+                <w:sz w:val="19"/>
+                <w:szCs w:val="19"/>
+              </w:rPr>
+              <w:t xml:space="preserve">Mini-lesson off the five rules on file 3. Do the door example on the board.</w:t>
+            </w:r>
+          </w:p>
+        </w:tc>
+      </w:tr>
+      <w:tr>
+        <w:tc>
+          <w:tcPr>
+            <w:tcW w:type="dxa" w:w="9360"/>
+            <w:tcMar>
+              <w:top w:type="dxa" w:w="170"/>
+              <w:left w:type="dxa" w:w="200"/>
+              <w:bottom w:type="dxa" w:w="150"/>
+              <w:right w:type="dxa" w:w="200"/>
+            </w:tcMar>
+          </w:tcPr>
+          <w:p>
+            <w:pPr>
+              <w:spacing w:after="130" w:line="320"/>
+            </w:pPr>
+            <w:r>
+              <w:rPr>
+                <w:color w:val="1B1B1B"/>
+                <w:sz w:val="23"/>
+                <w:szCs w:val="23"/>
+              </w:rPr>
+              <w:t xml:space="preserve">Before you talk to her you have to know how to ask. Four things.</w:t>
+            </w:r>
+          </w:p>
+          <w:p>
+            <w:pPr>
+              <w:spacing w:after="130" w:line="320"/>
+            </w:pPr>
+            <w:r>
+              <w:rPr>
+                <w:color w:val="1B1B1B"/>
+                <w:sz w:val="23"/>
+                <w:szCs w:val="23"/>
+              </w:rPr>
+              <w:t xml:space="preserve">First. Open, not closed. Watch — “Was the door forced open?” What do I get? Yes or no. Now — “Describe the door.” What do I get? A paragraph. Same information. One question actually gets it.</w:t>
+            </w:r>
+          </w:p>
+          <w:p>
+            <w:pPr>
+              <w:spacing w:after="130" w:line="320"/>
+            </w:pPr>
+            <w:r>
+              <w:rPr>
+                <w:color w:val="1B1B1B"/>
+                <w:sz w:val="23"/>
+                <w:szCs w:val="23"/>
+              </w:rPr>
+              <w:t xml:space="preserve">Second. One fact per question. Ask two things at once and you get one answer, and you will not know which one she answered.</w:t>
+            </w:r>
+          </w:p>
+          <w:p>
+            <w:pPr>
+              <w:spacing w:after="130" w:line="320"/>
+            </w:pPr>
+            <w:r>
+              <w:rPr>
+                <w:color w:val="1B1B1B"/>
+                <w:sz w:val="23"/>
+                <w:szCs w:val="23"/>
+              </w:rPr>
+              <w:t xml:space="preserve">Third, and this is the big one. Never put the answer in the question. If I say “there were about ten laptops in there, right?” — she can just agree with me. And now there is a number in my report that I made up myself. I did not learn anything. I contaminated my own case.</w:t>
+            </w:r>
+          </w:p>
+          <w:p>
+            <w:pPr>
+              <w:spacing w:after="130" w:line="320"/>
+            </w:pPr>
+            <w:r>
+              <w:rPr>
+                <w:color w:val="1B1B1B"/>
+                <w:sz w:val="23"/>
+                <w:szCs w:val="23"/>
+              </w:rPr>
+              <w:t xml:space="preserve">Fourth. Always ask how she knows. Every fact in your report needs a source. “Vance stated she counted them Friday afternoon” is evidence. “There were nine laptops” is just a sentence.</w:t>
+            </w:r>
+          </w:p>
+        </w:tc>
+      </w:tr>
+    </w:tbl>
+    <w:p>
+      <w:pPr>
+        <w:spacing w:after="230" w:line="276"/>
+      </w:pPr>
+      <w:r>
+        <w:rPr>
+          <w:color w:val="1B1B1B"/>
+          <w:sz w:val="21"/>
+          <w:szCs w:val="21"/>
+        </w:rPr>
+        <w:t xml:space="preserve"/>
+      </w:r>
+    </w:p>
+    <w:tbl>
+      <w:tblPr>
+        <w:tblW w:type="dxa" w:w="9360"/>
+        <w:tblBorders>
+          <w:top w:val="single" w:color="9A3412" w:sz="8"/>
+          <w:left w:val="single" w:color="9A3412" w:sz="8"/>
+          <w:bottom w:val="single" w:color="9A3412" w:sz="8"/>
+          <w:right w:val="single" w:color="9A3412" w:sz="8"/>
+          <w:insideH w:val="single" w:color="9A3412" w:sz="8"/>
+          <w:insideV w:val="single" w:color="9A3412" w:sz="8"/>
+        </w:tblBorders>
+      </w:tblPr>
+      <w:tblGrid>
+        <w:gridCol w:w="7100"/>
+        <w:gridCol w:w="2260"/>
+      </w:tblGrid>
+      <w:tr>
+        <w:tc>
+          <w:tcPr>
+            <w:tcW w:type="dxa" w:w="7100"/>
+            <w:shd w:fill="9A3412" w:val="clear"/>
+            <w:tcMar>
+              <w:top w:type="dxa" w:w="100"/>
+              <w:left w:type="dxa" w:w="170"/>
+              <w:bottom w:type="dxa" w:w="100"/>
+              <w:right w:type="dxa" w:w="150"/>
+            </w:tcMar>
+          </w:tcPr>
+          <w:p>
+            <w:r>
+              <w:rPr>
+                <w:b/>
+                <w:bCs/>
+                <w:color w:val="FFFFFF"/>
+                <w:sz w:val="17"/>
+                <w:szCs w:val="17"/>
+                <w:spacing w:val="30"/>
+              </w:rPr>
+              <w:t xml:space="preserve">PART 10</w:t>
+            </w:r>
+            <w:r>
+              <w:rPr>
+                <w:b/>
+                <w:bCs/>
+                <w:color w:val="FFFFFF"/>
+                <w:sz w:val="17"/>
+                <w:szCs w:val="17"/>
+                <w:spacing w:val="20"/>
+              </w:rPr>
+              <w:t xml:space="preserve">    SEND-OFF — ASSIGNMENT 2A</w:t>
+            </w:r>
+          </w:p>
+        </w:tc>
+        <w:tc>
+          <w:tcPr>
+            <w:tcW w:type="dxa" w:w="2260"/>
+            <w:shd w:fill="9A3412" w:val="clear"/>
+            <w:tcMar>
+              <w:top w:type="dxa" w:w="100"/>
+              <w:left w:type="dxa" w:w="150"/>
+              <w:bottom w:type="dxa" w:w="100"/>
+              <w:right w:type="dxa" w:w="170"/>
+            </w:tcMar>
+          </w:tcPr>
+          <w:p>
+            <w:pPr>
+              <w:jc w:val="right"/>
+            </w:pPr>
+            <w:r>
+              <w:rPr>
+                <w:b/>
+                <w:bCs/>
+                <w:color w:val="FFFFFF"/>
+                <w:sz w:val="17"/>
+                <w:szCs w:val="17"/>
+                <w:spacing w:val="20"/>
+              </w:rPr>
+              <w:t xml:space="preserve">MIN 18</w:t>
+            </w:r>
+          </w:p>
+        </w:tc>
+      </w:tr>
+    </w:tbl>
+    <w:tbl>
+      <w:tblPr>
+        <w:tblW w:type="dxa" w:w="9360"/>
+        <w:tblBorders>
+          <w:top w:val="single" w:color="9A3412" w:sz="8"/>
+          <w:left w:val="single" w:color="9A3412" w:sz="8"/>
+          <w:bottom w:val="single" w:color="9A3412" w:sz="8"/>
+          <w:right w:val="single" w:color="9A3412" w:sz="8"/>
+          <w:insideH w:val="single" w:color="9A3412" w:sz="8"/>
+          <w:insideV w:val="single" w:color="9A3412" w:sz="8"/>
+        </w:tblBorders>
+      </w:tblPr>
+      <w:tblGrid>
+        <w:gridCol w:w="9360"/>
+      </w:tblGrid>
+      <w:tr>
+        <w:tc>
+          <w:tcPr>
+            <w:tcW w:type="dxa" w:w="9360"/>
+            <w:shd w:fill="FDF3EC" w:val="clear"/>
+            <w:tcMar>
+              <w:top w:type="dxa" w:w="110"/>
+              <w:left w:type="dxa" w:w="170"/>
+              <w:bottom w:type="dxa" w:w="110"/>
+              <w:right w:type="dxa" w:w="170"/>
+            </w:tcMar>
+          </w:tcPr>
+          <w:p>
+            <w:pPr>
+              <w:spacing w:after="0" w:line="275"/>
+            </w:pPr>
+            <w:r>
+              <w:rPr>
+                <w:b/>
+                <w:bCs/>
+                <w:color w:val="9A3412"/>
+                <w:sz w:val="15"/>
+                <w:szCs w:val="15"/>
+                <w:spacing w:val="20"/>
+              </w:rPr>
+              <w:t xml:space="preserve">CUE   </w:t>
+            </w:r>
+            <w:r>
+              <w:rPr>
+                <w:i/>
+                <w:iCs/>
+                <w:color w:val="5F6B79"/>
+                <w:sz w:val="19"/>
+                <w:szCs w:val="19"/>
+              </w:rPr>
+              <w:t xml:space="preserve">Interview Preparation. Fourteen minutes. They submit before anything else happens.</w:t>
+            </w:r>
+          </w:p>
+        </w:tc>
+      </w:tr>
+      <w:tr>
+        <w:tc>
+          <w:tcPr>
+            <w:tcW w:type="dxa" w:w="9360"/>
+            <w:tcMar>
+              <w:top w:type="dxa" w:w="170"/>
+              <w:left w:type="dxa" w:w="200"/>
+              <w:bottom w:type="dxa" w:w="150"/>
+              <w:right w:type="dxa" w:w="200"/>
+            </w:tcMar>
+          </w:tcPr>
+          <w:p>
+            <w:pPr>
+              <w:spacing w:after="130" w:line="320"/>
+            </w:pPr>
+            <w:r>
+              <w:rPr>
+                <w:color w:val="1B1B1B"/>
+                <w:sz w:val="23"/>
+                <w:szCs w:val="23"/>
+              </w:rPr>
+              <w:t xml:space="preserve">Interview Preparation is open in Canvas. Fourteen minutes.</w:t>
+            </w:r>
+          </w:p>
+          <w:p>
+            <w:pPr>
+              <w:spacing w:after="130" w:line="320"/>
+            </w:pPr>
+            <w:r>
+              <w:rPr>
+                <w:color w:val="1B1B1B"/>
+                <w:sz w:val="23"/>
+                <w:szCs w:val="23"/>
+              </w:rPr>
+              <w:t xml:space="preserve">Work down your gap list. For each hole, write the question. Write it out in full, the way you would actually say it to her.</w:t>
+            </w:r>
+          </w:p>
+          <w:p>
+            <w:pPr>
+              <w:spacing w:after="130" w:line="320"/>
+            </w:pPr>
+            <w:r>
+              <w:rPr>
+                <w:color w:val="1B1B1B"/>
+                <w:sz w:val="23"/>
+                <w:szCs w:val="23"/>
+              </w:rPr>
+              <w:t xml:space="preserve">Then submit it.</w:t>
+            </w:r>
+          </w:p>
+          <w:p>
+            <w:pPr>
+              <w:spacing w:after="130" w:line="320"/>
+            </w:pPr>
+            <w:r>
+              <w:rPr>
+                <w:color w:val="1B1B1B"/>
+                <w:sz w:val="23"/>
+                <w:szCs w:val="23"/>
+              </w:rPr>
+              <w:t xml:space="preserve">And here is the part you need to hear. You are not getting her statement until your questions are in. Weak questions, weak information. That is not me being awkward, that is the job.</w:t>
+            </w:r>
+          </w:p>
+          <w:p>
+            <w:pPr>
+              <w:spacing w:after="130" w:line="320"/>
+            </w:pPr>
+            <w:r>
+              <w:rPr>
+                <w:color w:val="1B1B1B"/>
+                <w:sz w:val="23"/>
+                <w:szCs w:val="23"/>
+              </w:rPr>
+              <w:t xml:space="preserve">Go.</w:t>
+            </w:r>
+          </w:p>
+        </w:tc>
+      </w:tr>
+    </w:tbl>
+    <w:p>
+      <w:pPr>
+        <w:spacing w:after="230" w:line="276"/>
+      </w:pPr>
+      <w:r>
+        <w:rPr>
+          <w:color w:val="1B1B1B"/>
+          <w:sz w:val="21"/>
+          <w:szCs w:val="21"/>
+        </w:rPr>
+        <w:t xml:space="preserve"/>
+      </w:r>
+    </w:p>
+    <w:tbl>
+      <w:tblPr>
+        <w:tblW w:type="dxa" w:w="9360"/>
+        <w:tblBorders>
+          <w:top w:val="single" w:color="10243A" w:sz="8"/>
+          <w:left w:val="single" w:color="10243A" w:sz="8"/>
+          <w:bottom w:val="single" w:color="10243A" w:sz="8"/>
+          <w:right w:val="single" w:color="10243A" w:sz="8"/>
+          <w:insideH w:val="single" w:color="10243A" w:sz="8"/>
+          <w:insideV w:val="single" w:color="10243A" w:sz="8"/>
+        </w:tblBorders>
+      </w:tblPr>
+      <w:tblGrid>
+        <w:gridCol w:w="7100"/>
+        <w:gridCol w:w="2260"/>
+      </w:tblGrid>
+      <w:tr>
+        <w:tc>
+          <w:tcPr>
+            <w:tcW w:type="dxa" w:w="7100"/>
+            <w:shd w:fill="10243A" w:val="clear"/>
+            <w:tcMar>
+              <w:top w:type="dxa" w:w="100"/>
+              <w:left w:type="dxa" w:w="170"/>
+              <w:bottom w:type="dxa" w:w="100"/>
+              <w:right w:type="dxa" w:w="150"/>
+            </w:tcMar>
+          </w:tcPr>
+          <w:p>
+            <w:r>
+              <w:rPr>
+                <w:b/>
+                <w:bCs/>
+                <w:color w:val="FFFFFF"/>
+                <w:sz w:val="17"/>
+                <w:szCs w:val="17"/>
+                <w:spacing w:val="30"/>
+              </w:rPr>
+              <w:t xml:space="preserve">PART 11</w:t>
+            </w:r>
+            <w:r>
+              <w:rPr>
+                <w:b/>
+                <w:bCs/>
+                <w:color w:val="FFFFFF"/>
+                <w:sz w:val="17"/>
+                <w:szCs w:val="17"/>
+                <w:spacing w:val="20"/>
+              </w:rPr>
+              <w:t xml:space="preserve">    THE GATE</w:t>
+            </w:r>
+          </w:p>
+        </w:tc>
+        <w:tc>
+          <w:tcPr>
+            <w:tcW w:type="dxa" w:w="2260"/>
+            <w:shd w:fill="10243A" w:val="clear"/>
+            <w:tcMar>
+              <w:top w:type="dxa" w:w="100"/>
+              <w:left w:type="dxa" w:w="150"/>
+              <w:bottom w:type="dxa" w:w="100"/>
+              <w:right w:type="dxa" w:w="170"/>
+            </w:tcMar>
+          </w:tcPr>
+          <w:p>
+            <w:pPr>
+              <w:jc w:val="right"/>
+            </w:pPr>
+            <w:r>
+              <w:rPr>
+                <w:b/>
+                <w:bCs/>
+                <w:color w:val="FFFFFF"/>
+                <w:sz w:val="17"/>
+                <w:szCs w:val="17"/>
+                <w:spacing w:val="20"/>
+              </w:rPr>
+              <w:t xml:space="preserve">MIN 32</w:t>
+            </w:r>
+          </w:p>
+        </w:tc>
+      </w:tr>
+    </w:tbl>
+    <w:tbl>
+      <w:tblPr>
+        <w:tblW w:type="dxa" w:w="9360"/>
+        <w:tblBorders>
+          <w:top w:val="single" w:color="10243A" w:sz="8"/>
+          <w:left w:val="single" w:color="10243A" w:sz="8"/>
+          <w:bottom w:val="single" w:color="10243A" w:sz="8"/>
+          <w:right w:val="single" w:color="10243A" w:sz="8"/>
+          <w:insideH w:val="single" w:color="10243A" w:sz="8"/>
+          <w:insideV w:val="single" w:color="10243A" w:sz="8"/>
+        </w:tblBorders>
+      </w:tblPr>
+      <w:tblGrid>
+        <w:gridCol w:w="9360"/>
+      </w:tblGrid>
+      <w:tr>
+        <w:tc>
+          <w:tcPr>
+            <w:tcW w:type="dxa" w:w="9360"/>
+            <w:shd w:fill="F2F5F8" w:val="clear"/>
+            <w:tcMar>
+              <w:top w:type="dxa" w:w="110"/>
+              <w:left w:type="dxa" w:w="170"/>
+              <w:bottom w:type="dxa" w:w="110"/>
+              <w:right w:type="dxa" w:w="170"/>
+            </w:tcMar>
+          </w:tcPr>
+          <w:p>
+            <w:pPr>
+              <w:spacing w:after="0" w:line="275"/>
+            </w:pPr>
+            <w:r>
+              <w:rPr>
+                <w:b/>
+                <w:bCs/>
+                <w:color w:val="10243A"/>
+                <w:sz w:val="15"/>
+                <w:szCs w:val="15"/>
+                <w:spacing w:val="20"/>
+              </w:rPr>
+              <w:t xml:space="preserve">CUE   </w:t>
+            </w:r>
+            <w:r>
+              <w:rPr>
+                <w:i/>
+                <w:iCs/>
+                <w:color w:val="5F6B79"/>
+                <w:sz w:val="19"/>
+                <w:szCs w:val="19"/>
+              </w:rPr>
+              <w:t xml:space="preserve">Hold this. Do not publish Assignment C until submissions are in. The whole lesson hangs here.</w:t>
+            </w:r>
+          </w:p>
+        </w:tc>
+      </w:tr>
+      <w:tr>
+        <w:tc>
+          <w:tcPr>
+            <w:tcW w:type="dxa" w:w="9360"/>
+            <w:tcMar>
+              <w:top w:type="dxa" w:w="170"/>
+              <w:left w:type="dxa" w:w="200"/>
+              <w:bottom w:type="dxa" w:w="150"/>
+              <w:right w:type="dxa" w:w="200"/>
+            </w:tcMar>
+          </w:tcPr>
+          <w:p>
+            <w:pPr>
+              <w:spacing w:after="130" w:line="320"/>
+            </w:pPr>
+            <w:r>
+              <w:rPr>
+                <w:color w:val="1B1B1B"/>
+                <w:sz w:val="23"/>
+                <w:szCs w:val="23"/>
+              </w:rPr>
+              <w:t xml:space="preserve">Pencils down. Submit. Everybody in?</w:t>
+            </w:r>
+          </w:p>
+          <w:p>
+            <w:pPr>
+              <w:spacing w:before="60" w:after="110" w:line="280"/>
+              <w:ind w:left="300"/>
+            </w:pPr>
+            <w:r>
+              <w:rPr>
+                <w:i/>
+                <w:iCs/>
+                <w:color w:val="5F6B79"/>
+                <w:sz w:val="19"/>
+                <w:szCs w:val="19"/>
+              </w:rPr>
+              <w:t xml:space="preserve">Check Canvas. Actually check. Then publish Assignment C and put file 4 on the board.</w:t>
+            </w:r>
+          </w:p>
+          <w:p>
+            <w:pPr>
+              <w:spacing w:after="130" w:line="320"/>
+            </w:pPr>
+            <w:r>
+              <w:rPr>
+                <w:color w:val="1B1B1B"/>
+                <w:sz w:val="23"/>
+                <w:szCs w:val="23"/>
+              </w:rPr>
+              <w:t xml:space="preserve">Okay. Here is what she said.</w:t>
+            </w:r>
+          </w:p>
+        </w:tc>
+      </w:tr>
+    </w:tbl>
+    <w:p>
+      <w:pPr>
+        <w:spacing w:after="230" w:line="276"/>
+      </w:pPr>
+      <w:r>
+        <w:rPr>
+          <w:color w:val="1B1B1B"/>
+          <w:sz w:val="21"/>
+          <w:szCs w:val="21"/>
+        </w:rPr>
+        <w:t xml:space="preserve"/>
+      </w:r>
+    </w:p>
+    <w:tbl>
+      <w:tblPr>
+        <w:tblW w:type="dxa" w:w="9360"/>
+        <w:tblBorders>
+          <w:top w:val="single" w:color="10243A" w:sz="8"/>
+          <w:left w:val="single" w:color="10243A" w:sz="8"/>
+          <w:bottom w:val="single" w:color="10243A" w:sz="8"/>
+          <w:right w:val="single" w:color="10243A" w:sz="8"/>
+          <w:insideH w:val="single" w:color="10243A" w:sz="8"/>
+          <w:insideV w:val="single" w:color="10243A" w:sz="8"/>
+        </w:tblBorders>
+      </w:tblPr>
+      <w:tblGrid>
+        <w:gridCol w:w="7100"/>
+        <w:gridCol w:w="2260"/>
+      </w:tblGrid>
+      <w:tr>
+        <w:tc>
+          <w:tcPr>
+            <w:tcW w:type="dxa" w:w="7100"/>
+            <w:shd w:fill="10243A" w:val="clear"/>
+            <w:tcMar>
+              <w:top w:type="dxa" w:w="100"/>
+              <w:left w:type="dxa" w:w="170"/>
+              <w:bottom w:type="dxa" w:w="100"/>
+              <w:right w:type="dxa" w:w="150"/>
+            </w:tcMar>
+          </w:tcPr>
+          <w:p>
+            <w:r>
+              <w:rPr>
+                <w:b/>
+                <w:bCs/>
+                <w:color w:val="FFFFFF"/>
+                <w:sz w:val="17"/>
+                <w:szCs w:val="17"/>
+                <w:spacing w:val="30"/>
+              </w:rPr>
+              <w:t xml:space="preserve">PART 12</w:t>
+            </w:r>
+            <w:r>
+              <w:rPr>
+                <w:b/>
+                <w:bCs/>
+                <w:color w:val="FFFFFF"/>
+                <w:sz w:val="17"/>
+                <w:szCs w:val="17"/>
+                <w:spacing w:val="20"/>
+              </w:rPr>
+              <w:t xml:space="preserve">    HANDING OFF TO VANCE</w:t>
+            </w:r>
+          </w:p>
+        </w:tc>
+        <w:tc>
+          <w:tcPr>
+            <w:tcW w:type="dxa" w:w="2260"/>
+            <w:shd w:fill="10243A" w:val="clear"/>
+            <w:tcMar>
+              <w:top w:type="dxa" w:w="100"/>
+              <w:left w:type="dxa" w:w="150"/>
+              <w:bottom w:type="dxa" w:w="100"/>
+              <w:right w:type="dxa" w:w="170"/>
+            </w:tcMar>
+          </w:tcPr>
+          <w:p>
+            <w:pPr>
+              <w:jc w:val="right"/>
+            </w:pPr>
+            <w:r>
+              <w:rPr>
+                <w:b/>
+                <w:bCs/>
+                <w:color w:val="FFFFFF"/>
+                <w:sz w:val="17"/>
+                <w:szCs w:val="17"/>
+                <w:spacing w:val="20"/>
+              </w:rPr>
+              <w:t xml:space="preserve">MIN 32–38</w:t>
+            </w:r>
+          </w:p>
+        </w:tc>
+      </w:tr>
+    </w:tbl>
+    <w:tbl>
+      <w:tblPr>
+        <w:tblW w:type="dxa" w:w="9360"/>
+        <w:tblBorders>
+          <w:top w:val="single" w:color="10243A" w:sz="8"/>
+          <w:left w:val="single" w:color="10243A" w:sz="8"/>
+          <w:bottom w:val="single" w:color="10243A" w:sz="8"/>
+          <w:right w:val="single" w:color="10243A" w:sz="8"/>
+          <w:insideH w:val="single" w:color="10243A" w:sz="8"/>
+          <w:insideV w:val="single" w:color="10243A" w:sz="8"/>
+        </w:tblBorders>
+      </w:tblPr>
+      <w:tblGrid>
+        <w:gridCol w:w="9360"/>
+      </w:tblGrid>
+      <w:tr>
+        <w:tc>
+          <w:tcPr>
+            <w:tcW w:type="dxa" w:w="9360"/>
+            <w:shd w:fill="F2F5F8" w:val="clear"/>
+            <w:tcMar>
+              <w:top w:type="dxa" w:w="110"/>
+              <w:left w:type="dxa" w:w="170"/>
+              <w:bottom w:type="dxa" w:w="110"/>
+              <w:right w:type="dxa" w:w="170"/>
+            </w:tcMar>
+          </w:tcPr>
+          <w:p>
+            <w:pPr>
+              <w:spacing w:after="0" w:line="275"/>
+            </w:pPr>
+            <w:r>
+              <w:rPr>
+                <w:b/>
+                <w:bCs/>
+                <w:color w:val="10243A"/>
+                <w:sz w:val="15"/>
+                <w:szCs w:val="15"/>
+                <w:spacing w:val="20"/>
+              </w:rPr>
+              <w:t xml:space="preserve">CUE   </w:t>
+            </w:r>
+            <w:r>
+              <w:rPr>
+                <w:i/>
+                <w:iCs/>
+                <w:color w:val="5F6B79"/>
+                <w:sz w:val="19"/>
+                <w:szCs w:val="19"/>
+              </w:rPr>
+              <w:t xml:space="preserve">Read all seven paragraphs straight through. Do not comment while you read.</w:t>
+            </w:r>
+          </w:p>
+        </w:tc>
+      </w:tr>
+      <w:tr>
+        <w:tc>
+          <w:tcPr>
+            <w:tcW w:type="dxa" w:w="9360"/>
+            <w:tcMar>
+              <w:top w:type="dxa" w:w="170"/>
+              <w:left w:type="dxa" w:w="200"/>
+              <w:bottom w:type="dxa" w:w="150"/>
+              <w:right w:type="dxa" w:w="200"/>
+            </w:tcMar>
+          </w:tcPr>
+          <w:p>
+            <w:pPr>
+              <w:spacing w:after="130" w:line="320"/>
+            </w:pPr>
+            <w:r>
+              <w:rPr>
+                <w:color w:val="1B1B1B"/>
+                <w:sz w:val="23"/>
+                <w:szCs w:val="23"/>
+              </w:rPr>
+              <w:t xml:space="preserve">I am going to read this straight through. Do not write yet. Just listen.</w:t>
+            </w:r>
+          </w:p>
+          <w:p>
+            <w:pPr>
+              <w:spacing w:before="60" w:after="110" w:line="280"/>
+              <w:ind w:left="300"/>
+            </w:pPr>
+            <w:r>
+              <w:rPr>
+                <w:i/>
+                <w:iCs/>
+                <w:color w:val="5F6B79"/>
+                <w:sz w:val="19"/>
+                <w:szCs w:val="19"/>
+              </w:rPr>
+              <w:t xml:space="preserve">Read all seven paragraphs. No commentary, no eyebrows, nothing.</w:t>
+            </w:r>
+          </w:p>
+          <w:p>
+            <w:pPr>
+              <w:spacing w:after="130" w:line="320"/>
+            </w:pPr>
+            <w:r>
+              <w:rPr>
+                <w:color w:val="1B1B1B"/>
+                <w:sz w:val="23"/>
+                <w:szCs w:val="23"/>
+              </w:rPr>
+              <w:t xml:space="preserve">Now look at your question sheet. Some of what you asked is in there. Some of it is not — and that is also information.</w:t>
+            </w:r>
+          </w:p>
+        </w:tc>
+      </w:tr>
+    </w:tbl>
+    <w:p>
+      <w:pPr>
+        <w:spacing w:after="230" w:line="276"/>
+      </w:pPr>
+      <w:r>
+        <w:rPr>
+          <w:color w:val="1B1B1B"/>
+          <w:sz w:val="21"/>
+          <w:szCs w:val="21"/>
+        </w:rPr>
+        <w:t xml:space="preserve"/>
+      </w:r>
+    </w:p>
+    <w:tbl>
+      <w:tblPr>
+        <w:tblW w:type="dxa" w:w="9360"/>
+        <w:tblBorders>
+          <w:top w:val="single" w:color="10243A" w:sz="8"/>
+          <w:left w:val="single" w:color="10243A" w:sz="8"/>
+          <w:bottom w:val="single" w:color="10243A" w:sz="8"/>
+          <w:right w:val="single" w:color="10243A" w:sz="8"/>
+          <w:insideH w:val="single" w:color="10243A" w:sz="8"/>
+          <w:insideV w:val="single" w:color="10243A" w:sz="8"/>
+        </w:tblBorders>
+      </w:tblPr>
+      <w:tblGrid>
+        <w:gridCol w:w="7100"/>
+        <w:gridCol w:w="2260"/>
+      </w:tblGrid>
+      <w:tr>
+        <w:tc>
+          <w:tcPr>
+            <w:tcW w:type="dxa" w:w="7100"/>
+            <w:shd w:fill="10243A" w:val="clear"/>
+            <w:tcMar>
+              <w:top w:type="dxa" w:w="100"/>
+              <w:left w:type="dxa" w:w="170"/>
+              <w:bottom w:type="dxa" w:w="100"/>
+              <w:right w:type="dxa" w:w="150"/>
+            </w:tcMar>
+          </w:tcPr>
+          <w:p>
+            <w:r>
+              <w:rPr>
+                <w:b/>
+                <w:bCs/>
+                <w:color w:val="FFFFFF"/>
+                <w:sz w:val="17"/>
+                <w:szCs w:val="17"/>
+                <w:spacing w:val="30"/>
+              </w:rPr>
+              <w:t xml:space="preserve">PART 13</w:t>
+            </w:r>
+            <w:r>
+              <w:rPr>
+                <w:b/>
+                <w:bCs/>
+                <w:color w:val="FFFFFF"/>
+                <w:sz w:val="17"/>
+                <w:szCs w:val="17"/>
+                <w:spacing w:val="20"/>
+              </w:rPr>
+              <w:t xml:space="preserve">    THE NOTES</w:t>
+            </w:r>
+          </w:p>
+        </w:tc>
+        <w:tc>
+          <w:tcPr>
+            <w:tcW w:type="dxa" w:w="2260"/>
+            <w:shd w:fill="10243A" w:val="clear"/>
+            <w:tcMar>
+              <w:top w:type="dxa" w:w="100"/>
+              <w:left w:type="dxa" w:w="150"/>
+              <w:bottom w:type="dxa" w:w="100"/>
+              <w:right w:type="dxa" w:w="170"/>
+            </w:tcMar>
+          </w:tcPr>
+          <w:p>
+            <w:pPr>
+              <w:jc w:val="right"/>
+            </w:pPr>
+            <w:r>
+              <w:rPr>
+                <w:b/>
+                <w:bCs/>
+                <w:color w:val="FFFFFF"/>
+                <w:sz w:val="17"/>
+                <w:szCs w:val="17"/>
+                <w:spacing w:val="20"/>
+              </w:rPr>
+              <w:t xml:space="preserve">MIN 38–55</w:t>
+            </w:r>
+          </w:p>
+        </w:tc>
+      </w:tr>
+    </w:tbl>
+    <w:tbl>
+      <w:tblPr>
+        <w:tblW w:type="dxa" w:w="9360"/>
+        <w:tblBorders>
+          <w:top w:val="single" w:color="10243A" w:sz="8"/>
+          <w:left w:val="single" w:color="10243A" w:sz="8"/>
+          <w:bottom w:val="single" w:color="10243A" w:sz="8"/>
+          <w:right w:val="single" w:color="10243A" w:sz="8"/>
+          <w:insideH w:val="single" w:color="10243A" w:sz="8"/>
+          <w:insideV w:val="single" w:color="10243A" w:sz="8"/>
+        </w:tblBorders>
+      </w:tblPr>
+      <w:tblGrid>
+        <w:gridCol w:w="9360"/>
+      </w:tblGrid>
+      <w:tr>
+        <w:tc>
+          <w:tcPr>
+            <w:tcW w:type="dxa" w:w="9360"/>
+            <w:shd w:fill="F2F5F8" w:val="clear"/>
+            <w:tcMar>
+              <w:top w:type="dxa" w:w="110"/>
+              <w:left w:type="dxa" w:w="170"/>
+              <w:bottom w:type="dxa" w:w="110"/>
+              <w:right w:type="dxa" w:w="170"/>
+            </w:tcMar>
+          </w:tcPr>
+          <w:p>
+            <w:pPr>
+              <w:spacing w:after="0" w:line="275"/>
+            </w:pPr>
+            <w:r>
+              <w:rPr>
+                <w:b/>
+                <w:bCs/>
+                <w:color w:val="10243A"/>
+                <w:sz w:val="15"/>
+                <w:szCs w:val="15"/>
+                <w:spacing w:val="20"/>
+              </w:rPr>
+              <w:t xml:space="preserve">CUE   </w:t>
+            </w:r>
+            <w:r>
+              <w:rPr>
+                <w:i/>
+                <w:iCs/>
+                <w:color w:val="5F6B79"/>
+                <w:sz w:val="19"/>
+                <w:szCs w:val="19"/>
+              </w:rPr>
+              <w:t xml:space="preserve">They work her statement for anything new. Attribution is the whole skill here.</w:t>
+            </w:r>
+          </w:p>
+        </w:tc>
+      </w:tr>
+      <w:tr>
+        <w:tc>
+          <w:tcPr>
+            <w:tcW w:type="dxa" w:w="9360"/>
+            <w:tcMar>
+              <w:top w:type="dxa" w:w="170"/>
+              <w:left w:type="dxa" w:w="200"/>
+              <w:bottom w:type="dxa" w:w="150"/>
+              <w:right w:type="dxa" w:w="200"/>
+            </w:tcMar>
+          </w:tcPr>
+          <w:p>
+            <w:pPr>
+              <w:spacing w:after="130" w:line="320"/>
+            </w:pPr>
+            <w:r>
+              <w:rPr>
+                <w:color w:val="1B1B1B"/>
+                <w:sz w:val="23"/>
+                <w:szCs w:val="23"/>
+              </w:rPr>
+              <w:t xml:space="preserve">Seventeen minutes. Go through her statement and pull out everything that is new.</w:t>
+            </w:r>
+          </w:p>
+          <w:p>
+            <w:pPr>
+              <w:spacing w:after="130" w:line="320"/>
+            </w:pPr>
+            <w:r>
+              <w:rPr>
+                <w:color w:val="1B1B1B"/>
+                <w:sz w:val="23"/>
+                <w:szCs w:val="23"/>
+              </w:rPr>
+              <w:t xml:space="preserve">One rule. Every line you write gets a name on it. Not “the door was unlocked” — “Vance stated the door is on a timer.” Not “there were nine laptops” — “Vance stated she counted nine on Friday afternoon.”</w:t>
+            </w:r>
+          </w:p>
+          <w:p>
+            <w:pPr>
+              <w:spacing w:after="130" w:line="320"/>
+            </w:pPr>
+            <w:r>
+              <w:rPr>
+                <w:color w:val="1B1B1B"/>
+                <w:sz w:val="23"/>
+                <w:szCs w:val="23"/>
+              </w:rPr>
+              <w:t xml:space="preserve">Everything gets attributed. Every single thing.</w:t>
+            </w:r>
+          </w:p>
+        </w:tc>
+      </w:tr>
+    </w:tbl>
+    <w:p>
+      <w:pPr>
+        <w:spacing w:after="230" w:line="276"/>
+      </w:pPr>
+      <w:r>
+        <w:rPr>
+          <w:color w:val="1B1B1B"/>
+          <w:sz w:val="21"/>
+          <w:szCs w:val="21"/>
+        </w:rPr>
+        <w:t xml:space="preserve"/>
+      </w:r>
+    </w:p>
+    <w:tbl>
+      <w:tblPr>
+        <w:tblW w:type="dxa" w:w="9360"/>
+        <w:tblBorders>
+          <w:top w:val="single" w:color="9A3412" w:sz="8"/>
+          <w:left w:val="single" w:color="9A3412" w:sz="8"/>
+          <w:bottom w:val="single" w:color="9A3412" w:sz="8"/>
+          <w:right w:val="single" w:color="9A3412" w:sz="8"/>
+          <w:insideH w:val="single" w:color="9A3412" w:sz="8"/>
+          <w:insideV w:val="single" w:color="9A3412" w:sz="8"/>
+        </w:tblBorders>
+      </w:tblPr>
+      <w:tblGrid>
+        <w:gridCol w:w="7100"/>
+        <w:gridCol w:w="2260"/>
+      </w:tblGrid>
+      <w:tr>
+        <w:tc>
+          <w:tcPr>
+            <w:tcW w:type="dxa" w:w="7100"/>
+            <w:shd w:fill="9A3412" w:val="clear"/>
+            <w:tcMar>
+              <w:top w:type="dxa" w:w="100"/>
+              <w:left w:type="dxa" w:w="170"/>
+              <w:bottom w:type="dxa" w:w="100"/>
+              <w:right w:type="dxa" w:w="150"/>
+            </w:tcMar>
+          </w:tcPr>
+          <w:p>
+            <w:r>
+              <w:rPr>
+                <w:b/>
+                <w:bCs/>
+                <w:color w:val="FFFFFF"/>
+                <w:sz w:val="17"/>
+                <w:szCs w:val="17"/>
+                <w:spacing w:val="30"/>
+              </w:rPr>
+              <w:t xml:space="preserve">PART 14</w:t>
+            </w:r>
+            <w:r>
+              <w:rPr>
+                <w:b/>
+                <w:bCs/>
+                <w:color w:val="FFFFFF"/>
+                <w:sz w:val="17"/>
+                <w:szCs w:val="17"/>
+                <w:spacing w:val="20"/>
+              </w:rPr>
+              <w:t xml:space="preserve">    SEND-OFF — ASSIGNMENT 2B</w:t>
+            </w:r>
+          </w:p>
+        </w:tc>
+        <w:tc>
+          <w:tcPr>
+            <w:tcW w:type="dxa" w:w="2260"/>
+            <w:shd w:fill="9A3412" w:val="clear"/>
+            <w:tcMar>
+              <w:top w:type="dxa" w:w="100"/>
+              <w:left w:type="dxa" w:w="150"/>
+              <w:bottom w:type="dxa" w:w="100"/>
+              <w:right w:type="dxa" w:w="170"/>
+            </w:tcMar>
+          </w:tcPr>
+          <w:p>
+            <w:pPr>
+              <w:jc w:val="right"/>
+            </w:pPr>
+            <w:r>
+              <w:rPr>
+                <w:b/>
+                <w:bCs/>
+                <w:color w:val="FFFFFF"/>
+                <w:sz w:val="17"/>
+                <w:szCs w:val="17"/>
+                <w:spacing w:val="20"/>
+              </w:rPr>
+              <w:t xml:space="preserve">MIN 55</w:t>
+            </w:r>
+          </w:p>
+        </w:tc>
+      </w:tr>
+    </w:tbl>
+    <w:tbl>
+      <w:tblPr>
+        <w:tblW w:type="dxa" w:w="9360"/>
+        <w:tblBorders>
+          <w:top w:val="single" w:color="9A3412" w:sz="8"/>
+          <w:left w:val="single" w:color="9A3412" w:sz="8"/>
+          <w:bottom w:val="single" w:color="9A3412" w:sz="8"/>
+          <w:right w:val="single" w:color="9A3412" w:sz="8"/>
+          <w:insideH w:val="single" w:color="9A3412" w:sz="8"/>
+          <w:insideV w:val="single" w:color="9A3412" w:sz="8"/>
+        </w:tblBorders>
+      </w:tblPr>
+      <w:tblGrid>
+        <w:gridCol w:w="9360"/>
+      </w:tblGrid>
+      <w:tr>
+        <w:tc>
+          <w:tcPr>
+            <w:tcW w:type="dxa" w:w="9360"/>
+            <w:shd w:fill="FDF3EC" w:val="clear"/>
+            <w:tcMar>
+              <w:top w:type="dxa" w:w="110"/>
+              <w:left w:type="dxa" w:w="170"/>
+              <w:bottom w:type="dxa" w:w="110"/>
+              <w:right w:type="dxa" w:w="170"/>
+            </w:tcMar>
+          </w:tcPr>
+          <w:p>
+            <w:pPr>
+              <w:spacing w:after="0" w:line="275"/>
+            </w:pPr>
+            <w:r>
+              <w:rPr>
+                <w:b/>
+                <w:bCs/>
+                <w:color w:val="9A3412"/>
+                <w:sz w:val="15"/>
+                <w:szCs w:val="15"/>
+                <w:spacing w:val="20"/>
+              </w:rPr>
+              <w:t xml:space="preserve">CUE   </w:t>
+            </w:r>
+            <w:r>
+              <w:rPr>
+                <w:i/>
+                <w:iCs/>
+                <w:color w:val="5F6B79"/>
+                <w:sz w:val="19"/>
+                <w:szCs w:val="19"/>
+              </w:rPr>
+              <w:t xml:space="preserve">Supplemental Report, same Canvas assignment as her statement. Twenty-five minutes.</w:t>
+            </w:r>
+          </w:p>
+        </w:tc>
+      </w:tr>
+      <w:tr>
+        <w:tc>
+          <w:tcPr>
+            <w:tcW w:type="dxa" w:w="9360"/>
+            <w:tcMar>
+              <w:top w:type="dxa" w:w="170"/>
+              <w:left w:type="dxa" w:w="200"/>
+              <w:bottom w:type="dxa" w:w="150"/>
+              <w:right w:type="dxa" w:w="200"/>
+            </w:tcMar>
+          </w:tcPr>
+          <w:p>
+            <w:pPr>
+              <w:spacing w:after="130" w:line="320"/>
+            </w:pPr>
+            <w:r>
+              <w:rPr>
+                <w:color w:val="1B1B1B"/>
+                <w:sz w:val="23"/>
+                <w:szCs w:val="23"/>
+              </w:rPr>
+              <w:t xml:space="preserve">Supplemental Report, same assignment. Twenty-five minutes.</w:t>
+            </w:r>
+          </w:p>
+          <w:p>
+            <w:pPr>
+              <w:spacing w:after="130" w:line="320"/>
+            </w:pPr>
+            <w:r>
+              <w:rPr>
+                <w:color w:val="1B1B1B"/>
+                <w:sz w:val="23"/>
+                <w:szCs w:val="23"/>
+              </w:rPr>
+              <w:t xml:space="preserve">A supplement adds to your original report. It does not repeat it and it does not replace it. New information only.</w:t>
+            </w:r>
+          </w:p>
+          <w:p>
+            <w:pPr>
+              <w:spacing w:after="130" w:line="320"/>
+            </w:pPr>
+            <w:r>
+              <w:rPr>
+                <w:color w:val="1B1B1B"/>
+                <w:sz w:val="23"/>
+                <w:szCs w:val="23"/>
+              </w:rPr>
+              <w:t xml:space="preserve">Block 3 is the one that was empty on Tuesday — property. You can fill it in now. Nine laptops, Dell, asset tags, what they cost. And you say who told you.</w:t>
+            </w:r>
+          </w:p>
+          <w:p>
+            <w:pPr>
+              <w:spacing w:after="130" w:line="320"/>
+            </w:pPr>
+            <w:r>
+              <w:rPr>
+                <w:color w:val="1B1B1B"/>
+                <w:sz w:val="23"/>
+                <w:szCs w:val="23"/>
+              </w:rPr>
+              <w:t xml:space="preserve">Go.</w:t>
+            </w:r>
+          </w:p>
+        </w:tc>
+      </w:tr>
+    </w:tbl>
+    <w:p>
+      <w:pPr>
+        <w:spacing w:after="230" w:line="276"/>
+      </w:pPr>
+      <w:r>
+        <w:rPr>
+          <w:color w:val="1B1B1B"/>
+          <w:sz w:val="21"/>
+          <w:szCs w:val="21"/>
+        </w:rPr>
+        <w:t xml:space="preserve"/>
+      </w:r>
+    </w:p>
+    <w:tbl>
+      <w:tblPr>
+        <w:tblW w:type="dxa" w:w="9360"/>
+        <w:tblBorders>
+          <w:top w:val="single" w:color="10243A" w:sz="8"/>
+          <w:left w:val="single" w:color="10243A" w:sz="8"/>
+          <w:bottom w:val="single" w:color="10243A" w:sz="8"/>
+          <w:right w:val="single" w:color="10243A" w:sz="8"/>
+          <w:insideH w:val="single" w:color="10243A" w:sz="8"/>
+          <w:insideV w:val="single" w:color="10243A" w:sz="8"/>
+        </w:tblBorders>
+      </w:tblPr>
+      <w:tblGrid>
+        <w:gridCol w:w="7100"/>
+        <w:gridCol w:w="2260"/>
+      </w:tblGrid>
+      <w:tr>
+        <w:tc>
+          <w:tcPr>
+            <w:tcW w:type="dxa" w:w="7100"/>
+            <w:shd w:fill="10243A" w:val="clear"/>
+            <w:tcMar>
+              <w:top w:type="dxa" w:w="100"/>
+              <w:left w:type="dxa" w:w="170"/>
+              <w:bottom w:type="dxa" w:w="100"/>
+              <w:right w:type="dxa" w:w="150"/>
+            </w:tcMar>
+          </w:tcPr>
+          <w:p>
+            <w:r>
+              <w:rPr>
+                <w:b/>
+                <w:bCs/>
+                <w:color w:val="FFFFFF"/>
+                <w:sz w:val="17"/>
+                <w:szCs w:val="17"/>
+                <w:spacing w:val="30"/>
+              </w:rPr>
+              <w:t xml:space="preserve">PART 15</w:t>
+            </w:r>
+            <w:r>
+              <w:rPr>
+                <w:b/>
+                <w:bCs/>
+                <w:color w:val="FFFFFF"/>
+                <w:sz w:val="17"/>
+                <w:szCs w:val="17"/>
+                <w:spacing w:val="20"/>
+              </w:rPr>
+              <w:t xml:space="preserve">    THE CONTRADICTION — THE LANDING</w:t>
+            </w:r>
+          </w:p>
+        </w:tc>
+        <w:tc>
+          <w:tcPr>
+            <w:tcW w:type="dxa" w:w="2260"/>
+            <w:shd w:fill="10243A" w:val="clear"/>
+            <w:tcMar>
+              <w:top w:type="dxa" w:w="100"/>
+              <w:left w:type="dxa" w:w="150"/>
+              <w:bottom w:type="dxa" w:w="100"/>
+              <w:right w:type="dxa" w:w="170"/>
+            </w:tcMar>
+          </w:tcPr>
+          <w:p>
+            <w:pPr>
+              <w:jc w:val="right"/>
+            </w:pPr>
+            <w:r>
+              <w:rPr>
+                <w:b/>
+                <w:bCs/>
+                <w:color w:val="FFFFFF"/>
+                <w:sz w:val="17"/>
+                <w:szCs w:val="17"/>
+                <w:spacing w:val="20"/>
+              </w:rPr>
+              <w:t xml:space="preserve">MIN 80–90</w:t>
+            </w:r>
+          </w:p>
+        </w:tc>
+      </w:tr>
+    </w:tbl>
+    <w:tbl>
+      <w:tblPr>
+        <w:tblW w:type="dxa" w:w="9360"/>
+        <w:tblBorders>
+          <w:top w:val="single" w:color="10243A" w:sz="8"/>
+          <w:left w:val="single" w:color="10243A" w:sz="8"/>
+          <w:bottom w:val="single" w:color="10243A" w:sz="8"/>
+          <w:right w:val="single" w:color="10243A" w:sz="8"/>
+          <w:insideH w:val="single" w:color="10243A" w:sz="8"/>
+          <w:insideV w:val="single" w:color="10243A" w:sz="8"/>
+        </w:tblBorders>
+      </w:tblPr>
+      <w:tblGrid>
+        <w:gridCol w:w="9360"/>
+      </w:tblGrid>
+      <w:tr>
+        <w:tc>
+          <w:tcPr>
+            <w:tcW w:type="dxa" w:w="9360"/>
+            <w:shd w:fill="F2F5F8" w:val="clear"/>
+            <w:tcMar>
+              <w:top w:type="dxa" w:w="110"/>
+              <w:left w:type="dxa" w:w="170"/>
+              <w:bottom w:type="dxa" w:w="110"/>
+              <w:right w:type="dxa" w:w="170"/>
+            </w:tcMar>
+          </w:tcPr>
+          <w:p>
+            <w:pPr>
+              <w:spacing w:after="0" w:line="275"/>
+            </w:pPr>
+            <w:r>
+              <w:rPr>
+                <w:b/>
+                <w:bCs/>
+                <w:color w:val="10243A"/>
+                <w:sz w:val="15"/>
+                <w:szCs w:val="15"/>
+                <w:spacing w:val="20"/>
+              </w:rPr>
+              <w:t xml:space="preserve">CUE   </w:t>
+            </w:r>
+            <w:r>
+              <w:rPr>
+                <w:i/>
+                <w:iCs/>
+                <w:color w:val="5F6B79"/>
+                <w:sz w:val="19"/>
+                <w:szCs w:val="19"/>
+              </w:rPr>
+              <w:t xml:space="preserve">Stop everyone. Put both lines side by side on the board. This is the most valuable ten minutes in either block.</w:t>
+            </w:r>
+          </w:p>
+        </w:tc>
+      </w:tr>
+      <w:tr>
+        <w:tc>
+          <w:tcPr>
+            <w:tcW w:type="dxa" w:w="9360"/>
+            <w:tcMar>
+              <w:top w:type="dxa" w:w="170"/>
+              <w:left w:type="dxa" w:w="200"/>
+              <w:bottom w:type="dxa" w:w="150"/>
+              <w:right w:type="dxa" w:w="200"/>
+            </w:tcMar>
+          </w:tcPr>
+          <w:p>
+            <w:pPr>
+              <w:spacing w:after="130" w:line="320"/>
+            </w:pPr>
+            <w:r>
+              <w:rPr>
+                <w:color w:val="1B1B1B"/>
+                <w:sz w:val="23"/>
+                <w:szCs w:val="23"/>
+              </w:rPr>
+              <w:t xml:space="preserve">Stop. Everybody look up.</w:t>
+            </w:r>
+          </w:p>
+          <w:p>
+            <w:pPr>
+              <w:spacing w:before="60" w:after="110" w:line="280"/>
+              <w:ind w:left="300"/>
+            </w:pPr>
+            <w:r>
+              <w:rPr>
+                <w:i/>
+                <w:iCs/>
+                <w:color w:val="5F6B79"/>
+                <w:sz w:val="19"/>
+                <w:szCs w:val="19"/>
+              </w:rPr>
+              <w:t xml:space="preserve">Put both lines on the board, side by side.</w:t>
+            </w:r>
+          </w:p>
+          <w:p>
+            <w:pPr>
+              <w:spacing w:after="130" w:line="320"/>
+            </w:pPr>
+            <w:r>
+              <w:rPr>
+                <w:color w:val="1B1B1B"/>
+                <w:sz w:val="23"/>
+                <w:szCs w:val="23"/>
+              </w:rPr>
+              <w:t xml:space="preserve">Delgado told you the back door should not be unlocked after ten.</w:t>
+            </w:r>
+          </w:p>
+          <w:p>
+            <w:pPr>
+              <w:spacing w:after="130" w:line="320"/>
+            </w:pPr>
+            <w:r>
+              <w:rPr>
+                <w:color w:val="1B1B1B"/>
+                <w:sz w:val="23"/>
+                <w:szCs w:val="23"/>
+              </w:rPr>
+              <w:t xml:space="preserve">Vance told you it is on a timer that locks at nine — but that it does not always catch, and she has put in two work orders nobody answered.</w:t>
+            </w:r>
+          </w:p>
+          <w:p>
+            <w:pPr>
+              <w:spacing w:after="130" w:line="320"/>
+            </w:pPr>
+            <w:r>
+              <w:rPr>
+                <w:color w:val="1B1B1B"/>
+                <w:sz w:val="23"/>
+                <w:szCs w:val="23"/>
+              </w:rPr>
+              <w:t xml:space="preserve">Those do not match. So which one of them lied to you?</w:t>
+            </w:r>
+          </w:p>
+          <w:p>
+            <w:pPr>
+              <w:spacing w:before="60" w:after="110" w:line="280"/>
+              <w:ind w:left="300"/>
+            </w:pPr>
+            <w:r>
+              <w:rPr>
+                <w:i/>
+                <w:iCs/>
+                <w:color w:val="5F6B79"/>
+                <w:sz w:val="19"/>
+                <w:szCs w:val="19"/>
+              </w:rPr>
+              <w:t xml:space="preserve">Take it. Let them argue. Then land it.</w:t>
+            </w:r>
+          </w:p>
+          <w:p>
+            <w:pPr>
+              <w:spacing w:after="130" w:line="320"/>
+            </w:pPr>
+            <w:r>
+              <w:rPr>
+                <w:color w:val="1B1B1B"/>
+                <w:sz w:val="23"/>
+                <w:szCs w:val="23"/>
+              </w:rPr>
+              <w:t xml:space="preserve">Neither. Neither one of them lied to you. They each know a piece of it. Ray knows the rule. Vance knows the rule and she knows the door is broken.</w:t>
+            </w:r>
+          </w:p>
+          <w:p>
+            <w:pPr>
+              <w:spacing w:after="130" w:line="320"/>
+            </w:pPr>
+            <w:r>
+              <w:rPr>
+                <w:color w:val="1B1B1B"/>
+                <w:sz w:val="23"/>
+                <w:szCs w:val="23"/>
+              </w:rPr>
+              <w:t xml:space="preserve">You do not get to pick a winner. You are not the judge and you are not the jury. You write both, you put a name on each one, and you let the investigation sort it out.</w:t>
+            </w:r>
+          </w:p>
+          <w:p>
+            <w:pPr>
+              <w:spacing w:after="130" w:line="320"/>
+            </w:pPr>
+            <w:r>
+              <w:rPr>
+                <w:color w:val="1B1B1B"/>
+                <w:sz w:val="23"/>
+                <w:szCs w:val="23"/>
+              </w:rPr>
+              <w:t xml:space="preserve">Exit ticket. One sentence. Write the sentence you would actually put in your report that handles both of them. One sentence and you are out.</w:t>
+            </w:r>
+          </w:p>
+        </w:tc>
+      </w:tr>
+    </w:tbl>
+    <w:p>
+      <w:pPr>
+        <w:spacing w:after="230" w:line="276"/>
+      </w:pPr>
+      <w:r>
+        <w:rPr>
+          <w:color w:val="1B1B1B"/>
+          <w:sz w:val="21"/>
+          <w:szCs w:val="21"/>
+        </w:rPr>
+        <w:t xml:space="preserve"/>
+      </w:r>
+    </w:p>
+    <w:tbl>
+      <w:tblPr>
+        <w:tblW w:type="dxa" w:w="9360"/>
+        <w:tblBorders>
+          <w:top w:val="single" w:color="10243A" w:sz="8"/>
+          <w:left w:val="single" w:color="10243A" w:sz="8"/>
+          <w:bottom w:val="single" w:color="10243A" w:sz="8"/>
+          <w:right w:val="single" w:color="10243A" w:sz="8"/>
+          <w:insideH w:val="single" w:color="10243A" w:sz="8"/>
+          <w:insideV w:val="single" w:color="10243A" w:sz="8"/>
+        </w:tblBorders>
+      </w:tblPr>
+      <w:tblGrid>
+        <w:gridCol w:w="7100"/>
+        <w:gridCol w:w="2260"/>
+      </w:tblGrid>
+      <w:tr>
+        <w:tc>
+          <w:tcPr>
+            <w:tcW w:type="dxa" w:w="7100"/>
+            <w:shd w:fill="10243A" w:val="clear"/>
+            <w:tcMar>
+              <w:top w:type="dxa" w:w="100"/>
+              <w:left w:type="dxa" w:w="170"/>
+              <w:bottom w:type="dxa" w:w="100"/>
+              <w:right w:type="dxa" w:w="150"/>
+            </w:tcMar>
+          </w:tcPr>
+          <w:p>
+            <w:r>
+              <w:rPr>
+                <w:b/>
+                <w:bCs/>
+                <w:color w:val="FFFFFF"/>
+                <w:sz w:val="17"/>
+                <w:szCs w:val="17"/>
+                <w:spacing w:val="30"/>
+              </w:rPr>
+              <w:t xml:space="preserve">PART 16</w:t>
+            </w:r>
+            <w:r>
+              <w:rPr>
+                <w:b/>
+                <w:bCs/>
+                <w:color w:val="FFFFFF"/>
+                <w:sz w:val="17"/>
+                <w:szCs w:val="17"/>
+                <w:spacing w:val="20"/>
+              </w:rPr>
+              <w:t xml:space="preserve">    THE HAND-ON</w:t>
+            </w:r>
+          </w:p>
+        </w:tc>
+        <w:tc>
+          <w:tcPr>
+            <w:tcW w:type="dxa" w:w="2260"/>
+            <w:shd w:fill="10243A" w:val="clear"/>
+            <w:tcMar>
+              <w:top w:type="dxa" w:w="100"/>
+              <w:left w:type="dxa" w:w="150"/>
+              <w:bottom w:type="dxa" w:w="100"/>
+              <w:right w:type="dxa" w:w="170"/>
+            </w:tcMar>
+          </w:tcPr>
+          <w:p>
+            <w:pPr>
+              <w:jc w:val="right"/>
+            </w:pPr>
+            <w:r>
+              <w:rPr>
+                <w:b/>
+                <w:bCs/>
+                <w:color w:val="FFFFFF"/>
+                <w:sz w:val="17"/>
+                <w:szCs w:val="17"/>
+                <w:spacing w:val="20"/>
+              </w:rPr>
+              <w:t xml:space="preserve">MIN 90</w:t>
+            </w:r>
+          </w:p>
+        </w:tc>
+      </w:tr>
+    </w:tbl>
+    <w:tbl>
+      <w:tblPr>
+        <w:tblW w:type="dxa" w:w="9360"/>
+        <w:tblBorders>
+          <w:top w:val="single" w:color="10243A" w:sz="8"/>
+          <w:left w:val="single" w:color="10243A" w:sz="8"/>
+          <w:bottom w:val="single" w:color="10243A" w:sz="8"/>
+          <w:right w:val="single" w:color="10243A" w:sz="8"/>
+          <w:insideH w:val="single" w:color="10243A" w:sz="8"/>
+          <w:insideV w:val="single" w:color="10243A" w:sz="8"/>
+        </w:tblBorders>
+      </w:tblPr>
+      <w:tblGrid>
+        <w:gridCol w:w="9360"/>
+      </w:tblGrid>
+      <w:tr>
+        <w:tc>
+          <w:tcPr>
+            <w:tcW w:type="dxa" w:w="9360"/>
+            <w:shd w:fill="F2F5F8" w:val="clear"/>
+            <w:tcMar>
+              <w:top w:type="dxa" w:w="110"/>
+              <w:left w:type="dxa" w:w="170"/>
+              <w:bottom w:type="dxa" w:w="110"/>
+              <w:right w:type="dxa" w:w="170"/>
+            </w:tcMar>
+          </w:tcPr>
+          <w:p>
+            <w:pPr>
+              <w:spacing w:after="0" w:line="275"/>
+            </w:pPr>
+            <w:r>
+              <w:rPr>
+                <w:b/>
+                <w:bCs/>
+                <w:color w:val="10243A"/>
+                <w:sz w:val="15"/>
+                <w:szCs w:val="15"/>
+                <w:spacing w:val="20"/>
+              </w:rPr>
+              <w:t xml:space="preserve">CUE   </w:t>
+            </w:r>
+            <w:r>
+              <w:rPr>
+                <w:i/>
+                <w:iCs/>
+                <w:color w:val="5F6B79"/>
+                <w:sz w:val="19"/>
+                <w:szCs w:val="19"/>
+              </w:rPr>
+              <w:t xml:space="preserve">Ten seconds as they pack up. Sets up Lesson 3.</w:t>
+            </w:r>
+          </w:p>
+        </w:tc>
+      </w:tr>
+      <w:tr>
+        <w:tc>
+          <w:tcPr>
+            <w:tcW w:type="dxa" w:w="9360"/>
+            <w:tcMar>
+              <w:top w:type="dxa" w:w="170"/>
+              <w:left w:type="dxa" w:w="200"/>
+              <w:bottom w:type="dxa" w:w="150"/>
+              <w:right w:type="dxa" w:w="200"/>
+            </w:tcMar>
+          </w:tcPr>
+          <w:p>
+            <w:pPr>
+              <w:spacing w:after="130" w:line="320"/>
+            </w:pPr>
+            <w:r>
+              <w:rPr>
+                <w:color w:val="1B1B1B"/>
+                <w:sz w:val="23"/>
+                <w:szCs w:val="23"/>
+              </w:rPr>
+              <w:t xml:space="preserve">Keep all of it — Tuesday’s and today’s. Next time you finally have enough to write the actual narrative. That is the part that goes to the prosecutor.</w:t>
+            </w:r>
+          </w:p>
+        </w:tc>
+      </w:tr>
+    </w:tbl>
+    <w:p>
+      <w:pPr>
+        <w:spacing w:after="230" w:line="276"/>
+      </w:pPr>
+      <w:r>
+        <w:rPr>
+          <w:color w:val="1B1B1B"/>
+          <w:sz w:val="21"/>
+          <w:szCs w:val="21"/>
+        </w:rPr>
+        <w:t xml:space="preserve"/>
+      </w:r>
+    </w:p>
+    <w:p>
+      <w:r>
+        <w:br w:type="page"/>
+      </w:r>
+    </w:p>
+    <w:p>
+      <w:pPr>
+        <w:spacing w:after="60"/>
+      </w:pPr>
+      <w:r>
+        <w:rPr>
+          <w:b/>
+          <w:bCs/>
+          <w:color w:val="10243A"/>
+          <w:sz w:val="32"/>
+          <w:szCs w:val="32"/>
+        </w:rPr>
+        <w:t xml:space="preserve">If it comes up</w:t>
+      </w:r>
+    </w:p>
+    <w:p>
+      <w:pPr>
+        <w:spacing w:after="200" w:line="290"/>
+      </w:pPr>
+      <w:r>
+        <w:rPr>
+          <w:color w:val="5F6B79"/>
+          <w:sz w:val="21"/>
+          <w:szCs w:val="21"/>
+        </w:rPr>
+        <w:t xml:space="preserve">These two happen in nearly every room. You do not have to go looking for them, but have the words ready.</w:t>
+      </w:r>
+    </w:p>
+    <w:tbl>
+      <w:tblPr>
+        <w:tblW w:type="dxa" w:w="9360"/>
+        <w:tblBorders>
+          <w:top w:val="single" w:color="1A5FB4" w:sz="8"/>
+          <w:left w:val="single" w:color="1A5FB4" w:sz="8"/>
+          <w:bottom w:val="single" w:color="1A5FB4" w:sz="8"/>
+          <w:right w:val="single" w:color="1A5FB4" w:sz="8"/>
+          <w:insideH w:val="single" w:color="1A5FB4" w:sz="8"/>
+          <w:insideV w:val="single" w:color="1A5FB4" w:sz="8"/>
+        </w:tblBorders>
+      </w:tblPr>
+      <w:tblGrid>
+        <w:gridCol w:w="9360"/>
+      </w:tblGrid>
+      <w:tr>
+        <w:tc>
+          <w:tcPr>
+            <w:tcW w:type="dxa" w:w="9360"/>
+            <w:shd w:fill="F2F5F8" w:val="clear"/>
+            <w:tcMar>
+              <w:top w:type="dxa" w:w="110"/>
+              <w:left w:type="dxa" w:w="170"/>
+              <w:bottom w:type="dxa" w:w="110"/>
+              <w:right w:type="dxa" w:w="170"/>
+            </w:tcMar>
+          </w:tcPr>
+          <w:p>
+            <w:pPr>
+              <w:spacing w:after="0" w:line="280"/>
+            </w:pPr>
+            <w:r>
+              <w:rPr>
+                <w:b/>
+                <w:bCs/>
+                <w:color w:val="1A5FB4"/>
+                <w:sz w:val="15"/>
+                <w:szCs w:val="15"/>
+                <w:spacing w:val="20"/>
+              </w:rPr>
+              <w:t xml:space="preserve">WHEN   </w:t>
+            </w:r>
+            <w:r>
+              <w:rPr>
+                <w:b/>
+                <w:bCs/>
+                <w:color w:val="1B1B1B"/>
+                <w:sz w:val="20"/>
+                <w:szCs w:val="20"/>
+              </w:rPr>
+              <w:t xml:space="preserve">Somebody says Dontae Rivers did it.</w:t>
+            </w:r>
+          </w:p>
+        </w:tc>
+      </w:tr>
+      <w:tr>
+        <w:tc>
+          <w:tcPr>
+            <w:tcW w:type="dxa" w:w="9360"/>
+            <w:tcMar>
+              <w:top w:type="dxa" w:w="170"/>
+              <w:left w:type="dxa" w:w="200"/>
+              <w:bottom w:type="dxa" w:w="150"/>
+              <w:right w:type="dxa" w:w="200"/>
+            </w:tcMar>
+          </w:tcPr>
+          <w:p>
+            <w:pPr>
+              <w:spacing w:after="130" w:line="320"/>
+            </w:pPr>
+            <w:r>
+              <w:rPr>
+                <w:color w:val="1B1B1B"/>
+                <w:sz w:val="23"/>
+                <w:szCs w:val="23"/>
+              </w:rPr>
+              <w:t xml:space="preserve">Read me the sentence that says he did it.</w:t>
+            </w:r>
+          </w:p>
+          <w:p>
+            <w:pPr>
+              <w:spacing w:before="60" w:after="110" w:line="280"/>
+              <w:ind w:left="300"/>
+            </w:pPr>
+            <w:r>
+              <w:rPr>
+                <w:i/>
+                <w:iCs/>
+                <w:color w:val="5F6B79"/>
+                <w:sz w:val="19"/>
+                <w:szCs w:val="19"/>
+              </w:rPr>
+              <w:t xml:space="preserve">There is not one. She says “I am not saying this man did anything.”</w:t>
+            </w:r>
+          </w:p>
+          <w:p>
+            <w:pPr>
+              <w:spacing w:after="130" w:line="320"/>
+            </w:pPr>
+            <w:r>
+              <w:rPr>
+                <w:color w:val="1B1B1B"/>
+                <w:sz w:val="23"/>
+                <w:szCs w:val="23"/>
+              </w:rPr>
+              <w:t xml:space="preserve">She told you about him because you asked who has keys. And his key opened the building, not the equipment room — she said that too.</w:t>
+            </w:r>
+          </w:p>
+          <w:p>
+            <w:pPr>
+              <w:spacing w:after="130" w:line="320"/>
+            </w:pPr>
+            <w:r>
+              <w:rPr>
+                <w:color w:val="1B1B1B"/>
+                <w:sz w:val="23"/>
+                <w:szCs w:val="23"/>
+              </w:rPr>
+              <w:t xml:space="preserve">So what is the lead? The lead is: find out whether that key ever came back. That is an action, somebody can go and do it.</w:t>
+            </w:r>
+          </w:p>
+          <w:p>
+            <w:pPr>
+              <w:spacing w:after="130" w:line="320"/>
+            </w:pPr>
+            <w:r>
+              <w:rPr>
+                <w:color w:val="1B1B1B"/>
+                <w:sz w:val="23"/>
+                <w:szCs w:val="23"/>
+              </w:rPr>
+              <w:t xml:space="preserve">“He did it” is a conclusion. Conclusions do not go in reports.</w:t>
+            </w:r>
+          </w:p>
+        </w:tc>
+      </w:tr>
+    </w:tbl>
+    <w:p>
+      <w:pPr>
+        <w:spacing w:after="230" w:line="276"/>
+      </w:pPr>
+      <w:r>
+        <w:rPr>
+          <w:color w:val="1B1B1B"/>
+          <w:sz w:val="21"/>
+          <w:szCs w:val="21"/>
+        </w:rPr>
+        <w:t xml:space="preserve"/>
+      </w:r>
+    </w:p>
+    <w:tbl>
+      <w:tblPr>
+        <w:tblW w:type="dxa" w:w="9360"/>
+        <w:tblBorders>
+          <w:top w:val="single" w:color="1A5FB4" w:sz="8"/>
+          <w:left w:val="single" w:color="1A5FB4" w:sz="8"/>
+          <w:bottom w:val="single" w:color="1A5FB4" w:sz="8"/>
+          <w:right w:val="single" w:color="1A5FB4" w:sz="8"/>
+          <w:insideH w:val="single" w:color="1A5FB4" w:sz="8"/>
+          <w:insideV w:val="single" w:color="1A5FB4" w:sz="8"/>
+        </w:tblBorders>
+      </w:tblPr>
+      <w:tblGrid>
+        <w:gridCol w:w="9360"/>
+      </w:tblGrid>
+      <w:tr>
+        <w:tc>
+          <w:tcPr>
+            <w:tcW w:type="dxa" w:w="9360"/>
+            <w:shd w:fill="F2F5F8" w:val="clear"/>
+            <w:tcMar>
+              <w:top w:type="dxa" w:w="110"/>
+              <w:left w:type="dxa" w:w="170"/>
+              <w:bottom w:type="dxa" w:w="110"/>
+              <w:right w:type="dxa" w:w="170"/>
+            </w:tcMar>
+          </w:tcPr>
+          <w:p>
+            <w:pPr>
+              <w:spacing w:after="0" w:line="280"/>
+            </w:pPr>
+            <w:r>
+              <w:rPr>
+                <w:b/>
+                <w:bCs/>
+                <w:color w:val="1A5FB4"/>
+                <w:sz w:val="15"/>
+                <w:szCs w:val="15"/>
+                <w:spacing w:val="20"/>
+              </w:rPr>
+              <w:t xml:space="preserve">WHEN   </w:t>
+            </w:r>
+            <w:r>
+              <w:rPr>
+                <w:b/>
+                <w:bCs/>
+                <w:color w:val="1B1B1B"/>
+                <w:sz w:val="20"/>
+                <w:szCs w:val="20"/>
+              </w:rPr>
+              <w:t xml:space="preserve">Somebody is annoyed that the camera does not work.</w:t>
+            </w:r>
+          </w:p>
+        </w:tc>
+      </w:tr>
+      <w:tr>
+        <w:tc>
+          <w:tcPr>
+            <w:tcW w:type="dxa" w:w="9360"/>
+            <w:tcMar>
+              <w:top w:type="dxa" w:w="170"/>
+              <w:left w:type="dxa" w:w="200"/>
+              <w:bottom w:type="dxa" w:w="150"/>
+              <w:right w:type="dxa" w:w="200"/>
+            </w:tcMar>
+          </w:tcPr>
+          <w:p>
+            <w:pPr>
+              <w:spacing w:after="130" w:line="320"/>
+            </w:pPr>
+            <w:r>
+              <w:rPr>
+                <w:color w:val="1B1B1B"/>
+                <w:sz w:val="23"/>
+                <w:szCs w:val="23"/>
+              </w:rPr>
+              <w:t xml:space="preserve">Good. You should be annoyed.</w:t>
+            </w:r>
+          </w:p>
+          <w:p>
+            <w:pPr>
+              <w:spacing w:after="130" w:line="320"/>
+            </w:pPr>
+            <w:r>
+              <w:rPr>
+                <w:color w:val="1B1B1B"/>
+                <w:sz w:val="23"/>
+                <w:szCs w:val="23"/>
+              </w:rPr>
+              <w:t xml:space="preserve">She filed a work order in July and nobody came out. That is the most realistic sentence in the whole file.</w:t>
+            </w:r>
+          </w:p>
+          <w:p>
+            <w:pPr>
+              <w:spacing w:after="130" w:line="320"/>
+            </w:pPr>
+            <w:r>
+              <w:rPr>
+                <w:color w:val="1B1B1B"/>
+                <w:sz w:val="23"/>
+                <w:szCs w:val="23"/>
+              </w:rPr>
+              <w:t xml:space="preserve">Half of investigation is finding out that the thing which would have answered your question was broken, or not switched on, or nobody kept it. You write that down too — that the camera was inoperative and when it was reported. That is a fact about the case.</w:t>
+            </w:r>
+          </w:p>
+        </w:tc>
+      </w:tr>
+    </w:tbl>
+    <w:p>
+      <w:pPr>
+        <w:spacing w:after="230" w:line="276"/>
+      </w:pPr>
+      <w:r>
+        <w:rPr>
+          <w:color w:val="1B1B1B"/>
+          <w:sz w:val="21"/>
+          <w:szCs w:val="21"/>
+        </w:rPr>
+        <w:t xml:space="preserve"/>
+      </w:r>
+    </w:p>
     <w:p>
       <w:r>
         <w:br w:type="page"/>

--- a/lessons/02 - report writing/0 - TEACHER - Run Sheet - Day 1 and Day 2.docx
+++ b/lessons/02 - report writing/0 - TEACHER - Run Sheet - Day 1 and Day 2.docx
@@ -2591,7 +2591,7 @@
                 <w:szCs w:val="17"/>
                 <w:spacing w:val="20"/>
               </w:rPr>
-              <w:t xml:space="preserve">MIN 0–8</w:t>
+              <w:t xml:space="preserve">MIN 0–6</w:t>
             </w:r>
           </w:p>
         </w:tc>
@@ -2647,7 +2647,7 @@
                 <w:sz w:val="19"/>
                 <w:szCs w:val="19"/>
               </w:rPr>
-              <w:t xml:space="preserve">Do-now. They reopen Tuesday’s page two.</w:t>
+              <w:t xml:space="preserve">Do-now. They reopen Tuesday’s page two. Tell them up front that today finishes it — it changes how they work.</w:t>
             </w:r>
           </w:p>
         </w:tc>
@@ -2673,33 +2673,33 @@
                 <w:sz w:val="23"/>
                 <w:szCs w:val="23"/>
               </w:rPr>
-              <w:t xml:space="preserve">Pull up page two from Tuesday. Circle your three worst holes — the three things that bother you most about your own report.</w:t>
-            </w:r>
-          </w:p>
-          <w:p>
-            <w:pPr>
-              <w:spacing w:after="130" w:line="320"/>
-            </w:pPr>
-            <w:r>
-              <w:rPr>
-                <w:color w:val="1B1B1B"/>
-                <w:sz w:val="23"/>
-                <w:szCs w:val="23"/>
-              </w:rPr>
-              <w:t xml:space="preserve">Those three are what today is for. You get one interview. Marisa Vance, operations supervisor. Ray’s boss.</w:t>
-            </w:r>
-          </w:p>
-          <w:p>
-            <w:pPr>
-              <w:spacing w:after="130" w:line="320"/>
-            </w:pPr>
-            <w:r>
-              <w:rPr>
-                <w:color w:val="1B1B1B"/>
-                <w:sz w:val="23"/>
-                <w:szCs w:val="23"/>
-              </w:rPr>
-              <w:t xml:space="preserve">One interview. That is it. No second go, no follow-up call.</w:t>
+              <w:t xml:space="preserve">Pull up Tuesday’s report, page two. Circle your three worst holes — the three things that bother you most about your own report.</w:t>
+            </w:r>
+          </w:p>
+          <w:p>
+            <w:pPr>
+              <w:spacing w:after="130" w:line="320"/>
+            </w:pPr>
+            <w:r>
+              <w:rPr>
+                <w:color w:val="1B1B1B"/>
+                <w:sz w:val="23"/>
+                <w:szCs w:val="23"/>
+              </w:rPr>
+              <w:t xml:space="preserve">Today you finish this. By the end of the block you will have written the narrative. That is the actual report — that is the part a prosecutor reads.</w:t>
+            </w:r>
+          </w:p>
+          <w:p>
+            <w:pPr>
+              <w:spacing w:after="130" w:line="320"/>
+            </w:pPr>
+            <w:r>
+              <w:rPr>
+                <w:color w:val="1B1B1B"/>
+                <w:sz w:val="23"/>
+                <w:szCs w:val="23"/>
+              </w:rPr>
+              <w:t xml:space="preserve">But first you get one interview. Marisa Vance, operations supervisor, Ray’s boss. One interview. No second go, no follow-up call.</w:t>
             </w:r>
           </w:p>
         </w:tc>
@@ -2795,7 +2795,7 @@
                 <w:szCs w:val="17"/>
                 <w:spacing w:val="20"/>
               </w:rPr>
-              <w:t xml:space="preserve">MIN 8–18</w:t>
+              <w:t xml:space="preserve">MIN 6–14</w:t>
             </w:r>
           </w:p>
         </w:tc>
@@ -2851,7 +2851,7 @@
                 <w:sz w:val="19"/>
                 <w:szCs w:val="19"/>
               </w:rPr>
-              <w:t xml:space="preserve">Mini-lesson off the five rules on file 3. Do the door example on the board.</w:t>
+              <w:t xml:space="preserve">Four rules off file 3. Do the door example on the board. Keep it moving — you need the time later.</w:t>
             </w:r>
           </w:p>
         </w:tc>
@@ -2929,7 +2929,7 @@
                 <w:sz w:val="23"/>
                 <w:szCs w:val="23"/>
               </w:rPr>
-              <w:t xml:space="preserve">Fourth. Always ask how she knows. Every fact in your report needs a source. “Vance stated she counted them Friday afternoon” is evidence. “There were nine laptops” is just a sentence.</w:t>
+              <w:t xml:space="preserve">Fourth. Always ask how she knows. Every fact needs a source. “Vance stated she counted them Friday afternoon” is evidence. “There were nine laptops” is just a sentence.</w:t>
             </w:r>
           </w:p>
         </w:tc>
@@ -3025,7 +3025,7 @@
                 <w:szCs w:val="17"/>
                 <w:spacing w:val="20"/>
               </w:rPr>
-              <w:t xml:space="preserve">MIN 18</w:t>
+              <w:t xml:space="preserve">MIN 14</w:t>
             </w:r>
           </w:p>
         </w:tc>
@@ -3081,7 +3081,7 @@
                 <w:sz w:val="19"/>
                 <w:szCs w:val="19"/>
               </w:rPr>
-              <w:t xml:space="preserve">Interview Preparation. Fourteen minutes. They submit before anything else happens.</w:t>
+              <w:t xml:space="preserve">Interview Preparation, file 3. Twelve minutes. They submit before anything else happens.</w:t>
             </w:r>
           </w:p>
         </w:tc>
@@ -3107,7 +3107,7 @@
                 <w:sz w:val="23"/>
                 <w:szCs w:val="23"/>
               </w:rPr>
-              <w:t xml:space="preserve">Interview Preparation is open in Canvas. Fourteen minutes.</w:t>
+              <w:t xml:space="preserve">Interview Preparation is open in Canvas. Twelve minutes — it is tight on purpose.</w:t>
             </w:r>
           </w:p>
           <w:p>
@@ -3255,7 +3255,7 @@
                 <w:szCs w:val="17"/>
                 <w:spacing w:val="20"/>
               </w:rPr>
-              <w:t xml:space="preserve">MIN 32</w:t>
+              <w:t xml:space="preserve">MIN 26</w:t>
             </w:r>
           </w:p>
         </w:tc>
@@ -3311,7 +3311,7 @@
                 <w:sz w:val="19"/>
                 <w:szCs w:val="19"/>
               </w:rPr>
-              <w:t xml:space="preserve">Hold this. Do not publish Assignment C until submissions are in. The whole lesson hangs here.</w:t>
+              <w:t xml:space="preserve">Hold this. Do not publish her statement until submissions are in. The whole lesson hangs here.</w:t>
             </w:r>
           </w:p>
         </w:tc>
@@ -3353,7 +3353,7 @@
                 <w:sz w:val="19"/>
                 <w:szCs w:val="19"/>
               </w:rPr>
-              <w:t xml:space="preserve">Check Canvas. Actually check. Then publish Assignment C and put file 4 on the board.</w:t>
+              <w:t xml:space="preserve">Check Canvas. Actually check. Then publish the assignment and put file 4 on the board.</w:t>
             </w:r>
           </w:p>
           <w:p>
@@ -3462,7 +3462,7 @@
                 <w:szCs w:val="17"/>
                 <w:spacing w:val="20"/>
               </w:rPr>
-              <w:t xml:space="preserve">MIN 32–38</w:t>
+              <w:t xml:space="preserve">MIN 26–32</w:t>
             </w:r>
           </w:p>
         </w:tc>
@@ -3669,7 +3669,7 @@
                 <w:szCs w:val="17"/>
                 <w:spacing w:val="20"/>
               </w:rPr>
-              <w:t xml:space="preserve">MIN 38–55</w:t>
+              <w:t xml:space="preserve">MIN 32–44</w:t>
             </w:r>
           </w:p>
         </w:tc>
@@ -3725,7 +3725,7 @@
                 <w:sz w:val="19"/>
                 <w:szCs w:val="19"/>
               </w:rPr>
-              <w:t xml:space="preserve">They work her statement for anything new. Attribution is the whole skill here.</w:t>
+              <w:t xml:space="preserve">Twelve minutes to pull out what is new. Attribution is the whole skill.</w:t>
             </w:r>
           </w:p>
         </w:tc>
@@ -3751,7 +3751,7 @@
                 <w:sz w:val="23"/>
                 <w:szCs w:val="23"/>
               </w:rPr>
-              <w:t xml:space="preserve">Seventeen minutes. Go through her statement and pull out everything that is new.</w:t>
+              <w:t xml:space="preserve">Twelve minutes. Go through her statement and pull out everything that is new to you.</w:t>
             </w:r>
           </w:p>
           <w:p>
@@ -3777,7 +3777,318 @@
                 <w:sz w:val="23"/>
                 <w:szCs w:val="23"/>
               </w:rPr>
-              <w:t xml:space="preserve">Everything gets attributed. Every single thing.</w:t>
+              <w:t xml:space="preserve">Everything gets attributed. Every single thing. You are going to need those names in about fifteen minutes.</w:t>
+            </w:r>
+          </w:p>
+        </w:tc>
+      </w:tr>
+    </w:tbl>
+    <w:p>
+      <w:pPr>
+        <w:spacing w:after="230" w:line="276"/>
+      </w:pPr>
+      <w:r>
+        <w:rPr>
+          <w:color w:val="1B1B1B"/>
+          <w:sz w:val="21"/>
+          <w:szCs w:val="21"/>
+        </w:rPr>
+        <w:t xml:space="preserve"/>
+      </w:r>
+    </w:p>
+    <w:tbl>
+      <w:tblPr>
+        <w:tblW w:type="dxa" w:w="9360"/>
+        <w:tblBorders>
+          <w:top w:val="single" w:color="10243A" w:sz="8"/>
+          <w:left w:val="single" w:color="10243A" w:sz="8"/>
+          <w:bottom w:val="single" w:color="10243A" w:sz="8"/>
+          <w:right w:val="single" w:color="10243A" w:sz="8"/>
+          <w:insideH w:val="single" w:color="10243A" w:sz="8"/>
+          <w:insideV w:val="single" w:color="10243A" w:sz="8"/>
+        </w:tblBorders>
+      </w:tblPr>
+      <w:tblGrid>
+        <w:gridCol w:w="7100"/>
+        <w:gridCol w:w="2260"/>
+      </w:tblGrid>
+      <w:tr>
+        <w:tc>
+          <w:tcPr>
+            <w:tcW w:type="dxa" w:w="7100"/>
+            <w:shd w:fill="10243A" w:val="clear"/>
+            <w:tcMar>
+              <w:top w:type="dxa" w:w="100"/>
+              <w:left w:type="dxa" w:w="170"/>
+              <w:bottom w:type="dxa" w:w="100"/>
+              <w:right w:type="dxa" w:w="150"/>
+            </w:tcMar>
+          </w:tcPr>
+          <w:p>
+            <w:r>
+              <w:rPr>
+                <w:b/>
+                <w:bCs/>
+                <w:color w:val="FFFFFF"/>
+                <w:sz w:val="17"/>
+                <w:szCs w:val="17"/>
+                <w:spacing w:val="30"/>
+              </w:rPr>
+              <w:t xml:space="preserve">PART 14</w:t>
+            </w:r>
+            <w:r>
+              <w:rPr>
+                <w:b/>
+                <w:bCs/>
+                <w:color w:val="FFFFFF"/>
+                <w:sz w:val="17"/>
+                <w:szCs w:val="17"/>
+                <w:spacing w:val="20"/>
+              </w:rPr>
+              <w:t xml:space="preserve">    THE SIX RULES, AND THE FIRST SENTENCE</w:t>
+            </w:r>
+          </w:p>
+        </w:tc>
+        <w:tc>
+          <w:tcPr>
+            <w:tcW w:type="dxa" w:w="2260"/>
+            <w:shd w:fill="10243A" w:val="clear"/>
+            <w:tcMar>
+              <w:top w:type="dxa" w:w="100"/>
+              <w:left w:type="dxa" w:w="150"/>
+              <w:bottom w:type="dxa" w:w="100"/>
+              <w:right w:type="dxa" w:w="170"/>
+            </w:tcMar>
+          </w:tcPr>
+          <w:p>
+            <w:pPr>
+              <w:jc w:val="right"/>
+            </w:pPr>
+            <w:r>
+              <w:rPr>
+                <w:b/>
+                <w:bCs/>
+                <w:color w:val="FFFFFF"/>
+                <w:sz w:val="17"/>
+                <w:szCs w:val="17"/>
+                <w:spacing w:val="20"/>
+              </w:rPr>
+              <w:t xml:space="preserve">MIN 44–52</w:t>
+            </w:r>
+          </w:p>
+        </w:tc>
+      </w:tr>
+    </w:tbl>
+    <w:tbl>
+      <w:tblPr>
+        <w:tblW w:type="dxa" w:w="9360"/>
+        <w:tblBorders>
+          <w:top w:val="single" w:color="10243A" w:sz="8"/>
+          <w:left w:val="single" w:color="10243A" w:sz="8"/>
+          <w:bottom w:val="single" w:color="10243A" w:sz="8"/>
+          <w:right w:val="single" w:color="10243A" w:sz="8"/>
+          <w:insideH w:val="single" w:color="10243A" w:sz="8"/>
+          <w:insideV w:val="single" w:color="10243A" w:sz="8"/>
+        </w:tblBorders>
+      </w:tblPr>
+      <w:tblGrid>
+        <w:gridCol w:w="9360"/>
+      </w:tblGrid>
+      <w:tr>
+        <w:tc>
+          <w:tcPr>
+            <w:tcW w:type="dxa" w:w="9360"/>
+            <w:shd w:fill="F2F5F8" w:val="clear"/>
+            <w:tcMar>
+              <w:top w:type="dxa" w:w="110"/>
+              <w:left w:type="dxa" w:w="170"/>
+              <w:bottom w:type="dxa" w:w="110"/>
+              <w:right w:type="dxa" w:w="170"/>
+            </w:tcMar>
+          </w:tcPr>
+          <w:p>
+            <w:pPr>
+              <w:spacing w:after="0" w:line="275"/>
+            </w:pPr>
+            <w:r>
+              <w:rPr>
+                <w:b/>
+                <w:bCs/>
+                <w:color w:val="10243A"/>
+                <w:sz w:val="15"/>
+                <w:szCs w:val="15"/>
+                <w:spacing w:val="20"/>
+              </w:rPr>
+              <w:t xml:space="preserve">CUE   </w:t>
+            </w:r>
+            <w:r>
+              <w:rPr>
+                <w:i/>
+                <w:iCs/>
+                <w:color w:val="5F6B79"/>
+                <w:sz w:val="19"/>
+                <w:szCs w:val="19"/>
+              </w:rPr>
+              <w:t xml:space="preserve">File 6 up on the board. Run the rules fast, then model the opening. Nobody should lose ten minutes staring at a blank box.</w:t>
+            </w:r>
+          </w:p>
+        </w:tc>
+      </w:tr>
+      <w:tr>
+        <w:tc>
+          <w:tcPr>
+            <w:tcW w:type="dxa" w:w="9360"/>
+            <w:tcMar>
+              <w:top w:type="dxa" w:w="170"/>
+              <w:left w:type="dxa" w:w="200"/>
+              <w:bottom w:type="dxa" w:w="150"/>
+              <w:right w:type="dxa" w:w="200"/>
+            </w:tcMar>
+          </w:tcPr>
+          <w:p>
+            <w:pPr>
+              <w:spacing w:after="130" w:line="320"/>
+            </w:pPr>
+            <w:r>
+              <w:rPr>
+                <w:color w:val="1B1B1B"/>
+                <w:sz w:val="23"/>
+                <w:szCs w:val="23"/>
+              </w:rPr>
+              <w:t xml:space="preserve">Open the Final Narrative sheet. Six rules at the top, and they are the whole job.</w:t>
+            </w:r>
+          </w:p>
+          <w:p>
+            <w:pPr>
+              <w:spacing w:after="130" w:line="320"/>
+            </w:pPr>
+            <w:r>
+              <w:rPr>
+                <w:color w:val="1B1B1B"/>
+                <w:sz w:val="23"/>
+                <w:szCs w:val="23"/>
+              </w:rPr>
+              <w:t xml:space="preserve">First person. “I responded.” Not “this officer responded.” You are a person. Write like one.</w:t>
+            </w:r>
+          </w:p>
+          <w:p>
+            <w:pPr>
+              <w:spacing w:after="130" w:line="320"/>
+            </w:pPr>
+            <w:r>
+              <w:rPr>
+                <w:color w:val="1B1B1B"/>
+                <w:sz w:val="23"/>
+                <w:szCs w:val="23"/>
+              </w:rPr>
+              <w:t xml:space="preserve">Past tense, in the order it happened.</w:t>
+            </w:r>
+          </w:p>
+          <w:p>
+            <w:pPr>
+              <w:spacing w:after="130" w:line="320"/>
+            </w:pPr>
+            <w:r>
+              <w:rPr>
+                <w:color w:val="1B1B1B"/>
+                <w:sz w:val="23"/>
+                <w:szCs w:val="23"/>
+              </w:rPr>
+              <w:t xml:space="preserve">Facts, not conclusions. “I saw a piece of tape on the floor” — yes. “Someone taped the lock” — no. You did not see that.</w:t>
+            </w:r>
+          </w:p>
+          <w:p>
+            <w:pPr>
+              <w:spacing w:after="130" w:line="320"/>
+            </w:pPr>
+            <w:r>
+              <w:rPr>
+                <w:color w:val="1B1B1B"/>
+                <w:sz w:val="23"/>
+                <w:szCs w:val="23"/>
+              </w:rPr>
+              <w:t xml:space="preserve">Say who told you. Delgado stated. Vance stated.</w:t>
+            </w:r>
+          </w:p>
+          <w:p>
+            <w:pPr>
+              <w:spacing w:after="130" w:line="320"/>
+            </w:pPr>
+            <w:r>
+              <w:rPr>
+                <w:color w:val="1B1B1B"/>
+                <w:sz w:val="23"/>
+                <w:szCs w:val="23"/>
+              </w:rPr>
+              <w:t xml:space="preserve">Plain English. You got out of the car. You did not “exit the vehicle.”</w:t>
+            </w:r>
+          </w:p>
+          <w:p>
+            <w:pPr>
+              <w:spacing w:after="130" w:line="320"/>
+            </w:pPr>
+            <w:r>
+              <w:rPr>
+                <w:color w:val="1B1B1B"/>
+                <w:sz w:val="23"/>
+                <w:szCs w:val="23"/>
+              </w:rPr>
+              <w:t xml:space="preserve">And complete enough that somebody reading it in two years knows exactly what you found.</w:t>
+            </w:r>
+          </w:p>
+          <w:p>
+            <w:pPr>
+              <w:spacing w:before="60" w:after="110" w:line="280"/>
+              <w:ind w:left="300"/>
+            </w:pPr>
+            <w:r>
+              <w:rPr>
+                <w:i/>
+                <w:iCs/>
+                <w:color w:val="5F6B79"/>
+                <w:sz w:val="19"/>
+                <w:szCs w:val="19"/>
+              </w:rPr>
+              <w:t xml:space="preserve">Point at the worked opening on their sheet.</w:t>
+            </w:r>
+          </w:p>
+          <w:p>
+            <w:pPr>
+              <w:spacing w:after="130" w:line="320"/>
+            </w:pPr>
+            <w:r>
+              <w:rPr>
+                <w:color w:val="1B1B1B"/>
+                <w:sz w:val="23"/>
+                <w:szCs w:val="23"/>
+              </w:rPr>
+              <w:t xml:space="preserve">Your first sentence is already written for you. “At approximately 0107 hours I was dispatched to 418 Mallory Street, the Lincoln Community Center, for a burglary that had just occurred.”</w:t>
+            </w:r>
+          </w:p>
+          <w:p>
+            <w:pPr>
+              <w:spacing w:after="130" w:line="320"/>
+            </w:pPr>
+            <w:r>
+              <w:rPr>
+                <w:color w:val="1B1B1B"/>
+                <w:sz w:val="23"/>
+                <w:szCs w:val="23"/>
+              </w:rPr>
+              <w:t xml:space="preserve">Second sentence — what happened next? You arrived. 0116. Who did you make contact with?</w:t>
+            </w:r>
+          </w:p>
+          <w:p>
+            <w:pPr>
+              <w:spacing w:after="130" w:line="320"/>
+            </w:pPr>
+            <w:r>
+              <w:rPr>
+                <w:color w:val="1B1B1B"/>
+                <w:sz w:val="23"/>
+                <w:szCs w:val="23"/>
+              </w:rPr>
+              <w:t xml:space="preserve">Nobody in here stares at a blank box today. The first two sentences are on the page. Start from there.</w:t>
             </w:r>
           </w:p>
         </w:tc>
@@ -3834,7 +4145,7 @@
                 <w:szCs w:val="17"/>
                 <w:spacing w:val="30"/>
               </w:rPr>
-              <w:t xml:space="preserve">PART 14</w:t>
+              <w:t xml:space="preserve">PART 15</w:t>
             </w:r>
             <w:r>
               <w:rPr>
@@ -3845,7 +4156,7 @@
                 <w:szCs w:val="17"/>
                 <w:spacing w:val="20"/>
               </w:rPr>
-              <w:t xml:space="preserve">    SEND-OFF — ASSIGNMENT 2B</w:t>
+              <w:t xml:space="preserve">    SEND-OFF — ASSIGNMENT 2B · THE NARRATIVE</w:t>
             </w:r>
           </w:p>
         </w:tc>
@@ -3873,7 +4184,7 @@
                 <w:szCs w:val="17"/>
                 <w:spacing w:val="20"/>
               </w:rPr>
-              <w:t xml:space="preserve">MIN 55</w:t>
+              <w:t xml:space="preserve">MIN 52</w:t>
             </w:r>
           </w:p>
         </w:tc>
@@ -3929,7 +4240,7 @@
                 <w:sz w:val="19"/>
                 <w:szCs w:val="19"/>
               </w:rPr>
-              <w:t xml:space="preserve">Supplemental Report, same Canvas assignment as her statement. Twenty-five minutes.</w:t>
+              <w:t xml:space="preserve">The real deliverable of the whole unit. Thirty minutes. Protect this block — do not let anything eat it.</w:t>
             </w:r>
           </w:p>
         </w:tc>
@@ -3955,46 +4266,46 @@
                 <w:sz w:val="23"/>
                 <w:szCs w:val="23"/>
               </w:rPr>
-              <w:t xml:space="preserve">Supplemental Report, same assignment. Twenty-five minutes.</w:t>
-            </w:r>
-          </w:p>
-          <w:p>
-            <w:pPr>
-              <w:spacing w:after="130" w:line="320"/>
-            </w:pPr>
-            <w:r>
-              <w:rPr>
-                <w:color w:val="1B1B1B"/>
-                <w:sz w:val="23"/>
-                <w:szCs w:val="23"/>
-              </w:rPr>
-              <w:t xml:space="preserve">A supplement adds to your original report. It does not repeat it and it does not replace it. New information only.</w:t>
-            </w:r>
-          </w:p>
-          <w:p>
-            <w:pPr>
-              <w:spacing w:after="130" w:line="320"/>
-            </w:pPr>
-            <w:r>
-              <w:rPr>
-                <w:color w:val="1B1B1B"/>
-                <w:sz w:val="23"/>
-                <w:szCs w:val="23"/>
-              </w:rPr>
-              <w:t xml:space="preserve">Block 3 is the one that was empty on Tuesday — property. You can fill it in now. Nine laptops, Dell, asset tags, what they cost. And you say who told you.</w:t>
-            </w:r>
-          </w:p>
-          <w:p>
-            <w:pPr>
-              <w:spacing w:after="130" w:line="320"/>
-            </w:pPr>
-            <w:r>
-              <w:rPr>
-                <w:color w:val="1B1B1B"/>
-                <w:sz w:val="23"/>
-                <w:szCs w:val="23"/>
-              </w:rPr>
-              <w:t xml:space="preserve">Go.</w:t>
+              <w:t xml:space="preserve">Final Narrative sheet. Thirty minutes. This is the one that counts.</w:t>
+            </w:r>
+          </w:p>
+          <w:p>
+            <w:pPr>
+              <w:spacing w:after="130" w:line="320"/>
+            </w:pPr>
+            <w:r>
+              <w:rPr>
+                <w:color w:val="1B1B1B"/>
+                <w:sz w:val="23"/>
+                <w:szCs w:val="23"/>
+              </w:rPr>
+              <w:t xml:space="preserve">Start with how the call came to you. End with the last thing you did before you left.</w:t>
+            </w:r>
+          </w:p>
+          <w:p>
+            <w:pPr>
+              <w:spacing w:after="130" w:line="320"/>
+            </w:pPr>
+            <w:r>
+              <w:rPr>
+                <w:color w:val="1B1B1B"/>
+                <w:sz w:val="23"/>
+                <w:szCs w:val="23"/>
+              </w:rPr>
+              <w:t xml:space="preserve">Every sentence you write has to come from one of three places: the dispatch entry, Delgado, or Vance. If it does not come from one of those three, it does not go in.</w:t>
+            </w:r>
+          </w:p>
+          <w:p>
+            <w:pPr>
+              <w:spacing w:after="130" w:line="320"/>
+            </w:pPr>
+            <w:r>
+              <w:rPr>
+                <w:color w:val="1B1B1B"/>
+                <w:sz w:val="23"/>
+                <w:szCs w:val="23"/>
+              </w:rPr>
+              <w:t xml:space="preserve">Thirty minutes. Go.</w:t>
             </w:r>
           </w:p>
         </w:tc>
@@ -4051,7 +4362,7 @@
                 <w:szCs w:val="17"/>
                 <w:spacing w:val="30"/>
               </w:rPr>
-              <w:t xml:space="preserve">PART 15</w:t>
+              <w:t xml:space="preserve">PART 16</w:t>
             </w:r>
             <w:r>
               <w:rPr>
@@ -4062,7 +4373,7 @@
                 <w:szCs w:val="17"/>
                 <w:spacing w:val="20"/>
               </w:rPr>
-              <w:t xml:space="preserve">    THE CONTRADICTION — THE LANDING</w:t>
+              <w:t xml:space="preserve">    SELF-CHECK, THEN THE CONTRADICTION</w:t>
             </w:r>
           </w:p>
         </w:tc>
@@ -4090,7 +4401,7 @@
                 <w:szCs w:val="17"/>
                 <w:spacing w:val="20"/>
               </w:rPr>
-              <w:t xml:space="preserve">MIN 80–90</w:t>
+              <w:t xml:space="preserve">MIN 82–88</w:t>
             </w:r>
           </w:p>
         </w:tc>
@@ -4146,7 +4457,7 @@
                 <w:sz w:val="19"/>
                 <w:szCs w:val="19"/>
               </w:rPr>
-              <w:t xml:space="preserve">Stop everyone. Put both lines side by side on the board. This is the most valuable ten minutes in either block.</w:t>
+              <w:t xml:space="preserve">Two minutes on the self-check, then stop the room for the landing. This is the most valuable six minutes of the unit.</w:t>
             </w:r>
           </w:p>
         </w:tc>
@@ -4172,7 +4483,7 @@
                 <w:sz w:val="23"/>
                 <w:szCs w:val="23"/>
               </w:rPr>
-              <w:t xml:space="preserve">Stop. Everybody look up.</w:t>
+              <w:t xml:space="preserve">Stop writing. Bottom of your sheet — the self-check. Run it on your own narrative. Be honest, nobody is marking the boxes.</w:t>
             </w:r>
           </w:p>
           <w:p>
@@ -4188,20 +4499,20 @@
                 <w:sz w:val="19"/>
                 <w:szCs w:val="19"/>
               </w:rPr>
-              <w:t xml:space="preserve">Put both lines on the board, side by side.</w:t>
-            </w:r>
-          </w:p>
-          <w:p>
-            <w:pPr>
-              <w:spacing w:after="130" w:line="320"/>
-            </w:pPr>
-            <w:r>
-              <w:rPr>
-                <w:color w:val="1B1B1B"/>
-                <w:sz w:val="23"/>
-                <w:szCs w:val="23"/>
-              </w:rPr>
-              <w:t xml:space="preserve">Delgado told you the back door should not be unlocked after ten.</w:t>
+              <w:t xml:space="preserve">Two minutes. Then stop the room and put both lines on the board.</w:t>
+            </w:r>
+          </w:p>
+          <w:p>
+            <w:pPr>
+              <w:spacing w:after="130" w:line="320"/>
+            </w:pPr>
+            <w:r>
+              <w:rPr>
+                <w:color w:val="1B1B1B"/>
+                <w:sz w:val="23"/>
+                <w:szCs w:val="23"/>
+              </w:rPr>
+              <w:t xml:space="preserve">Last thing. Delgado told you the back door should not be unlocked after ten.</w:t>
             </w:r>
           </w:p>
           <w:p>
@@ -4282,7 +4593,7 @@
                 <w:sz w:val="23"/>
                 <w:szCs w:val="23"/>
               </w:rPr>
-              <w:t xml:space="preserve">Exit ticket. One sentence. Write the sentence you would actually put in your report that handles both of them. One sentence and you are out.</w:t>
+              <w:t xml:space="preserve">Last box on your sheet. One sentence that handles both of them. Then submit.</w:t>
             </w:r>
           </w:p>
         </w:tc>
@@ -4339,7 +4650,7 @@
                 <w:szCs w:val="17"/>
                 <w:spacing w:val="30"/>
               </w:rPr>
-              <w:t xml:space="preserve">PART 16</w:t>
+              <w:t xml:space="preserve">PART 17</w:t>
             </w:r>
             <w:r>
               <w:rPr>
@@ -4350,7 +4661,7 @@
                 <w:szCs w:val="17"/>
                 <w:spacing w:val="20"/>
               </w:rPr>
-              <w:t xml:space="preserve">    THE HAND-ON</w:t>
+              <w:t xml:space="preserve">    THE CLOSE</w:t>
             </w:r>
           </w:p>
         </w:tc>
@@ -4378,7 +4689,7 @@
                 <w:szCs w:val="17"/>
                 <w:spacing w:val="20"/>
               </w:rPr>
-              <w:t xml:space="preserve">MIN 90</w:t>
+              <w:t xml:space="preserve">MIN 88–90</w:t>
             </w:r>
           </w:p>
         </w:tc>
@@ -4434,7 +4745,7 @@
                 <w:sz w:val="19"/>
                 <w:szCs w:val="19"/>
               </w:rPr>
-              <w:t xml:space="preserve">Ten seconds as they pack up. Sets up Lesson 3.</w:t>
+              <w:t xml:space="preserve">Two minutes. This is where the unit means something. Say it and let them go.</w:t>
             </w:r>
           </w:p>
         </w:tc>
@@ -4460,7 +4771,46 @@
                 <w:sz w:val="23"/>
                 <w:szCs w:val="23"/>
               </w:rPr>
-              <w:t xml:space="preserve">Keep all of it — Tuesday’s and today’s. Next time you finally have enough to write the actual narrative. That is the part that goes to the prosecutor.</w:t>
+              <w:t xml:space="preserve">That is a report. You took a call at one in the morning, you interviewed two people, you wrote down what you could support, and you flagged what you could not.</w:t>
+            </w:r>
+          </w:p>
+          <w:p>
+            <w:pPr>
+              <w:spacing w:after="130" w:line="320"/>
+            </w:pPr>
+            <w:r>
+              <w:rPr>
+                <w:color w:val="1B1B1B"/>
+                <w:sz w:val="23"/>
+                <w:szCs w:val="23"/>
+              </w:rPr>
+              <w:t xml:space="preserve">One last thing before you go. Nobody in this room charged anybody with anything today. That was never your job on the report.</w:t>
+            </w:r>
+          </w:p>
+          <w:p>
+            <w:pPr>
+              <w:spacing w:after="130" w:line="320"/>
+            </w:pPr>
+            <w:r>
+              <w:rPr>
+                <w:color w:val="1B1B1B"/>
+                <w:sz w:val="23"/>
+                <w:szCs w:val="23"/>
+              </w:rPr>
+              <w:t xml:space="preserve">You wrote what happened. Somebody else decides what to call it — and in Florida, nine laptops at five hundred and twenty dollars each is grand theft, under statute 812.014.</w:t>
+            </w:r>
+          </w:p>
+          <w:p>
+            <w:pPr>
+              <w:spacing w:after="130" w:line="320"/>
+            </w:pPr>
+            <w:r>
+              <w:rPr>
+                <w:color w:val="1B1B1B"/>
+                <w:sz w:val="23"/>
+                <w:szCs w:val="23"/>
+              </w:rPr>
+              <w:t xml:space="preserve">You did not need to know that to write the report. You needed to know what you actually saw. That is the difference between a report that holds up and one that falls apart.</w:t>
             </w:r>
           </w:p>
         </w:tc>
@@ -5812,7 +6162,7 @@
           <w:sz w:val="34"/>
           <w:szCs w:val="34"/>
         </w:rPr>
-        <w:t xml:space="preserve">The interview</w:t>
+        <w:t xml:space="preserve">The interview, and the narrative</w:t>
       </w:r>
     </w:p>
     <w:tbl>
@@ -5867,7 +6217,7 @@
                 <w:sz w:val="21"/>
                 <w:szCs w:val="21"/>
               </w:rPr>
-              <w:t xml:space="preserve">They learn that an interview returns only what you asked for, and that two honest witnesses can contradict each other.</w:t>
+              <w:t xml:space="preserve">They learn that an interview returns only what you asked for, that two honest witnesses can contradict each other — and then they write the narrative. The unit does not close without that narrative.</w:t>
             </w:r>
           </w:p>
         </w:tc>
@@ -5943,7 +6293,7 @@
           <w:sz w:val="20"/>
           <w:szCs w:val="20"/>
         </w:rPr>
-        <w:t xml:space="preserve">4 — Witness Statement, Marisa Vance (you release this only after they submit)</w:t>
+        <w:t xml:space="preserve">4 — Witness Statement, Marisa Vance (you release this only after the questions are in)</w:t>
       </w:r>
     </w:p>
     <w:p>
@@ -5965,7 +6315,29 @@
           <w:sz w:val="20"/>
           <w:szCs w:val="20"/>
         </w:rPr>
-        <w:t xml:space="preserve">5 — Supplemental Report (they type in this one and submit it)</w:t>
+        <w:t xml:space="preserve">6 — Final Narrative and Self-Check (the deliverable of the whole unit)</w:t>
+      </w:r>
+    </w:p>
+    <w:p>
+      <w:pPr>
+        <w:spacing w:after="60" w:line="280"/>
+        <w:ind w:left="300" w:hanging="300"/>
+      </w:pPr>
+      <w:r>
+        <w:rPr>
+          <w:color w:val="10243A"/>
+          <w:sz w:val="17"/>
+          <w:szCs w:val="17"/>
+        </w:rPr>
+        <w:t xml:space="preserve">■   </w:t>
+      </w:r>
+      <w:r>
+        <w:rPr>
+          <w:color w:val="1B1B1B"/>
+          <w:sz w:val="20"/>
+          <w:szCs w:val="20"/>
+        </w:rPr>
+        <w:t xml:space="preserve">5 — Supplemental Report (NOT used today — keep it for absences and make-up work)</w:t>
       </w:r>
     </w:p>
     <w:p>
@@ -6034,7 +6406,7 @@
                 <w:sz w:val="20"/>
                 <w:szCs w:val="20"/>
               </w:rPr>
-              <w:t xml:space="preserve">0–8</w:t>
+              <w:t xml:space="preserve">0–6</w:t>
             </w:r>
           </w:p>
         </w:tc>
@@ -6058,7 +6430,7 @@
                 <w:sz w:val="20"/>
                 <w:szCs w:val="20"/>
               </w:rPr>
-              <w:t xml:space="preserve">Do-now: reopen Tuesday’s page 2. Circle your three worst gaps.</w:t>
+              <w:t xml:space="preserve">Do-now: reopen Tuesday’s page two, circle the three worst gaps. Tell them today finishes the unit.</w:t>
             </w:r>
           </w:p>
           <w:p>
@@ -6085,7 +6457,7 @@
                 <w:sz w:val="20"/>
                 <w:szCs w:val="20"/>
               </w:rPr>
-              <w:t xml:space="preserve">“Those three holes are what today is for.”</w:t>
+              <w:t xml:space="preserve">“Today you finish this. By the end of the block you will have written the narrative — that is the part a prosecutor reads.”</w:t>
             </w:r>
           </w:p>
         </w:tc>
@@ -6111,7 +6483,7 @@
                 <w:sz w:val="20"/>
                 <w:szCs w:val="20"/>
               </w:rPr>
-              <w:t xml:space="preserve">8–18</w:t>
+              <w:t xml:space="preserve">6–14</w:t>
             </w:r>
           </w:p>
         </w:tc>
@@ -6135,7 +6507,7 @@
                 <w:sz w:val="20"/>
                 <w:szCs w:val="20"/>
               </w:rPr>
-              <w:t xml:space="preserve">Mini-lesson from the five rules on file 3. Do the board example: “Was the door forced open?” against “Describe the door.” Then the worked example on the sheet.</w:t>
+              <w:t xml:space="preserve">Mini-lesson from the rules on file 3. Board example: “Was the door forced open?” against “Describe the door.” Keep it moving.</w:t>
             </w:r>
           </w:p>
           <w:p>
@@ -6162,7 +6534,7 @@
                 <w:sz w:val="20"/>
                 <w:szCs w:val="20"/>
               </w:rPr>
-              <w:t xml:space="preserve">“A closed question gets you a yes. A yes is not evidence. And if you put the number in the question, she can agree with you and you have learned nothing you did not make up yourself.”</w:t>
+              <w:t xml:space="preserve">“If you put the number in the question she can just agree with you, and now there is a figure in your report that you invented yourself.”</w:t>
             </w:r>
           </w:p>
         </w:tc>
@@ -6188,7 +6560,7 @@
                 <w:sz w:val="20"/>
                 <w:szCs w:val="20"/>
               </w:rPr>
-              <w:t xml:space="preserve">18–32</w:t>
+              <w:t xml:space="preserve">14–26</w:t>
             </w:r>
           </w:p>
         </w:tc>
@@ -6212,7 +6584,7 @@
                 <w:sz w:val="20"/>
                 <w:szCs w:val="20"/>
               </w:rPr>
-              <w:t xml:space="preserve">They write their questions on file 3 and SUBMIT IT. This is a hard gate — nobody gets Vance’s statement until their questions are in.</w:t>
+              <w:t xml:space="preserve">They write questions on file 3 and SUBMIT. Hard gate — nobody gets Vance until their questions are in.</w:t>
             </w:r>
           </w:p>
           <w:p>
@@ -6239,7 +6611,7 @@
                 <w:sz w:val="20"/>
                 <w:szCs w:val="20"/>
               </w:rPr>
-              <w:t xml:space="preserve">“You only get the answers to the questions you actually ask. That is not a classroom rule, that is the job.”</w:t>
+              <w:t xml:space="preserve">“You only get the answers to the questions you actually ask.”</w:t>
             </w:r>
           </w:p>
         </w:tc>
@@ -6265,7 +6637,7 @@
                 <w:sz w:val="20"/>
                 <w:szCs w:val="20"/>
               </w:rPr>
-              <w:t xml:space="preserve">32–38</w:t>
+              <w:t xml:space="preserve">26–32</w:t>
             </w:r>
           </w:p>
         </w:tc>
@@ -6289,7 +6661,7 @@
                 <w:sz w:val="20"/>
                 <w:szCs w:val="20"/>
               </w:rPr>
-              <w:t xml:space="preserve">Release file 4. Put it on the board and read it aloud, same as Ray. Do not comment while you read.</w:t>
+              <w:t xml:space="preserve">Publish the second assignment. Put file 4 on the board and read all seven paragraphs aloud. No commentary.</w:t>
             </w:r>
           </w:p>
         </w:tc>
@@ -6315,7 +6687,7 @@
                 <w:sz w:val="20"/>
                 <w:szCs w:val="20"/>
               </w:rPr>
-              <w:t xml:space="preserve">38–55</w:t>
+              <w:t xml:space="preserve">32–44</w:t>
             </w:r>
           </w:p>
         </w:tc>
@@ -6339,7 +6711,7 @@
                 <w:sz w:val="20"/>
                 <w:szCs w:val="20"/>
               </w:rPr>
-              <w:t xml:space="preserve">They work the statement. Every line they take has to carry attribution — who said it, and how she knows it.</w:t>
+              <w:t xml:space="preserve">They work her statement for what is new. Every line carries attribution — who said it, and how she knows.</w:t>
             </w:r>
           </w:p>
           <w:p>
@@ -6366,7 +6738,7 @@
                 <w:sz w:val="20"/>
                 <w:szCs w:val="20"/>
               </w:rPr>
-              <w:t xml:space="preserve">“Vance stated. Not “it was.” Every fact in your report has a source and the source has a name.”</w:t>
+              <w:t xml:space="preserve">“Vance stated. Not “it was.” You are going to need those names in fifteen minutes.”</w:t>
             </w:r>
           </w:p>
         </w:tc>
@@ -6392,7 +6764,7 @@
                 <w:sz w:val="20"/>
                 <w:szCs w:val="20"/>
               </w:rPr>
-              <w:t xml:space="preserve">55–80</w:t>
+              <w:t xml:space="preserve">44–52</w:t>
             </w:r>
           </w:p>
         </w:tc>
@@ -6416,7 +6788,7 @@
                 <w:sz w:val="20"/>
                 <w:szCs w:val="20"/>
               </w:rPr>
-              <w:t xml:space="preserve">File 5, the Supplemental Report. New information only, attributed. Block 3 is the block that was empty on Tuesday — they can finally fill it.</w:t>
+              <w:t xml:space="preserve">File 6 on the board. Run the six rules fast, then model the opening sentence from the sheet so nobody stalls on a blank box.</w:t>
             </w:r>
           </w:p>
           <w:p>
@@ -6443,7 +6815,7 @@
                 <w:sz w:val="20"/>
                 <w:szCs w:val="20"/>
               </w:rPr>
-              <w:t xml:space="preserve">“A supplement adds. It does not repeat and it does not replace.”</w:t>
+              <w:t xml:space="preserve">“Your first sentence is already written for you. Second sentence — what happened next?”</w:t>
             </w:r>
           </w:p>
         </w:tc>
@@ -6469,7 +6841,7 @@
                 <w:sz w:val="20"/>
                 <w:szCs w:val="20"/>
               </w:rPr>
-              <w:t xml:space="preserve">80–90</w:t>
+              <w:t xml:space="preserve">52–82</w:t>
             </w:r>
           </w:p>
         </w:tc>
@@ -6493,7 +6865,7 @@
                 <w:sz w:val="20"/>
                 <w:szCs w:val="20"/>
               </w:rPr>
-              <w:t xml:space="preserve">THE CONTRADICTION. Put both lines side by side on the board — Delgado on the back door against Vance on the back door. Take the argument. Then land it.</w:t>
+              <w:t xml:space="preserve">THE NARRATIVE. Thirty minutes on file 6. Protect this block; do not let anything eat it. Circulate and keep answering the same question: can you source that sentence?</w:t>
             </w:r>
           </w:p>
           <w:p>
@@ -6520,7 +6892,161 @@
                 <w:sz w:val="20"/>
                 <w:szCs w:val="20"/>
               </w:rPr>
-              <w:t xml:space="preserve">“Neither of them lied to you. They each know a piece of it. You do not get to decide who is right — you write both, you say who said which, and you let the investigation settle it. Exit ticket: write me that one sentence.”</w:t>
+              <w:t xml:space="preserve">“Every sentence comes from the dispatch entry, Delgado, or Vance. If it does not, it does not go in.”</w:t>
+            </w:r>
+          </w:p>
+        </w:tc>
+      </w:tr>
+      <w:tr>
+        <w:tc>
+          <w:tcPr>
+            <w:tcW w:type="dxa" w:w="1100"/>
+            <w:shd w:fill="F2F5F8" w:val="clear"/>
+            <w:tcMar>
+              <w:top w:type="dxa" w:w="120"/>
+              <w:left w:type="dxa" w:w="120"/>
+              <w:bottom w:type="dxa" w:w="120"/>
+              <w:right w:type="dxa" w:w="120"/>
+            </w:tcMar>
+          </w:tcPr>
+          <w:p>
+            <w:r>
+              <w:rPr>
+                <w:b/>
+                <w:bCs/>
+                <w:color w:val="10243A"/>
+                <w:sz w:val="20"/>
+                <w:szCs w:val="20"/>
+              </w:rPr>
+              <w:t xml:space="preserve">82–88</w:t>
+            </w:r>
+          </w:p>
+        </w:tc>
+        <w:tc>
+          <w:tcPr>
+            <w:tcW w:type="dxa" w:w="8260"/>
+            <w:tcMar>
+              <w:top w:type="dxa" w:w="120"/>
+              <w:left w:type="dxa" w:w="150"/>
+              <w:bottom w:type="dxa" w:w="120"/>
+              <w:right w:type="dxa" w:w="150"/>
+            </w:tcMar>
+          </w:tcPr>
+          <w:p>
+            <w:pPr>
+              <w:spacing w:after="90" w:line="285"/>
+            </w:pPr>
+            <w:r>
+              <w:rPr>
+                <w:color w:val="1B1B1B"/>
+                <w:sz w:val="20"/>
+                <w:szCs w:val="20"/>
+              </w:rPr>
+              <w:t xml:space="preserve">Two minutes on the self-check at the bottom of file 6. Then stop the room, put both back-door accounts on the board, and take the argument.</w:t>
+            </w:r>
+          </w:p>
+          <w:p>
+            <w:pPr>
+              <w:spacing w:after="0" w:line="285"/>
+              <w:ind w:left="260"/>
+            </w:pPr>
+            <w:r>
+              <w:rPr>
+                <w:b/>
+                <w:bCs/>
+                <w:color w:val="1A5FB4"/>
+                <w:sz w:val="15"/>
+                <w:szCs w:val="15"/>
+                <w:spacing w:val="20"/>
+              </w:rPr>
+              <w:t xml:space="preserve">SAY   </w:t>
+            </w:r>
+            <w:r>
+              <w:rPr>
+                <w:i/>
+                <w:iCs/>
+                <w:color w:val="1A5FB4"/>
+                <w:sz w:val="20"/>
+                <w:szCs w:val="20"/>
+              </w:rPr>
+              <w:t xml:space="preserve">“Neither of them lied to you. You do not get to pick a winner — you write both, you name both, and you let the investigation sort it out.”</w:t>
+            </w:r>
+          </w:p>
+        </w:tc>
+      </w:tr>
+      <w:tr>
+        <w:tc>
+          <w:tcPr>
+            <w:tcW w:type="dxa" w:w="1100"/>
+            <w:shd w:fill="F2F5F8" w:val="clear"/>
+            <w:tcMar>
+              <w:top w:type="dxa" w:w="120"/>
+              <w:left w:type="dxa" w:w="120"/>
+              <w:bottom w:type="dxa" w:w="120"/>
+              <w:right w:type="dxa" w:w="120"/>
+            </w:tcMar>
+          </w:tcPr>
+          <w:p>
+            <w:r>
+              <w:rPr>
+                <w:b/>
+                <w:bCs/>
+                <w:color w:val="10243A"/>
+                <w:sz w:val="20"/>
+                <w:szCs w:val="20"/>
+              </w:rPr>
+              <w:t xml:space="preserve">88–90</w:t>
+            </w:r>
+          </w:p>
+        </w:tc>
+        <w:tc>
+          <w:tcPr>
+            <w:tcW w:type="dxa" w:w="8260"/>
+            <w:tcMar>
+              <w:top w:type="dxa" w:w="120"/>
+              <w:left w:type="dxa" w:w="150"/>
+              <w:bottom w:type="dxa" w:w="120"/>
+              <w:right w:type="dxa" w:w="150"/>
+            </w:tcMar>
+          </w:tcPr>
+          <w:p>
+            <w:pPr>
+              <w:spacing w:after="90" w:line="285"/>
+            </w:pPr>
+            <w:r>
+              <w:rPr>
+                <w:color w:val="1B1B1B"/>
+                <w:sz w:val="20"/>
+                <w:szCs w:val="20"/>
+              </w:rPr>
+              <w:t xml:space="preserve">The close. Name what they just did, then the statute line, then let them go.</w:t>
+            </w:r>
+          </w:p>
+          <w:p>
+            <w:pPr>
+              <w:spacing w:after="0" w:line="285"/>
+              <w:ind w:left="260"/>
+            </w:pPr>
+            <w:r>
+              <w:rPr>
+                <w:b/>
+                <w:bCs/>
+                <w:color w:val="1A5FB4"/>
+                <w:sz w:val="15"/>
+                <w:szCs w:val="15"/>
+                <w:spacing w:val="20"/>
+              </w:rPr>
+              <w:t xml:space="preserve">SAY   </w:t>
+            </w:r>
+            <w:r>
+              <w:rPr>
+                <w:i/>
+                <w:iCs/>
+                <w:color w:val="1A5FB4"/>
+                <w:sz w:val="20"/>
+                <w:szCs w:val="20"/>
+              </w:rPr>
+              <w:t xml:space="preserve">“Nobody in this room charged anybody with anything today. You wrote what happened. Somebody else decides what to call it.”</w:t>
             </w:r>
           </w:p>
         </w:tc>
@@ -6607,7 +7133,7 @@
                 <w:sz w:val="19"/>
                 <w:szCs w:val="19"/>
               </w:rPr>
-              <w:t xml:space="preserve">Hold the gate at minute 32.</w:t>
+              <w:t xml:space="preserve">Protect minutes 52 to 82.</w:t>
             </w:r>
             <w:r>
               <w:rPr>
@@ -6615,7 +7141,7 @@
                 <w:sz w:val="19"/>
                 <w:szCs w:val="19"/>
               </w:rPr>
-              <w:t xml:space="preserve"> If you hand out Vance early the lesson collapses — the whole point is that weak questions return weak information.</w:t>
+              <w:t xml:space="preserve"> The narrative is the whole unit. If you are running late, cut the mini-lesson at 6–14 and the notes block at 32–44 — never the writing block.</w:t>
             </w:r>
           </w:p>
           <w:p>
@@ -6643,7 +7169,7 @@
                 <w:sz w:val="19"/>
                 <w:szCs w:val="19"/>
               </w:rPr>
-              <w:t xml:space="preserve">Dontae Rivers is not a suspect.</w:t>
+              <w:t xml:space="preserve">Hold the gate at minute 26.</w:t>
             </w:r>
             <w:r>
               <w:rPr>
@@ -6651,7 +7177,43 @@
                 <w:sz w:val="19"/>
                 <w:szCs w:val="19"/>
               </w:rPr>
-              <w:t xml:space="preserve"> Someone will write that he did it. Vance says the words “I am not saying this man did anything” and she says the key was a building key, not the equipment room key. The lead is </w:t>
+              <w:t xml:space="preserve"> Hand Vance out early and the lesson collapses: weak questions get rewarded.</w:t>
+            </w:r>
+          </w:p>
+          <w:p>
+            <w:pPr>
+              <w:spacing w:after="80" w:line="285"/>
+              <w:ind w:left="300" w:hanging="300"/>
+            </w:pPr>
+            <w:r>
+              <w:rPr>
+                <w:b/>
+                <w:bCs/>
+                <w:color w:val="9A3412"/>
+                <w:sz w:val="19"/>
+                <w:szCs w:val="19"/>
+              </w:rPr>
+              <w:t xml:space="preserve">!   </w:t>
+            </w:r>
+            <w:r>
+              <w:rPr>
+                <w:b/>
+                <w:bCs/>
+                <w:i w:val="false"/>
+                <w:iCs w:val="false"/>
+                <w:color w:val="1B1B1B"/>
+                <w:sz w:val="19"/>
+                <w:szCs w:val="19"/>
+              </w:rPr>
+              <w:t xml:space="preserve">Dontae Rivers is not a suspect.</w:t>
+            </w:r>
+            <w:r>
+              <w:rPr>
+                <w:color w:val="5F6B79"/>
+                <w:sz w:val="19"/>
+                <w:szCs w:val="19"/>
+              </w:rPr>
+              <w:t xml:space="preserve"> Vance says “I am not saying this man did anything,” and she says his key was a building key, not the equipment room key. The lead is </w:t>
             </w:r>
             <w:r>
               <w:rPr>
@@ -6663,7 +7225,7 @@
                 <w:sz w:val="19"/>
                 <w:szCs w:val="19"/>
               </w:rPr>
-              <w:t xml:space="preserve">check whether that key was ever returned</w:t>
+              <w:t xml:space="preserve">check whether that key came back</w:t>
             </w:r>
             <w:r>
               <w:rPr>
@@ -6727,7 +7289,7 @@
                 <w:sz w:val="19"/>
                 <w:szCs w:val="19"/>
               </w:rPr>
-              <w:t xml:space="preserve"> Ray says he called “around 1.” Vance says ten to one. Neither is wrong. Both get attributed. Students who flatten it into one time are losing information.</w:t>
+              <w:t xml:space="preserve"> Ray says he called “around 1.” Vance says ten to one. Neither is wrong. Both get attributed. Flattening them into one time loses information.</w:t>
             </w:r>
           </w:p>
           <w:p>
@@ -6755,7 +7317,7 @@
                 <w:sz w:val="19"/>
                 <w:szCs w:val="19"/>
               </w:rPr>
-              <w:t xml:space="preserve">The dead camera is the most realistic detail in the file.</w:t>
+              <w:t xml:space="preserve">Expect the word burglary in the narrative.</w:t>
             </w:r>
             <w:r>
               <w:rPr>
@@ -6763,7 +7325,7 @@
                 <w:sz w:val="19"/>
                 <w:szCs w:val="19"/>
               </w:rPr>
-              <w:t xml:space="preserve"> If someone is annoyed by it, that is the correct reaction and it is worth sixty seconds.</w:t>
+              <w:t xml:space="preserve"> The self-check calls it out on purpose. Nobody proved entry and nobody proved intent, so it is not established fact — it is what the call came in as.</w:t>
             </w:r>
           </w:p>
         </w:tc>

--- a/lessons/02 - report writing/0 - TEACHER - Run Sheet - Day 1 and Day 2.docx
+++ b/lessons/02 - report writing/0 - TEACHER - Run Sheet - Day 1 and Day 2.docx
@@ -44,6 +44,1350 @@
           <w:szCs w:val="22"/>
         </w:rPr>
         <w:t xml:space="preserve">Report Writing · Day 1 and Day 2 · 90-minute blocks</w:t>
+      </w:r>
+    </w:p>
+    <w:p>
+      <w:pPr>
+        <w:spacing w:after="60"/>
+      </w:pPr>
+      <w:r>
+        <w:rPr>
+          <w:b/>
+          <w:bCs/>
+          <w:color w:val="10243A"/>
+          <w:sz w:val="38"/>
+          <w:szCs w:val="38"/>
+        </w:rPr>
+        <w:t xml:space="preserve">Canvas Setup</w:t>
+      </w:r>
+    </w:p>
+    <w:p>
+      <w:pPr>
+        <w:spacing w:after="150" w:line="290"/>
+      </w:pPr>
+      <w:r>
+        <w:rPr>
+          <w:color w:val="5F6B79"/>
+          <w:sz w:val="21"/>
+          <w:szCs w:val="21"/>
+        </w:rPr>
+        <w:t xml:space="preserve">Three assignments across two 90-minute blocks. Build all three before Day 1, but assignment 3 stays hidden until minute 26 of Day 2 — the whole lesson depends on students not seeing the second witness until their questions are submitted.</w:t>
+      </w:r>
+    </w:p>
+    <w:tbl>
+      <w:tblPr>
+        <w:tblW w:type="dxa" w:w="9360"/>
+        <w:tblBorders>
+          <w:top w:val="single" w:color="1A5FB4" w:sz="8"/>
+          <w:left w:val="single" w:color="1A5FB4" w:sz="8"/>
+          <w:bottom w:val="single" w:color="1A5FB4" w:sz="8"/>
+          <w:right w:val="single" w:color="1A5FB4" w:sz="8"/>
+          <w:insideH w:val="single" w:color="1A5FB4" w:sz="8"/>
+          <w:insideV w:val="single" w:color="1A5FB4" w:sz="8"/>
+        </w:tblBorders>
+      </w:tblPr>
+      <w:tblGrid>
+        <w:gridCol w:w="9360"/>
+      </w:tblGrid>
+      <w:tr>
+        <w:tc>
+          <w:tcPr>
+            <w:tcW w:type="dxa" w:w="9360"/>
+            <w:tcMar>
+              <w:top w:type="dxa" w:w="160"/>
+              <w:left w:type="dxa" w:w="200"/>
+              <w:bottom w:type="dxa" w:w="160"/>
+              <w:right w:type="dxa" w:w="200"/>
+            </w:tcMar>
+          </w:tcPr>
+          <w:p>
+            <w:pPr>
+              <w:spacing w:after="70"/>
+            </w:pPr>
+            <w:r>
+              <w:rPr>
+                <w:b/>
+                <w:bCs/>
+                <w:color w:val="1A5FB4"/>
+                <w:sz w:val="17"/>
+                <w:szCs w:val="17"/>
+                <w:spacing w:val="20"/>
+              </w:rPr>
+              <w:t xml:space="preserve">HOW TO USE THIS PAGE</w:t>
+            </w:r>
+          </w:p>
+          <w:p>
+            <w:pPr>
+              <w:spacing w:after="70" w:line="285"/>
+            </w:pPr>
+            <w:r>
+              <w:rPr>
+                <w:color w:val="1B1B1B"/>
+                <w:sz w:val="20"/>
+                <w:szCs w:val="20"/>
+              </w:rPr>
+              <w:t xml:space="preserve">Build each assignment exactly as the box says, then copy the description text underneath straight into the Canvas description field. Nothing else on this page goes to students.</w:t>
+            </w:r>
+          </w:p>
+          <w:p>
+            <w:pPr>
+              <w:spacing w:after="0" w:line="285"/>
+            </w:pPr>
+            <w:r>
+              <w:rPr>
+                <w:color w:val="1B1B1B"/>
+                <w:sz w:val="20"/>
+                <w:szCs w:val="20"/>
+              </w:rPr>
+              <w:t xml:space="preserve">An assignment in orange starts hidden. Do not publish it until the minute given — the lesson depends on it.</w:t>
+            </w:r>
+          </w:p>
+        </w:tc>
+      </w:tr>
+    </w:tbl>
+    <w:p>
+      <w:pPr>
+        <w:spacing w:after="230" w:line="276"/>
+      </w:pPr>
+      <w:r>
+        <w:rPr>
+          <w:color w:val="1B1B1B"/>
+          <w:sz w:val="21"/>
+          <w:szCs w:val="21"/>
+        </w:rPr>
+        <w:t xml:space="preserve"/>
+      </w:r>
+    </w:p>
+    <w:tbl>
+      <w:tblPr>
+        <w:tblW w:type="dxa" w:w="9360"/>
+        <w:tblBorders>
+          <w:top w:val="single" w:color="10243A" w:sz="8"/>
+          <w:left w:val="single" w:color="10243A" w:sz="8"/>
+          <w:bottom w:val="single" w:color="10243A" w:sz="8"/>
+          <w:right w:val="single" w:color="10243A" w:sz="8"/>
+          <w:insideH w:val="single" w:color="10243A" w:sz="8"/>
+          <w:insideV w:val="single" w:color="10243A" w:sz="8"/>
+        </w:tblBorders>
+      </w:tblPr>
+      <w:tblGrid>
+        <w:gridCol w:w="2200"/>
+        <w:gridCol w:w="7160"/>
+      </w:tblGrid>
+      <w:tr>
+        <w:tc>
+          <w:tcPr>
+            <w:tcW w:type="dxa" w:w="9360"/>
+            <w:gridSpan w:val="2"/>
+            <w:shd w:fill="10243A" w:val="clear"/>
+            <w:tcMar>
+              <w:top w:type="dxa" w:w="110"/>
+              <w:left w:type="dxa" w:w="170"/>
+              <w:bottom w:type="dxa" w:w="110"/>
+              <w:right w:type="dxa" w:w="170"/>
+            </w:tcMar>
+          </w:tcPr>
+          <w:p>
+            <w:r>
+              <w:rPr>
+                <w:b/>
+                <w:bCs/>
+                <w:color w:val="FFFFFF"/>
+                <w:sz w:val="17"/>
+                <w:szCs w:val="17"/>
+                <w:spacing w:val="30"/>
+              </w:rPr>
+              <w:t xml:space="preserve">ASSIGNMENT 1</w:t>
+            </w:r>
+            <w:r>
+              <w:rPr>
+                <w:b/>
+                <w:bCs/>
+                <w:color w:val="FFFFFF"/>
+                <w:sz w:val="17"/>
+                <w:szCs w:val="17"/>
+                <w:spacing w:val="20"/>
+              </w:rPr>
+              <w:t xml:space="preserve">    INCIDENT REPORT — LINCOLN COMMUNITY CENTER</w:t>
+            </w:r>
+          </w:p>
+        </w:tc>
+      </w:tr>
+      <w:tr>
+        <w:tc>
+          <w:tcPr>
+            <w:tcW w:type="dxa" w:w="2200"/>
+            <w:shd w:fill="F2F5F8" w:val="clear"/>
+            <w:tcMar>
+              <w:top w:type="dxa" w:w="90"/>
+              <w:left w:type="dxa" w:w="150"/>
+              <w:bottom w:type="dxa" w:w="90"/>
+              <w:right w:type="dxa" w:w="150"/>
+            </w:tcMar>
+          </w:tcPr>
+          <w:p>
+            <w:r>
+              <w:rPr>
+                <w:b/>
+                <w:bCs/>
+                <w:color w:val="5F6B79"/>
+                <w:sz w:val="16"/>
+                <w:szCs w:val="16"/>
+              </w:rPr>
+              <w:t xml:space="preserve">ATTACH</w:t>
+            </w:r>
+          </w:p>
+        </w:tc>
+        <w:tc>
+          <w:tcPr>
+            <w:tcW w:type="dxa" w:w="7160"/>
+            <w:tcMar>
+              <w:top w:type="dxa" w:w="90"/>
+              <w:left w:type="dxa" w:w="150"/>
+              <w:bottom w:type="dxa" w:w="90"/>
+              <w:right w:type="dxa" w:w="150"/>
+            </w:tcMar>
+          </w:tcPr>
+          <w:p>
+            <w:pPr>
+              <w:spacing w:line="280"/>
+            </w:pPr>
+            <w:r>
+              <w:rPr>
+                <w:color w:val="1B1B1B"/>
+                <w:sz w:val="19"/>
+                <w:szCs w:val="19"/>
+              </w:rPr>
+              <w:t xml:space="preserve">1 - Case File - Lincoln Community Center.docx   ·   2 - Incident Report Form - Lincoln Community Center.docx</w:t>
+            </w:r>
+          </w:p>
+        </w:tc>
+      </w:tr>
+      <w:tr>
+        <w:tc>
+          <w:tcPr>
+            <w:tcW w:type="dxa" w:w="2200"/>
+            <w:shd w:fill="F2F5F8" w:val="clear"/>
+            <w:tcMar>
+              <w:top w:type="dxa" w:w="90"/>
+              <w:left w:type="dxa" w:w="150"/>
+              <w:bottom w:type="dxa" w:w="90"/>
+              <w:right w:type="dxa" w:w="150"/>
+            </w:tcMar>
+          </w:tcPr>
+          <w:p>
+            <w:r>
+              <w:rPr>
+                <w:b/>
+                <w:bCs/>
+                <w:color w:val="5F6B79"/>
+                <w:sz w:val="16"/>
+                <w:szCs w:val="16"/>
+              </w:rPr>
+              <w:t xml:space="preserve">POINTS</w:t>
+            </w:r>
+          </w:p>
+        </w:tc>
+        <w:tc>
+          <w:tcPr>
+            <w:tcW w:type="dxa" w:w="7160"/>
+            <w:tcMar>
+              <w:top w:type="dxa" w:w="90"/>
+              <w:left w:type="dxa" w:w="150"/>
+              <w:bottom w:type="dxa" w:w="90"/>
+              <w:right w:type="dxa" w:w="150"/>
+            </w:tcMar>
+          </w:tcPr>
+          <w:p>
+            <w:pPr>
+              <w:spacing w:line="280"/>
+            </w:pPr>
+            <w:r>
+              <w:rPr>
+                <w:color w:val="1B1B1B"/>
+                <w:sz w:val="19"/>
+                <w:szCs w:val="19"/>
+              </w:rPr>
+              <w:t xml:space="preserve">40</w:t>
+            </w:r>
+          </w:p>
+        </w:tc>
+      </w:tr>
+      <w:tr>
+        <w:tc>
+          <w:tcPr>
+            <w:tcW w:type="dxa" w:w="2200"/>
+            <w:shd w:fill="F2F5F8" w:val="clear"/>
+            <w:tcMar>
+              <w:top w:type="dxa" w:w="90"/>
+              <w:left w:type="dxa" w:w="150"/>
+              <w:bottom w:type="dxa" w:w="90"/>
+              <w:right w:type="dxa" w:w="150"/>
+            </w:tcMar>
+          </w:tcPr>
+          <w:p>
+            <w:r>
+              <w:rPr>
+                <w:b/>
+                <w:bCs/>
+                <w:color w:val="5F6B79"/>
+                <w:sz w:val="16"/>
+                <w:szCs w:val="16"/>
+              </w:rPr>
+              <w:t xml:space="preserve">SUBMISSION</w:t>
+            </w:r>
+          </w:p>
+        </w:tc>
+        <w:tc>
+          <w:tcPr>
+            <w:tcW w:type="dxa" w:w="7160"/>
+            <w:tcMar>
+              <w:top w:type="dxa" w:w="90"/>
+              <w:left w:type="dxa" w:w="150"/>
+              <w:bottom w:type="dxa" w:w="90"/>
+              <w:right w:type="dxa" w:w="150"/>
+            </w:tcMar>
+          </w:tcPr>
+          <w:p>
+            <w:pPr>
+              <w:spacing w:line="280"/>
+            </w:pPr>
+            <w:r>
+              <w:rPr>
+                <w:color w:val="1B1B1B"/>
+                <w:sz w:val="19"/>
+                <w:szCs w:val="19"/>
+              </w:rPr>
+              <w:t xml:space="preserve">Online · file upload (they edit file 2 and submit it)</w:t>
+            </w:r>
+          </w:p>
+        </w:tc>
+      </w:tr>
+      <w:tr>
+        <w:tc>
+          <w:tcPr>
+            <w:tcW w:type="dxa" w:w="2200"/>
+            <w:shd w:fill="F2F5F8" w:val="clear"/>
+            <w:tcMar>
+              <w:top w:type="dxa" w:w="90"/>
+              <w:left w:type="dxa" w:w="150"/>
+              <w:bottom w:type="dxa" w:w="90"/>
+              <w:right w:type="dxa" w:w="150"/>
+            </w:tcMar>
+          </w:tcPr>
+          <w:p>
+            <w:r>
+              <w:rPr>
+                <w:b/>
+                <w:bCs/>
+                <w:color w:val="5F6B79"/>
+                <w:sz w:val="16"/>
+                <w:szCs w:val="16"/>
+              </w:rPr>
+              <w:t xml:space="preserve">PUBLISH</w:t>
+            </w:r>
+          </w:p>
+        </w:tc>
+        <w:tc>
+          <w:tcPr>
+            <w:tcW w:type="dxa" w:w="7160"/>
+            <w:tcMar>
+              <w:top w:type="dxa" w:w="90"/>
+              <w:left w:type="dxa" w:w="150"/>
+              <w:bottom w:type="dxa" w:w="90"/>
+              <w:right w:type="dxa" w:w="150"/>
+            </w:tcMar>
+          </w:tcPr>
+          <w:p>
+            <w:pPr>
+              <w:spacing w:line="280"/>
+            </w:pPr>
+            <w:r>
+              <w:rPr>
+                <w:b/>
+                <w:bCs/>
+                <w:color w:val="10243A"/>
+                <w:sz w:val="19"/>
+                <w:szCs w:val="19"/>
+              </w:rPr>
+              <w:t xml:space="preserve">Published before Day 1</w:t>
+            </w:r>
+          </w:p>
+        </w:tc>
+      </w:tr>
+      <w:tr>
+        <w:tc>
+          <w:tcPr>
+            <w:tcW w:type="dxa" w:w="9360"/>
+            <w:gridSpan w:val="2"/>
+            <w:tcMar>
+              <w:top w:type="dxa" w:w="150"/>
+              <w:left w:type="dxa" w:w="190"/>
+              <w:bottom w:type="dxa" w:w="150"/>
+              <w:right w:type="dxa" w:w="190"/>
+            </w:tcMar>
+          </w:tcPr>
+          <w:p>
+            <w:pPr>
+              <w:spacing w:after="90"/>
+            </w:pPr>
+            <w:r>
+              <w:rPr>
+                <w:b/>
+                <w:bCs/>
+                <w:color w:val="10243A"/>
+                <w:sz w:val="16"/>
+                <w:szCs w:val="16"/>
+                <w:spacing w:val="20"/>
+              </w:rPr>
+              <w:t xml:space="preserve">PASTE THIS AS THE DESCRIPTION</w:t>
+            </w:r>
+          </w:p>
+          <w:p>
+            <w:pPr>
+              <w:spacing w:after="110" w:line="300"/>
+            </w:pPr>
+            <w:r>
+              <w:rPr>
+                <w:color w:val="1B1B1B"/>
+                <w:sz w:val="20"/>
+                <w:szCs w:val="20"/>
+              </w:rPr>
+              <w:t xml:space="preserve">You are the officer who took this call at 0107 hours. Everything you know is in the Case File: one dispatch entry and one witness statement. There is nothing else, and no more is coming.</w:t>
+            </w:r>
+          </w:p>
+          <w:p>
+            <w:pPr>
+              <w:spacing w:after="110" w:line="300"/>
+            </w:pPr>
+            <w:r>
+              <w:rPr>
+                <w:color w:val="1B1B1B"/>
+                <w:sz w:val="20"/>
+                <w:szCs w:val="20"/>
+              </w:rPr>
+              <w:t xml:space="preserve">Fill in the Incident Report using only what is in the Case File.</w:t>
+            </w:r>
+          </w:p>
+          <w:p>
+            <w:pPr>
+              <w:spacing w:after="110" w:line="300"/>
+            </w:pPr>
+            <w:r>
+              <w:rPr>
+                <w:color w:val="1B1B1B"/>
+                <w:sz w:val="20"/>
+                <w:szCs w:val="20"/>
+              </w:rPr>
+              <w:t xml:space="preserve">Two rules. First, if the Case File does not say it, you do not know it. Second, if you cannot fill in a field, leave it blank — do not guess, do not estimate, and do not write “unknown” unless you mean it. Blank is a real answer.</w:t>
+            </w:r>
+          </w:p>
+          <w:p>
+            <w:pPr>
+              <w:spacing w:after="110" w:line="300"/>
+            </w:pPr>
+            <w:r>
+              <w:rPr>
+                <w:color w:val="1B1B1B"/>
+                <w:sz w:val="20"/>
+                <w:szCs w:val="20"/>
+              </w:rPr>
+              <w:t xml:space="preserve">Page 2 is the part that counts. Every blank you left is a question somebody has to answer before this case goes anywhere. List them: what you could not establish, who would know it, and how you would get it.</w:t>
+            </w:r>
+          </w:p>
+          <w:p>
+            <w:pPr>
+              <w:spacing w:after="0" w:line="300"/>
+            </w:pPr>
+            <w:r>
+              <w:rPr>
+                <w:color w:val="1B1B1B"/>
+                <w:sz w:val="20"/>
+                <w:szCs w:val="20"/>
+              </w:rPr>
+              <w:t xml:space="preserve">Submit the report form when you are finished. Keep your copy — you will need it again.</w:t>
+            </w:r>
+          </w:p>
+        </w:tc>
+      </w:tr>
+    </w:tbl>
+    <w:p>
+      <w:pPr>
+        <w:spacing w:after="220" w:line="276"/>
+      </w:pPr>
+      <w:r>
+        <w:rPr>
+          <w:color w:val="1B1B1B"/>
+          <w:sz w:val="21"/>
+          <w:szCs w:val="21"/>
+        </w:rPr>
+        <w:t xml:space="preserve"/>
+      </w:r>
+    </w:p>
+    <w:tbl>
+      <w:tblPr>
+        <w:tblW w:type="dxa" w:w="9360"/>
+        <w:tblBorders>
+          <w:top w:val="single" w:color="10243A" w:sz="8"/>
+          <w:left w:val="single" w:color="10243A" w:sz="8"/>
+          <w:bottom w:val="single" w:color="10243A" w:sz="8"/>
+          <w:right w:val="single" w:color="10243A" w:sz="8"/>
+          <w:insideH w:val="single" w:color="10243A" w:sz="8"/>
+          <w:insideV w:val="single" w:color="10243A" w:sz="8"/>
+        </w:tblBorders>
+      </w:tblPr>
+      <w:tblGrid>
+        <w:gridCol w:w="2200"/>
+        <w:gridCol w:w="7160"/>
+      </w:tblGrid>
+      <w:tr>
+        <w:tc>
+          <w:tcPr>
+            <w:tcW w:type="dxa" w:w="9360"/>
+            <w:gridSpan w:val="2"/>
+            <w:shd w:fill="10243A" w:val="clear"/>
+            <w:tcMar>
+              <w:top w:type="dxa" w:w="110"/>
+              <w:left w:type="dxa" w:w="170"/>
+              <w:bottom w:type="dxa" w:w="110"/>
+              <w:right w:type="dxa" w:w="170"/>
+            </w:tcMar>
+          </w:tcPr>
+          <w:p>
+            <w:r>
+              <w:rPr>
+                <w:b/>
+                <w:bCs/>
+                <w:color w:val="FFFFFF"/>
+                <w:sz w:val="17"/>
+                <w:szCs w:val="17"/>
+                <w:spacing w:val="30"/>
+              </w:rPr>
+              <w:t xml:space="preserve">ASSIGNMENT 2A</w:t>
+            </w:r>
+            <w:r>
+              <w:rPr>
+                <w:b/>
+                <w:bCs/>
+                <w:color w:val="FFFFFF"/>
+                <w:sz w:val="17"/>
+                <w:szCs w:val="17"/>
+                <w:spacing w:val="20"/>
+              </w:rPr>
+              <w:t xml:space="preserve">    INTERVIEW PREPARATION</w:t>
+            </w:r>
+          </w:p>
+        </w:tc>
+      </w:tr>
+      <w:tr>
+        <w:tc>
+          <w:tcPr>
+            <w:tcW w:type="dxa" w:w="2200"/>
+            <w:shd w:fill="F2F5F8" w:val="clear"/>
+            <w:tcMar>
+              <w:top w:type="dxa" w:w="90"/>
+              <w:left w:type="dxa" w:w="150"/>
+              <w:bottom w:type="dxa" w:w="90"/>
+              <w:right w:type="dxa" w:w="150"/>
+            </w:tcMar>
+          </w:tcPr>
+          <w:p>
+            <w:r>
+              <w:rPr>
+                <w:b/>
+                <w:bCs/>
+                <w:color w:val="5F6B79"/>
+                <w:sz w:val="16"/>
+                <w:szCs w:val="16"/>
+              </w:rPr>
+              <w:t xml:space="preserve">ATTACH</w:t>
+            </w:r>
+          </w:p>
+        </w:tc>
+        <w:tc>
+          <w:tcPr>
+            <w:tcW w:type="dxa" w:w="7160"/>
+            <w:tcMar>
+              <w:top w:type="dxa" w:w="90"/>
+              <w:left w:type="dxa" w:w="150"/>
+              <w:bottom w:type="dxa" w:w="90"/>
+              <w:right w:type="dxa" w:w="150"/>
+            </w:tcMar>
+          </w:tcPr>
+          <w:p>
+            <w:pPr>
+              <w:spacing w:line="280"/>
+            </w:pPr>
+            <w:r>
+              <w:rPr>
+                <w:color w:val="1B1B1B"/>
+                <w:sz w:val="19"/>
+                <w:szCs w:val="19"/>
+              </w:rPr>
+              <w:t xml:space="preserve">3 - Interview Preparation.docx</w:t>
+            </w:r>
+          </w:p>
+        </w:tc>
+      </w:tr>
+      <w:tr>
+        <w:tc>
+          <w:tcPr>
+            <w:tcW w:type="dxa" w:w="2200"/>
+            <w:shd w:fill="F2F5F8" w:val="clear"/>
+            <w:tcMar>
+              <w:top w:type="dxa" w:w="90"/>
+              <w:left w:type="dxa" w:w="150"/>
+              <w:bottom w:type="dxa" w:w="90"/>
+              <w:right w:type="dxa" w:w="150"/>
+            </w:tcMar>
+          </w:tcPr>
+          <w:p>
+            <w:r>
+              <w:rPr>
+                <w:b/>
+                <w:bCs/>
+                <w:color w:val="5F6B79"/>
+                <w:sz w:val="16"/>
+                <w:szCs w:val="16"/>
+              </w:rPr>
+              <w:t xml:space="preserve">POINTS</w:t>
+            </w:r>
+          </w:p>
+        </w:tc>
+        <w:tc>
+          <w:tcPr>
+            <w:tcW w:type="dxa" w:w="7160"/>
+            <w:tcMar>
+              <w:top w:type="dxa" w:w="90"/>
+              <w:left w:type="dxa" w:w="150"/>
+              <w:bottom w:type="dxa" w:w="90"/>
+              <w:right w:type="dxa" w:w="150"/>
+            </w:tcMar>
+          </w:tcPr>
+          <w:p>
+            <w:pPr>
+              <w:spacing w:line="280"/>
+            </w:pPr>
+            <w:r>
+              <w:rPr>
+                <w:color w:val="1B1B1B"/>
+                <w:sz w:val="19"/>
+                <w:szCs w:val="19"/>
+              </w:rPr>
+              <w:t xml:space="preserve">20</w:t>
+            </w:r>
+          </w:p>
+        </w:tc>
+      </w:tr>
+      <w:tr>
+        <w:tc>
+          <w:tcPr>
+            <w:tcW w:type="dxa" w:w="2200"/>
+            <w:shd w:fill="F2F5F8" w:val="clear"/>
+            <w:tcMar>
+              <w:top w:type="dxa" w:w="90"/>
+              <w:left w:type="dxa" w:w="150"/>
+              <w:bottom w:type="dxa" w:w="90"/>
+              <w:right w:type="dxa" w:w="150"/>
+            </w:tcMar>
+          </w:tcPr>
+          <w:p>
+            <w:r>
+              <w:rPr>
+                <w:b/>
+                <w:bCs/>
+                <w:color w:val="5F6B79"/>
+                <w:sz w:val="16"/>
+                <w:szCs w:val="16"/>
+              </w:rPr>
+              <w:t xml:space="preserve">SUBMISSION</w:t>
+            </w:r>
+          </w:p>
+        </w:tc>
+        <w:tc>
+          <w:tcPr>
+            <w:tcW w:type="dxa" w:w="7160"/>
+            <w:tcMar>
+              <w:top w:type="dxa" w:w="90"/>
+              <w:left w:type="dxa" w:w="150"/>
+              <w:bottom w:type="dxa" w:w="90"/>
+              <w:right w:type="dxa" w:w="150"/>
+            </w:tcMar>
+          </w:tcPr>
+          <w:p>
+            <w:pPr>
+              <w:spacing w:line="280"/>
+            </w:pPr>
+            <w:r>
+              <w:rPr>
+                <w:color w:val="1B1B1B"/>
+                <w:sz w:val="19"/>
+                <w:szCs w:val="19"/>
+              </w:rPr>
+              <w:t xml:space="preserve">Online · file upload</w:t>
+            </w:r>
+          </w:p>
+        </w:tc>
+      </w:tr>
+      <w:tr>
+        <w:tc>
+          <w:tcPr>
+            <w:tcW w:type="dxa" w:w="2200"/>
+            <w:shd w:fill="F2F5F8" w:val="clear"/>
+            <w:tcMar>
+              <w:top w:type="dxa" w:w="90"/>
+              <w:left w:type="dxa" w:w="150"/>
+              <w:bottom w:type="dxa" w:w="90"/>
+              <w:right w:type="dxa" w:w="150"/>
+            </w:tcMar>
+          </w:tcPr>
+          <w:p>
+            <w:r>
+              <w:rPr>
+                <w:b/>
+                <w:bCs/>
+                <w:color w:val="5F6B79"/>
+                <w:sz w:val="16"/>
+                <w:szCs w:val="16"/>
+              </w:rPr>
+              <w:t xml:space="preserve">PUBLISH</w:t>
+            </w:r>
+          </w:p>
+        </w:tc>
+        <w:tc>
+          <w:tcPr>
+            <w:tcW w:type="dxa" w:w="7160"/>
+            <w:tcMar>
+              <w:top w:type="dxa" w:w="90"/>
+              <w:left w:type="dxa" w:w="150"/>
+              <w:bottom w:type="dxa" w:w="90"/>
+              <w:right w:type="dxa" w:w="150"/>
+            </w:tcMar>
+          </w:tcPr>
+          <w:p>
+            <w:pPr>
+              <w:spacing w:line="280"/>
+            </w:pPr>
+            <w:r>
+              <w:rPr>
+                <w:b/>
+                <w:bCs/>
+                <w:color w:val="10243A"/>
+                <w:sz w:val="19"/>
+                <w:szCs w:val="19"/>
+              </w:rPr>
+              <w:t xml:space="preserve">Published before Day 2</w:t>
+            </w:r>
+          </w:p>
+        </w:tc>
+      </w:tr>
+      <w:tr>
+        <w:tc>
+          <w:tcPr>
+            <w:tcW w:type="dxa" w:w="9360"/>
+            <w:gridSpan w:val="2"/>
+            <w:tcMar>
+              <w:top w:type="dxa" w:w="150"/>
+              <w:left w:type="dxa" w:w="190"/>
+              <w:bottom w:type="dxa" w:w="150"/>
+              <w:right w:type="dxa" w:w="190"/>
+            </w:tcMar>
+          </w:tcPr>
+          <w:p>
+            <w:pPr>
+              <w:spacing w:after="90"/>
+            </w:pPr>
+            <w:r>
+              <w:rPr>
+                <w:b/>
+                <w:bCs/>
+                <w:color w:val="10243A"/>
+                <w:sz w:val="16"/>
+                <w:szCs w:val="16"/>
+                <w:spacing w:val="20"/>
+              </w:rPr>
+              <w:t xml:space="preserve">PASTE THIS AS THE DESCRIPTION</w:t>
+            </w:r>
+          </w:p>
+          <w:p>
+            <w:pPr>
+              <w:spacing w:after="110" w:line="300"/>
+            </w:pPr>
+            <w:r>
+              <w:rPr>
+                <w:color w:val="1B1B1B"/>
+                <w:sz w:val="20"/>
+                <w:szCs w:val="20"/>
+              </w:rPr>
+              <w:t xml:space="preserve">You get one interview to close the gaps in your report: Marisa Vance, the operations supervisor. One interview, no second chance.</w:t>
+            </w:r>
+          </w:p>
+          <w:p>
+            <w:pPr>
+              <w:spacing w:after="110" w:line="300"/>
+            </w:pPr>
+            <w:r>
+              <w:rPr>
+                <w:color w:val="1B1B1B"/>
+                <w:sz w:val="20"/>
+                <w:szCs w:val="20"/>
+              </w:rPr>
+              <w:t xml:space="preserve">Work down your gap list from page 2 of your incident report. For every hole, write the question you would actually ask her — written out in full, the way you would say it out loud.</w:t>
+            </w:r>
+          </w:p>
+          <w:p>
+            <w:pPr>
+              <w:spacing w:after="110" w:line="300"/>
+            </w:pPr>
+            <w:r>
+              <w:rPr>
+                <w:color w:val="1B1B1B"/>
+                <w:sz w:val="20"/>
+                <w:szCs w:val="20"/>
+              </w:rPr>
+              <w:t xml:space="preserve">Read the five rules at the top of the sheet first. They are the difference between a question that returns evidence and one that returns nothing.</w:t>
+            </w:r>
+          </w:p>
+          <w:p>
+            <w:pPr>
+              <w:spacing w:after="0" w:line="300"/>
+            </w:pPr>
+            <w:r>
+              <w:rPr>
+                <w:color w:val="1B1B1B"/>
+                <w:sz w:val="20"/>
+                <w:szCs w:val="20"/>
+              </w:rPr>
+              <w:t xml:space="preserve">You will not receive her statement until this is submitted. You only get answers to the questions you actually ask.</w:t>
+            </w:r>
+          </w:p>
+        </w:tc>
+      </w:tr>
+    </w:tbl>
+    <w:p>
+      <w:pPr>
+        <w:spacing w:after="220" w:line="276"/>
+      </w:pPr>
+      <w:r>
+        <w:rPr>
+          <w:color w:val="1B1B1B"/>
+          <w:sz w:val="21"/>
+          <w:szCs w:val="21"/>
+        </w:rPr>
+        <w:t xml:space="preserve"/>
+      </w:r>
+    </w:p>
+    <w:tbl>
+      <w:tblPr>
+        <w:tblW w:type="dxa" w:w="9360"/>
+        <w:tblBorders>
+          <w:top w:val="single" w:color="9A3412" w:sz="8"/>
+          <w:left w:val="single" w:color="9A3412" w:sz="8"/>
+          <w:bottom w:val="single" w:color="9A3412" w:sz="8"/>
+          <w:right w:val="single" w:color="9A3412" w:sz="8"/>
+          <w:insideH w:val="single" w:color="9A3412" w:sz="8"/>
+          <w:insideV w:val="single" w:color="9A3412" w:sz="8"/>
+        </w:tblBorders>
+      </w:tblPr>
+      <w:tblGrid>
+        <w:gridCol w:w="2200"/>
+        <w:gridCol w:w="7160"/>
+      </w:tblGrid>
+      <w:tr>
+        <w:tc>
+          <w:tcPr>
+            <w:tcW w:type="dxa" w:w="9360"/>
+            <w:gridSpan w:val="2"/>
+            <w:shd w:fill="9A3412" w:val="clear"/>
+            <w:tcMar>
+              <w:top w:type="dxa" w:w="110"/>
+              <w:left w:type="dxa" w:w="170"/>
+              <w:bottom w:type="dxa" w:w="110"/>
+              <w:right w:type="dxa" w:w="170"/>
+            </w:tcMar>
+          </w:tcPr>
+          <w:p>
+            <w:r>
+              <w:rPr>
+                <w:b/>
+                <w:bCs/>
+                <w:color w:val="FFFFFF"/>
+                <w:sz w:val="17"/>
+                <w:szCs w:val="17"/>
+                <w:spacing w:val="30"/>
+              </w:rPr>
+              <w:t xml:space="preserve">ASSIGNMENT 2B</w:t>
+            </w:r>
+            <w:r>
+              <w:rPr>
+                <w:b/>
+                <w:bCs/>
+                <w:color w:val="FFFFFF"/>
+                <w:sz w:val="17"/>
+                <w:szCs w:val="17"/>
+                <w:spacing w:val="20"/>
+              </w:rPr>
+              <w:t xml:space="preserve">    WITNESS STATEMENT AND SUPPLEMENTAL REPORT</w:t>
+            </w:r>
+          </w:p>
+        </w:tc>
+      </w:tr>
+      <w:tr>
+        <w:tc>
+          <w:tcPr>
+            <w:tcW w:type="dxa" w:w="2200"/>
+            <w:shd w:fill="F2F5F8" w:val="clear"/>
+            <w:tcMar>
+              <w:top w:type="dxa" w:w="90"/>
+              <w:left w:type="dxa" w:w="150"/>
+              <w:bottom w:type="dxa" w:w="90"/>
+              <w:right w:type="dxa" w:w="150"/>
+            </w:tcMar>
+          </w:tcPr>
+          <w:p>
+            <w:r>
+              <w:rPr>
+                <w:b/>
+                <w:bCs/>
+                <w:color w:val="5F6B79"/>
+                <w:sz w:val="16"/>
+                <w:szCs w:val="16"/>
+              </w:rPr>
+              <w:t xml:space="preserve">ATTACH</w:t>
+            </w:r>
+          </w:p>
+        </w:tc>
+        <w:tc>
+          <w:tcPr>
+            <w:tcW w:type="dxa" w:w="7160"/>
+            <w:tcMar>
+              <w:top w:type="dxa" w:w="90"/>
+              <w:left w:type="dxa" w:w="150"/>
+              <w:bottom w:type="dxa" w:w="90"/>
+              <w:right w:type="dxa" w:w="150"/>
+            </w:tcMar>
+          </w:tcPr>
+          <w:p>
+            <w:pPr>
+              <w:spacing w:line="280"/>
+            </w:pPr>
+            <w:r>
+              <w:rPr>
+                <w:color w:val="1B1B1B"/>
+                <w:sz w:val="19"/>
+                <w:szCs w:val="19"/>
+              </w:rPr>
+              <w:t xml:space="preserve">4 - Witness Statement - Marisa Vance.docx   ·   5 - Supplemental Report.docx</w:t>
+            </w:r>
+          </w:p>
+        </w:tc>
+      </w:tr>
+      <w:tr>
+        <w:tc>
+          <w:tcPr>
+            <w:tcW w:type="dxa" w:w="2200"/>
+            <w:shd w:fill="F2F5F8" w:val="clear"/>
+            <w:tcMar>
+              <w:top w:type="dxa" w:w="90"/>
+              <w:left w:type="dxa" w:w="150"/>
+              <w:bottom w:type="dxa" w:w="90"/>
+              <w:right w:type="dxa" w:w="150"/>
+            </w:tcMar>
+          </w:tcPr>
+          <w:p>
+            <w:r>
+              <w:rPr>
+                <w:b/>
+                <w:bCs/>
+                <w:color w:val="5F6B79"/>
+                <w:sz w:val="16"/>
+                <w:szCs w:val="16"/>
+              </w:rPr>
+              <w:t xml:space="preserve">POINTS</w:t>
+            </w:r>
+          </w:p>
+        </w:tc>
+        <w:tc>
+          <w:tcPr>
+            <w:tcW w:type="dxa" w:w="7160"/>
+            <w:tcMar>
+              <w:top w:type="dxa" w:w="90"/>
+              <w:left w:type="dxa" w:w="150"/>
+              <w:bottom w:type="dxa" w:w="90"/>
+              <w:right w:type="dxa" w:w="150"/>
+            </w:tcMar>
+          </w:tcPr>
+          <w:p>
+            <w:pPr>
+              <w:spacing w:line="280"/>
+            </w:pPr>
+            <w:r>
+              <w:rPr>
+                <w:color w:val="1B1B1B"/>
+                <w:sz w:val="19"/>
+                <w:szCs w:val="19"/>
+              </w:rPr>
+              <w:t xml:space="preserve">40</w:t>
+            </w:r>
+          </w:p>
+        </w:tc>
+      </w:tr>
+      <w:tr>
+        <w:tc>
+          <w:tcPr>
+            <w:tcW w:type="dxa" w:w="2200"/>
+            <w:shd w:fill="F2F5F8" w:val="clear"/>
+            <w:tcMar>
+              <w:top w:type="dxa" w:w="90"/>
+              <w:left w:type="dxa" w:w="150"/>
+              <w:bottom w:type="dxa" w:w="90"/>
+              <w:right w:type="dxa" w:w="150"/>
+            </w:tcMar>
+          </w:tcPr>
+          <w:p>
+            <w:r>
+              <w:rPr>
+                <w:b/>
+                <w:bCs/>
+                <w:color w:val="5F6B79"/>
+                <w:sz w:val="16"/>
+                <w:szCs w:val="16"/>
+              </w:rPr>
+              <w:t xml:space="preserve">SUBMISSION</w:t>
+            </w:r>
+          </w:p>
+        </w:tc>
+        <w:tc>
+          <w:tcPr>
+            <w:tcW w:type="dxa" w:w="7160"/>
+            <w:tcMar>
+              <w:top w:type="dxa" w:w="90"/>
+              <w:left w:type="dxa" w:w="150"/>
+              <w:bottom w:type="dxa" w:w="90"/>
+              <w:right w:type="dxa" w:w="150"/>
+            </w:tcMar>
+          </w:tcPr>
+          <w:p>
+            <w:pPr>
+              <w:spacing w:line="280"/>
+            </w:pPr>
+            <w:r>
+              <w:rPr>
+                <w:color w:val="1B1B1B"/>
+                <w:sz w:val="19"/>
+                <w:szCs w:val="19"/>
+              </w:rPr>
+              <w:t xml:space="preserve">Online · file upload (they edit file 5 and submit it)</w:t>
+            </w:r>
+          </w:p>
+        </w:tc>
+      </w:tr>
+      <w:tr>
+        <w:tc>
+          <w:tcPr>
+            <w:tcW w:type="dxa" w:w="2200"/>
+            <w:shd w:fill="F2F5F8" w:val="clear"/>
+            <w:tcMar>
+              <w:top w:type="dxa" w:w="90"/>
+              <w:left w:type="dxa" w:w="150"/>
+              <w:bottom w:type="dxa" w:w="90"/>
+              <w:right w:type="dxa" w:w="150"/>
+            </w:tcMar>
+          </w:tcPr>
+          <w:p>
+            <w:r>
+              <w:rPr>
+                <w:b/>
+                <w:bCs/>
+                <w:color w:val="5F6B79"/>
+                <w:sz w:val="16"/>
+                <w:szCs w:val="16"/>
+              </w:rPr>
+              <w:t xml:space="preserve">PUBLISH</w:t>
+            </w:r>
+          </w:p>
+        </w:tc>
+        <w:tc>
+          <w:tcPr>
+            <w:tcW w:type="dxa" w:w="7160"/>
+            <w:tcMar>
+              <w:top w:type="dxa" w:w="90"/>
+              <w:left w:type="dxa" w:w="150"/>
+              <w:bottom w:type="dxa" w:w="90"/>
+              <w:right w:type="dxa" w:w="150"/>
+            </w:tcMar>
+          </w:tcPr>
+          <w:p>
+            <w:pPr>
+              <w:spacing w:line="280"/>
+            </w:pPr>
+            <w:r>
+              <w:rPr>
+                <w:b/>
+                <w:bCs/>
+                <w:color w:val="9A3412"/>
+                <w:sz w:val="19"/>
+                <w:szCs w:val="19"/>
+              </w:rPr>
+              <w:t xml:space="preserve">LEAVE UNPUBLISHED until minute 26 of Day 2</w:t>
+            </w:r>
+          </w:p>
+        </w:tc>
+      </w:tr>
+      <w:tr>
+        <w:tc>
+          <w:tcPr>
+            <w:tcW w:type="dxa" w:w="9360"/>
+            <w:gridSpan w:val="2"/>
+            <w:tcMar>
+              <w:top w:type="dxa" w:w="150"/>
+              <w:left w:type="dxa" w:w="190"/>
+              <w:bottom w:type="dxa" w:w="150"/>
+              <w:right w:type="dxa" w:w="190"/>
+            </w:tcMar>
+          </w:tcPr>
+          <w:p>
+            <w:pPr>
+              <w:spacing w:after="90"/>
+            </w:pPr>
+            <w:r>
+              <w:rPr>
+                <w:b/>
+                <w:bCs/>
+                <w:color w:val="9A3412"/>
+                <w:sz w:val="16"/>
+                <w:szCs w:val="16"/>
+                <w:spacing w:val="20"/>
+              </w:rPr>
+              <w:t xml:space="preserve">PASTE THIS AS THE DESCRIPTION</w:t>
+            </w:r>
+          </w:p>
+          <w:p>
+            <w:pPr>
+              <w:spacing w:after="110" w:line="300"/>
+            </w:pPr>
+            <w:r>
+              <w:rPr>
+                <w:color w:val="1B1B1B"/>
+                <w:sz w:val="20"/>
+                <w:szCs w:val="20"/>
+              </w:rPr>
+              <w:t xml:space="preserve">This is everything Marisa Vance told you. There is no third witness coming.</w:t>
+            </w:r>
+          </w:p>
+          <w:p>
+            <w:pPr>
+              <w:spacing w:after="110" w:line="300"/>
+            </w:pPr>
+            <w:r>
+              <w:rPr>
+                <w:color w:val="1B1B1B"/>
+                <w:sz w:val="20"/>
+                <w:szCs w:val="20"/>
+              </w:rPr>
+              <w:t xml:space="preserve">Read her statement against your question sheet. Some of what you asked is answered here. Some of it is not — and that is also information.</w:t>
+            </w:r>
+          </w:p>
+          <w:p>
+            <w:pPr>
+              <w:spacing w:after="110" w:line="300"/>
+            </w:pPr>
+            <w:r>
+              <w:rPr>
+                <w:color w:val="1B1B1B"/>
+                <w:sz w:val="20"/>
+                <w:szCs w:val="20"/>
+              </w:rPr>
+              <w:t xml:space="preserve">Then complete the Supplemental Report. A supplement adds to your original report; it does not repeat it and it does not replace it. New information only.</w:t>
+            </w:r>
+          </w:p>
+          <w:p>
+            <w:pPr>
+              <w:spacing w:after="110" w:line="300"/>
+            </w:pPr>
+            <w:r>
+              <w:rPr>
+                <w:color w:val="1B1B1B"/>
+                <w:sz w:val="20"/>
+                <w:szCs w:val="20"/>
+              </w:rPr>
+              <w:t xml:space="preserve">Every line you write gets a name on it. Not “the door was unlocked” but “Vance stated the door is on a timer.” Every fact in a report has a source, and the source has a name.</w:t>
+            </w:r>
+          </w:p>
+          <w:p>
+            <w:pPr>
+              <w:spacing w:after="110" w:line="300"/>
+            </w:pPr>
+            <w:r>
+              <w:rPr>
+                <w:color w:val="1B1B1B"/>
+                <w:sz w:val="20"/>
+                <w:szCs w:val="20"/>
+              </w:rPr>
+              <w:t xml:space="preserve">Delgado and Vance do not agree about the back door. Neither of them lied to you. Lay both accounts out in the Conflicting Information block, then write the one sentence you would actually put in the report. You do not get to decide who is right.</w:t>
+            </w:r>
+          </w:p>
+          <w:p>
+            <w:pPr>
+              <w:spacing w:after="0" w:line="300"/>
+            </w:pPr>
+            <w:r>
+              <w:rPr>
+                <w:color w:val="1B1B1B"/>
+                <w:sz w:val="20"/>
+                <w:szCs w:val="20"/>
+              </w:rPr>
+              <w:t xml:space="preserve">Submit the Supplemental Report when you are finished.</w:t>
+            </w:r>
+          </w:p>
+        </w:tc>
+      </w:tr>
+    </w:tbl>
+    <w:p>
+      <w:pPr>
+        <w:spacing w:after="220" w:line="276"/>
+      </w:pPr>
+      <w:r>
+        <w:rPr>
+          <w:color w:val="1B1B1B"/>
+          <w:sz w:val="21"/>
+          <w:szCs w:val="21"/>
+        </w:rPr>
+        <w:t xml:space="preserve"/>
+      </w:r>
+    </w:p>
+    <w:tbl>
+      <w:tblPr>
+        <w:tblW w:type="dxa" w:w="9360"/>
+        <w:tblBorders>
+          <w:top w:val="single" w:color="1A5FB4" w:sz="8"/>
+          <w:left w:val="single" w:color="1A5FB4" w:sz="8"/>
+          <w:bottom w:val="single" w:color="1A5FB4" w:sz="8"/>
+          <w:right w:val="single" w:color="1A5FB4" w:sz="8"/>
+          <w:insideH w:val="single" w:color="1A5FB4" w:sz="8"/>
+          <w:insideV w:val="single" w:color="1A5FB4" w:sz="8"/>
+        </w:tblBorders>
+      </w:tblPr>
+      <w:tblGrid>
+        <w:gridCol w:w="9360"/>
+      </w:tblGrid>
+      <w:tr>
+        <w:tc>
+          <w:tcPr>
+            <w:tcW w:type="dxa" w:w="9360"/>
+            <w:tcMar>
+              <w:top w:type="dxa" w:w="160"/>
+              <w:left w:type="dxa" w:w="200"/>
+              <w:bottom w:type="dxa" w:w="160"/>
+              <w:right w:type="dxa" w:w="200"/>
+            </w:tcMar>
+          </w:tcPr>
+          <w:p>
+            <w:pPr>
+              <w:spacing w:after="70"/>
+            </w:pPr>
+            <w:r>
+              <w:rPr>
+                <w:b/>
+                <w:bCs/>
+                <w:color w:val="1A5FB4"/>
+                <w:sz w:val="17"/>
+                <w:szCs w:val="17"/>
+                <w:spacing w:val="20"/>
+              </w:rPr>
+              <w:t xml:space="preserve">ALSO</w:t>
+            </w:r>
+          </w:p>
+          <w:p>
+            <w:pPr>
+              <w:spacing w:after="70" w:line="285"/>
+              <w:ind w:left="300" w:hanging="300"/>
+            </w:pPr>
+            <w:r>
+              <w:rPr>
+                <w:b/>
+                <w:bCs/>
+                <w:color w:val="1A5FB4"/>
+                <w:sz w:val="19"/>
+                <w:szCs w:val="19"/>
+              </w:rPr>
+              <w:t xml:space="preserve">—   </w:t>
+            </w:r>
+            <w:r>
+              <w:rPr>
+                <w:b/>
+                <w:bCs/>
+                <w:i w:val="false"/>
+                <w:iCs w:val="false"/>
+                <w:color w:val="1B1B1B"/>
+                <w:sz w:val="19"/>
+                <w:szCs w:val="19"/>
+              </w:rPr>
+              <w:t xml:space="preserve">File 6, Final Narrative and Self-Check, is not part of the two-day run.</w:t>
+            </w:r>
+            <w:r>
+              <w:rPr>
+                <w:color w:val="5F6B79"/>
+                <w:sz w:val="19"/>
+                <w:szCs w:val="19"/>
+              </w:rPr>
+              <w:t xml:space="preserve"> Keep it for absences and make-up work, or as an extension for students who finish early.</w:t>
+            </w:r>
+          </w:p>
+          <w:p>
+            <w:pPr>
+              <w:spacing w:after="70" w:line="285"/>
+              <w:ind w:left="300" w:hanging="300"/>
+            </w:pPr>
+            <w:r>
+              <w:rPr>
+                <w:b/>
+                <w:bCs/>
+                <w:color w:val="1A5FB4"/>
+                <w:sz w:val="19"/>
+                <w:szCs w:val="19"/>
+              </w:rPr>
+              <w:t xml:space="preserve">—   </w:t>
+            </w:r>
+            <w:r>
+              <w:rPr>
+                <w:color w:val="5F6B79"/>
+                <w:sz w:val="19"/>
+                <w:szCs w:val="19"/>
+              </w:rPr>
+              <w:t xml:space="preserve">Test one student-side upload yourself before Day 1: open file 2 in Word for the web and type into a table cell. The cells are set to grow rather than clip, but verify it against your own Office 365 and Canvas setup.</w:t>
+            </w:r>
+          </w:p>
+          <w:p>
+            <w:pPr>
+              <w:spacing w:after="70" w:line="285"/>
+              <w:ind w:left="300" w:hanging="300"/>
+            </w:pPr>
+            <w:r>
+              <w:rPr>
+                <w:b/>
+                <w:bCs/>
+                <w:color w:val="1A5FB4"/>
+                <w:sz w:val="19"/>
+                <w:szCs w:val="19"/>
+              </w:rPr>
+              <w:t xml:space="preserve">—   </w:t>
+            </w:r>
+            <w:r>
+              <w:rPr>
+                <w:color w:val="5F6B79"/>
+                <w:sz w:val="19"/>
+                <w:szCs w:val="19"/>
+              </w:rPr>
+              <w:t xml:space="preserve">Open board copies from your OneDrive, not from the Canvas preview — the preview is read-only and you will want to annotate over Delgado’s and Vance’s statements.</w:t>
+            </w:r>
+          </w:p>
+        </w:tc>
+      </w:tr>
+    </w:tbl>
+    <w:p>
+      <w:r>
+        <w:br w:type="page"/>
       </w:r>
     </w:p>
     <w:tbl>
@@ -2591,7 +3935,7 @@
                 <w:szCs w:val="17"/>
                 <w:spacing w:val="20"/>
               </w:rPr>
-              <w:t xml:space="preserve">MIN 0–6</w:t>
+              <w:t xml:space="preserve">MIN 0–8</w:t>
             </w:r>
           </w:p>
         </w:tc>
@@ -2647,7 +3991,7 @@
                 <w:sz w:val="19"/>
                 <w:szCs w:val="19"/>
               </w:rPr>
-              <w:t xml:space="preserve">Do-now. They reopen Tuesday’s page two. Tell them up front that today finishes it — it changes how they work.</w:t>
+              <w:t xml:space="preserve">Do-now. They reopen Day 1’s page two.</w:t>
             </w:r>
           </w:p>
         </w:tc>
@@ -2673,7 +4017,7 @@
                 <w:sz w:val="23"/>
                 <w:szCs w:val="23"/>
               </w:rPr>
-              <w:t xml:space="preserve">Pull up Tuesday’s report, page two. Circle your three worst holes — the three things that bother you most about your own report.</w:t>
+              <w:t xml:space="preserve">Pull up your report from last time, page two. Circle your three worst holes — the three things that bother you most about your own report.</w:t>
             </w:r>
           </w:p>
           <w:p>
@@ -2686,7 +4030,7 @@
                 <w:sz w:val="23"/>
                 <w:szCs w:val="23"/>
               </w:rPr>
-              <w:t xml:space="preserve">Today you finish this. By the end of the block you will have written the narrative. That is the actual report — that is the part a prosecutor reads.</w:t>
+              <w:t xml:space="preserve">Those three are what today is for. You get one interview. Marisa Vance, operations supervisor. Ray’s boss.</w:t>
             </w:r>
           </w:p>
           <w:p>
@@ -2699,7 +4043,7 @@
                 <w:sz w:val="23"/>
                 <w:szCs w:val="23"/>
               </w:rPr>
-              <w:t xml:space="preserve">But first you get one interview. Marisa Vance, operations supervisor, Ray’s boss. One interview. No second go, no follow-up call.</w:t>
+              <w:t xml:space="preserve">One interview. That is it. No second go, no follow-up call.</w:t>
             </w:r>
           </w:p>
         </w:tc>
@@ -2795,7 +4139,7 @@
                 <w:szCs w:val="17"/>
                 <w:spacing w:val="20"/>
               </w:rPr>
-              <w:t xml:space="preserve">MIN 6–14</w:t>
+              <w:t xml:space="preserve">MIN 8–18</w:t>
             </w:r>
           </w:p>
         </w:tc>
@@ -2851,7 +4195,7 @@
                 <w:sz w:val="19"/>
                 <w:szCs w:val="19"/>
               </w:rPr>
-              <w:t xml:space="preserve">Four rules off file 3. Do the door example on the board. Keep it moving — you need the time later.</w:t>
+              <w:t xml:space="preserve">Mini-lesson off the five rules on file 3. Do the door example on the board.</w:t>
             </w:r>
           </w:p>
         </w:tc>
@@ -2929,7 +4273,7 @@
                 <w:sz w:val="23"/>
                 <w:szCs w:val="23"/>
               </w:rPr>
-              <w:t xml:space="preserve">Fourth. Always ask how she knows. Every fact needs a source. “Vance stated she counted them Friday afternoon” is evidence. “There were nine laptops” is just a sentence.</w:t>
+              <w:t xml:space="preserve">Fourth. Always ask how she knows. Every fact in your report needs a source. “Vance stated she counted them Friday afternoon” is evidence. “There were nine laptops” is just a sentence.</w:t>
             </w:r>
           </w:p>
         </w:tc>
@@ -3025,7 +4369,7 @@
                 <w:szCs w:val="17"/>
                 <w:spacing w:val="20"/>
               </w:rPr>
-              <w:t xml:space="preserve">MIN 14</w:t>
+              <w:t xml:space="preserve">MIN 18</w:t>
             </w:r>
           </w:p>
         </w:tc>
@@ -3081,7 +4425,7 @@
                 <w:sz w:val="19"/>
                 <w:szCs w:val="19"/>
               </w:rPr>
-              <w:t xml:space="preserve">Interview Preparation, file 3. Twelve minutes. They submit before anything else happens.</w:t>
+              <w:t xml:space="preserve">Interview Preparation, file 3. They submit before anything else happens.</w:t>
             </w:r>
           </w:p>
         </w:tc>
@@ -3107,7 +4451,7 @@
                 <w:sz w:val="23"/>
                 <w:szCs w:val="23"/>
               </w:rPr>
-              <w:t xml:space="preserve">Interview Preparation is open in Canvas. Twelve minutes — it is tight on purpose.</w:t>
+              <w:t xml:space="preserve">Interview Preparation is open in Canvas. You have got until the half hour.</w:t>
             </w:r>
           </w:p>
           <w:p>
@@ -3311,7 +4655,7 @@
                 <w:sz w:val="19"/>
                 <w:szCs w:val="19"/>
               </w:rPr>
-              <w:t xml:space="preserve">Hold this. Do not publish her statement until submissions are in. The whole lesson hangs here.</w:t>
+              <w:t xml:space="preserve">Hold this. Do not publish assignment 2b until submissions are in. The whole lesson hangs here.</w:t>
             </w:r>
           </w:p>
         </w:tc>
@@ -3353,7 +4697,7 @@
                 <w:sz w:val="19"/>
                 <w:szCs w:val="19"/>
               </w:rPr>
-              <w:t xml:space="preserve">Check Canvas. Actually check. Then publish the assignment and put file 4 on the board.</w:t>
+              <w:t xml:space="preserve">Check Canvas. Actually check. Then publish assignment 2b and put file 4 on the board.</w:t>
             </w:r>
           </w:p>
           <w:p>
@@ -3462,7 +4806,7 @@
                 <w:szCs w:val="17"/>
                 <w:spacing w:val="20"/>
               </w:rPr>
-              <w:t xml:space="preserve">MIN 26–32</w:t>
+              <w:t xml:space="preserve">MIN 28–34</w:t>
             </w:r>
           </w:p>
         </w:tc>
@@ -3574,6 +4918,249 @@
                 <w:szCs w:val="23"/>
               </w:rPr>
               <w:t xml:space="preserve">Now look at your question sheet. Some of what you asked is in there. Some of it is not — and that is also information.</w:t>
+            </w:r>
+          </w:p>
+        </w:tc>
+      </w:tr>
+    </w:tbl>
+    <w:p>
+      <w:pPr>
+        <w:spacing w:after="230" w:line="276"/>
+      </w:pPr>
+      <w:r>
+        <w:rPr>
+          <w:color w:val="1B1B1B"/>
+          <w:sz w:val="21"/>
+          <w:szCs w:val="21"/>
+        </w:rPr>
+        <w:t xml:space="preserve"/>
+      </w:r>
+    </w:p>
+    <w:tbl>
+      <w:tblPr>
+        <w:tblW w:type="dxa" w:w="9360"/>
+        <w:tblBorders>
+          <w:top w:val="single" w:color="9A3412" w:sz="8"/>
+          <w:left w:val="single" w:color="9A3412" w:sz="8"/>
+          <w:bottom w:val="single" w:color="9A3412" w:sz="8"/>
+          <w:right w:val="single" w:color="9A3412" w:sz="8"/>
+          <w:insideH w:val="single" w:color="9A3412" w:sz="8"/>
+          <w:insideV w:val="single" w:color="9A3412" w:sz="8"/>
+        </w:tblBorders>
+      </w:tblPr>
+      <w:tblGrid>
+        <w:gridCol w:w="7100"/>
+        <w:gridCol w:w="2260"/>
+      </w:tblGrid>
+      <w:tr>
+        <w:tc>
+          <w:tcPr>
+            <w:tcW w:type="dxa" w:w="7100"/>
+            <w:shd w:fill="9A3412" w:val="clear"/>
+            <w:tcMar>
+              <w:top w:type="dxa" w:w="100"/>
+              <w:left w:type="dxa" w:w="170"/>
+              <w:bottom w:type="dxa" w:w="100"/>
+              <w:right w:type="dxa" w:w="150"/>
+            </w:tcMar>
+          </w:tcPr>
+          <w:p>
+            <w:r>
+              <w:rPr>
+                <w:b/>
+                <w:bCs/>
+                <w:color w:val="FFFFFF"/>
+                <w:sz w:val="17"/>
+                <w:szCs w:val="17"/>
+                <w:spacing w:val="30"/>
+              </w:rPr>
+              <w:t xml:space="preserve">PART 13</w:t>
+            </w:r>
+            <w:r>
+              <w:rPr>
+                <w:b/>
+                <w:bCs/>
+                <w:color w:val="FFFFFF"/>
+                <w:sz w:val="17"/>
+                <w:szCs w:val="17"/>
+                <w:spacing w:val="20"/>
+              </w:rPr>
+              <w:t xml:space="preserve">    SEND-OFF — ASSIGNMENT 2B</w:t>
+            </w:r>
+          </w:p>
+        </w:tc>
+        <w:tc>
+          <w:tcPr>
+            <w:tcW w:type="dxa" w:w="2260"/>
+            <w:shd w:fill="9A3412" w:val="clear"/>
+            <w:tcMar>
+              <w:top w:type="dxa" w:w="100"/>
+              <w:left w:type="dxa" w:w="150"/>
+              <w:bottom w:type="dxa" w:w="100"/>
+              <w:right w:type="dxa" w:w="170"/>
+            </w:tcMar>
+          </w:tcPr>
+          <w:p>
+            <w:pPr>
+              <w:jc w:val="right"/>
+            </w:pPr>
+            <w:r>
+              <w:rPr>
+                <w:b/>
+                <w:bCs/>
+                <w:color w:val="FFFFFF"/>
+                <w:sz w:val="17"/>
+                <w:szCs w:val="17"/>
+                <w:spacing w:val="20"/>
+              </w:rPr>
+              <w:t xml:space="preserve">MIN 34–58</w:t>
+            </w:r>
+          </w:p>
+        </w:tc>
+      </w:tr>
+    </w:tbl>
+    <w:tbl>
+      <w:tblPr>
+        <w:tblW w:type="dxa" w:w="9360"/>
+        <w:tblBorders>
+          <w:top w:val="single" w:color="9A3412" w:sz="8"/>
+          <w:left w:val="single" w:color="9A3412" w:sz="8"/>
+          <w:bottom w:val="single" w:color="9A3412" w:sz="8"/>
+          <w:right w:val="single" w:color="9A3412" w:sz="8"/>
+          <w:insideH w:val="single" w:color="9A3412" w:sz="8"/>
+          <w:insideV w:val="single" w:color="9A3412" w:sz="8"/>
+        </w:tblBorders>
+      </w:tblPr>
+      <w:tblGrid>
+        <w:gridCol w:w="9360"/>
+      </w:tblGrid>
+      <w:tr>
+        <w:tc>
+          <w:tcPr>
+            <w:tcW w:type="dxa" w:w="9360"/>
+            <w:shd w:fill="FDF3EC" w:val="clear"/>
+            <w:tcMar>
+              <w:top w:type="dxa" w:w="110"/>
+              <w:left w:type="dxa" w:w="170"/>
+              <w:bottom w:type="dxa" w:w="110"/>
+              <w:right w:type="dxa" w:w="170"/>
+            </w:tcMar>
+          </w:tcPr>
+          <w:p>
+            <w:pPr>
+              <w:spacing w:after="0" w:line="275"/>
+            </w:pPr>
+            <w:r>
+              <w:rPr>
+                <w:b/>
+                <w:bCs/>
+                <w:color w:val="9A3412"/>
+                <w:sz w:val="15"/>
+                <w:szCs w:val="15"/>
+                <w:spacing w:val="20"/>
+              </w:rPr>
+              <w:t xml:space="preserve">CUE   </w:t>
+            </w:r>
+            <w:r>
+              <w:rPr>
+                <w:i/>
+                <w:iCs/>
+                <w:color w:val="5F6B79"/>
+                <w:sz w:val="19"/>
+                <w:szCs w:val="19"/>
+              </w:rPr>
+              <w:t xml:space="preserve">File 5, Blocks 1 to 3. Twenty-four minutes. Block 3 is the one that was empty last time.</w:t>
+            </w:r>
+          </w:p>
+        </w:tc>
+      </w:tr>
+      <w:tr>
+        <w:tc>
+          <w:tcPr>
+            <w:tcW w:type="dxa" w:w="9360"/>
+            <w:tcMar>
+              <w:top w:type="dxa" w:w="170"/>
+              <w:left w:type="dxa" w:w="200"/>
+              <w:bottom w:type="dxa" w:w="150"/>
+              <w:right w:type="dxa" w:w="200"/>
+            </w:tcMar>
+          </w:tcPr>
+          <w:p>
+            <w:pPr>
+              <w:spacing w:after="130" w:line="320"/>
+            </w:pPr>
+            <w:r>
+              <w:rPr>
+                <w:color w:val="1B1B1B"/>
+                <w:sz w:val="23"/>
+                <w:szCs w:val="23"/>
+              </w:rPr>
+              <w:t xml:space="preserve">Supplemental Report. A supplement adds to your original report. It does not repeat it and it does not replace it. New information only.</w:t>
+            </w:r>
+          </w:p>
+          <w:p>
+            <w:pPr>
+              <w:spacing w:after="130" w:line="320"/>
+            </w:pPr>
+            <w:r>
+              <w:rPr>
+                <w:color w:val="1B1B1B"/>
+                <w:sz w:val="23"/>
+                <w:szCs w:val="23"/>
+              </w:rPr>
+              <w:t xml:space="preserve">Blocks 1 and 2 are fast — case number, who you interviewed, when and where. Three minutes.</w:t>
+            </w:r>
+          </w:p>
+          <w:p>
+            <w:pPr>
+              <w:spacing w:after="130" w:line="320"/>
+            </w:pPr>
+            <w:r>
+              <w:rPr>
+                <w:color w:val="1B1B1B"/>
+                <w:sz w:val="23"/>
+                <w:szCs w:val="23"/>
+              </w:rPr>
+              <w:t xml:space="preserve">Block 3 is the real one. Property, access and keys, timeline, scene and surveillance. That property block was empty last time. You can fill it now — nine laptops, Dell, asset tags, what they cost.</w:t>
+            </w:r>
+          </w:p>
+          <w:p>
+            <w:pPr>
+              <w:spacing w:after="130" w:line="320"/>
+            </w:pPr>
+            <w:r>
+              <w:rPr>
+                <w:color w:val="1B1B1B"/>
+                <w:sz w:val="23"/>
+                <w:szCs w:val="23"/>
+              </w:rPr>
+              <w:t xml:space="preserve">And every single line gets a name on it. “Vance stated.” Not “it was.”</w:t>
+            </w:r>
+          </w:p>
+          <w:p>
+            <w:pPr>
+              <w:spacing w:after="130" w:line="320"/>
+            </w:pPr>
+            <w:r>
+              <w:rPr>
+                <w:color w:val="1B1B1B"/>
+                <w:sz w:val="23"/>
+                <w:szCs w:val="23"/>
+              </w:rPr>
+              <w:t xml:space="preserve">Leave the Conflicting Information block alone for now. We do that one together.</w:t>
+            </w:r>
+          </w:p>
+          <w:p>
+            <w:pPr>
+              <w:spacing w:after="130" w:line="320"/>
+            </w:pPr>
+            <w:r>
+              <w:rPr>
+                <w:color w:val="1B1B1B"/>
+                <w:sz w:val="23"/>
+                <w:szCs w:val="23"/>
+              </w:rPr>
+              <w:t xml:space="preserve">Go.</w:t>
             </w:r>
           </w:p>
         </w:tc>
@@ -3630,7 +5217,7 @@
                 <w:szCs w:val="17"/>
                 <w:spacing w:val="30"/>
               </w:rPr>
-              <w:t xml:space="preserve">PART 13</w:t>
+              <w:t xml:space="preserve">PART 14</w:t>
             </w:r>
             <w:r>
               <w:rPr>
@@ -3641,7 +5228,7 @@
                 <w:szCs w:val="17"/>
                 <w:spacing w:val="20"/>
               </w:rPr>
-              <w:t xml:space="preserve">    THE NOTES</w:t>
+              <w:t xml:space="preserve">    THE CONTRADICTION</w:t>
             </w:r>
           </w:p>
         </w:tc>
@@ -3669,7 +5256,7 @@
                 <w:szCs w:val="17"/>
                 <w:spacing w:val="20"/>
               </w:rPr>
-              <w:t xml:space="preserve">MIN 32–44</w:t>
+              <w:t xml:space="preserve">MIN 58–68</w:t>
             </w:r>
           </w:p>
         </w:tc>
@@ -3725,7 +5312,7 @@
                 <w:sz w:val="19"/>
                 <w:szCs w:val="19"/>
               </w:rPr>
-              <w:t xml:space="preserve">Twelve minutes to pull out what is new. Attribution is the whole skill.</w:t>
+              <w:t xml:space="preserve">Stop the room BEFORE they fill that block. Both accounts on the board. This is the most valuable ten minutes of the unit.</w:t>
             </w:r>
           </w:p>
         </w:tc>
@@ -3751,7 +5338,23 @@
                 <w:sz w:val="23"/>
                 <w:szCs w:val="23"/>
               </w:rPr>
-              <w:t xml:space="preserve">Twelve minutes. Go through her statement and pull out everything that is new to you.</w:t>
+              <w:t xml:space="preserve">Stop. Everybody look up.</w:t>
+            </w:r>
+          </w:p>
+          <w:p>
+            <w:pPr>
+              <w:spacing w:before="60" w:after="110" w:line="280"/>
+              <w:ind w:left="300"/>
+            </w:pPr>
+            <w:r>
+              <w:rPr>
+                <w:i/>
+                <w:iCs/>
+                <w:color w:val="5F6B79"/>
+                <w:sz w:val="19"/>
+                <w:szCs w:val="19"/>
+              </w:rPr>
+              <w:t xml:space="preserve">Put both lines on the board, side by side.</w:t>
             </w:r>
           </w:p>
           <w:p>
@@ -3764,7 +5367,7 @@
                 <w:sz w:val="23"/>
                 <w:szCs w:val="23"/>
               </w:rPr>
-              <w:t xml:space="preserve">One rule. Every line you write gets a name on it. Not “the door was unlocked” — “Vance stated the door is on a timer.” Not “there were nine laptops” — “Vance stated she counted nine on Friday afternoon.”</w:t>
+              <w:t xml:space="preserve">Delgado told you the back door should not be unlocked after ten.</w:t>
             </w:r>
           </w:p>
           <w:p>
@@ -3777,7 +5380,75 @@
                 <w:sz w:val="23"/>
                 <w:szCs w:val="23"/>
               </w:rPr>
-              <w:t xml:space="preserve">Everything gets attributed. Every single thing. You are going to need those names in about fifteen minutes.</w:t>
+              <w:t xml:space="preserve">Vance told you it is on a timer that locks at nine — but that it does not always catch, and she has put in two work orders nobody answered.</w:t>
+            </w:r>
+          </w:p>
+          <w:p>
+            <w:pPr>
+              <w:spacing w:after="130" w:line="320"/>
+            </w:pPr>
+            <w:r>
+              <w:rPr>
+                <w:color w:val="1B1B1B"/>
+                <w:sz w:val="23"/>
+                <w:szCs w:val="23"/>
+              </w:rPr>
+              <w:t xml:space="preserve">Those do not match. So which one of them lied to you?</w:t>
+            </w:r>
+          </w:p>
+          <w:p>
+            <w:pPr>
+              <w:spacing w:before="60" w:after="110" w:line="280"/>
+              <w:ind w:left="300"/>
+            </w:pPr>
+            <w:r>
+              <w:rPr>
+                <w:i/>
+                <w:iCs/>
+                <w:color w:val="5F6B79"/>
+                <w:sz w:val="19"/>
+                <w:szCs w:val="19"/>
+              </w:rPr>
+              <w:t xml:space="preserve">Take it. Let them argue. Then land it.</w:t>
+            </w:r>
+          </w:p>
+          <w:p>
+            <w:pPr>
+              <w:spacing w:after="130" w:line="320"/>
+            </w:pPr>
+            <w:r>
+              <w:rPr>
+                <w:color w:val="1B1B1B"/>
+                <w:sz w:val="23"/>
+                <w:szCs w:val="23"/>
+              </w:rPr>
+              <w:t xml:space="preserve">Neither. Neither one of them lied to you. They each know a piece of it. Ray knows the rule. Vance knows the rule and she knows the door is broken.</w:t>
+            </w:r>
+          </w:p>
+          <w:p>
+            <w:pPr>
+              <w:spacing w:after="130" w:line="320"/>
+            </w:pPr>
+            <w:r>
+              <w:rPr>
+                <w:color w:val="1B1B1B"/>
+                <w:sz w:val="23"/>
+                <w:szCs w:val="23"/>
+              </w:rPr>
+              <w:t xml:space="preserve">You do not get to pick a winner. You are not the judge and you are not the jury. You write both, you put a name on each one, and you let the investigation sort it out.</w:t>
+            </w:r>
+          </w:p>
+          <w:p>
+            <w:pPr>
+              <w:spacing w:after="130" w:line="320"/>
+            </w:pPr>
+            <w:r>
+              <w:rPr>
+                <w:color w:val="1B1B1B"/>
+                <w:sz w:val="23"/>
+                <w:szCs w:val="23"/>
+              </w:rPr>
+              <w:t xml:space="preserve">Now fill in the Conflicting Information block. Both columns, then the one sentence you would actually put in the report.</w:t>
             </w:r>
           </w:p>
         </w:tc>
@@ -3834,7 +5505,7 @@
                 <w:szCs w:val="17"/>
                 <w:spacing w:val="30"/>
               </w:rPr>
-              <w:t xml:space="preserve">PART 14</w:t>
+              <w:t xml:space="preserve">PART 15</w:t>
             </w:r>
             <w:r>
               <w:rPr>
@@ -3845,7 +5516,7 @@
                 <w:szCs w:val="17"/>
                 <w:spacing w:val="20"/>
               </w:rPr>
-              <w:t xml:space="preserve">    THE SIX RULES, AND THE FIRST SENTENCE</w:t>
+              <w:t xml:space="preserve">    LEADS, THEN WHAT IS STILL MISSING</w:t>
             </w:r>
           </w:p>
         </w:tc>
@@ -3873,7 +5544,7 @@
                 <w:szCs w:val="17"/>
                 <w:spacing w:val="20"/>
               </w:rPr>
-              <w:t xml:space="preserve">MIN 44–52</w:t>
+              <w:t xml:space="preserve">MIN 68–80</w:t>
             </w:r>
           </w:p>
         </w:tc>
@@ -3929,7 +5600,7 @@
                 <w:sz w:val="19"/>
                 <w:szCs w:val="19"/>
               </w:rPr>
-              <w:t xml:space="preserve">File 6 up on the board. Run the rules fast, then model the opening. Nobody should lose ten minutes staring at a blank box.</w:t>
+              <w:t xml:space="preserve">The last two sections of file 5. The distinction between a lead and a conclusion is the thing to hold them to.</w:t>
             </w:r>
           </w:p>
         </w:tc>
@@ -3955,7 +5626,7 @@
                 <w:sz w:val="23"/>
                 <w:szCs w:val="23"/>
               </w:rPr>
-              <w:t xml:space="preserve">Open the Final Narrative sheet. Six rules at the top, and they are the whole job.</w:t>
+              <w:t xml:space="preserve">Leads for follow-up. A lead is an action — something a person can actually go and do. A name is not a lead.</w:t>
             </w:r>
           </w:p>
           <w:p>
@@ -3968,7 +5639,7 @@
                 <w:sz w:val="23"/>
                 <w:szCs w:val="23"/>
               </w:rPr>
-              <w:t xml:space="preserve">First person. “I responded.” Not “this officer responded.” You are a person. Write like one.</w:t>
+              <w:t xml:space="preserve">Then the last box. What you still cannot establish, and who or what would answer it.</w:t>
             </w:r>
           </w:p>
           <w:p>
@@ -3981,331 +5652,7 @@
                 <w:sz w:val="23"/>
                 <w:szCs w:val="23"/>
               </w:rPr>
-              <w:t xml:space="preserve">Past tense, in the order it happened.</w:t>
-            </w:r>
-          </w:p>
-          <w:p>
-            <w:pPr>
-              <w:spacing w:after="130" w:line="320"/>
-            </w:pPr>
-            <w:r>
-              <w:rPr>
-                <w:color w:val="1B1B1B"/>
-                <w:sz w:val="23"/>
-                <w:szCs w:val="23"/>
-              </w:rPr>
-              <w:t xml:space="preserve">Facts, not conclusions. “I saw a piece of tape on the floor” — yes. “Someone taped the lock” — no. You did not see that.</w:t>
-            </w:r>
-          </w:p>
-          <w:p>
-            <w:pPr>
-              <w:spacing w:after="130" w:line="320"/>
-            </w:pPr>
-            <w:r>
-              <w:rPr>
-                <w:color w:val="1B1B1B"/>
-                <w:sz w:val="23"/>
-                <w:szCs w:val="23"/>
-              </w:rPr>
-              <w:t xml:space="preserve">Say who told you. Delgado stated. Vance stated.</w:t>
-            </w:r>
-          </w:p>
-          <w:p>
-            <w:pPr>
-              <w:spacing w:after="130" w:line="320"/>
-            </w:pPr>
-            <w:r>
-              <w:rPr>
-                <w:color w:val="1B1B1B"/>
-                <w:sz w:val="23"/>
-                <w:szCs w:val="23"/>
-              </w:rPr>
-              <w:t xml:space="preserve">Plain English. You got out of the car. You did not “exit the vehicle.”</w:t>
-            </w:r>
-          </w:p>
-          <w:p>
-            <w:pPr>
-              <w:spacing w:after="130" w:line="320"/>
-            </w:pPr>
-            <w:r>
-              <w:rPr>
-                <w:color w:val="1B1B1B"/>
-                <w:sz w:val="23"/>
-                <w:szCs w:val="23"/>
-              </w:rPr>
-              <w:t xml:space="preserve">And complete enough that somebody reading it in two years knows exactly what you found.</w:t>
-            </w:r>
-          </w:p>
-          <w:p>
-            <w:pPr>
-              <w:spacing w:before="60" w:after="110" w:line="280"/>
-              <w:ind w:left="300"/>
-            </w:pPr>
-            <w:r>
-              <w:rPr>
-                <w:i/>
-                <w:iCs/>
-                <w:color w:val="5F6B79"/>
-                <w:sz w:val="19"/>
-                <w:szCs w:val="19"/>
-              </w:rPr>
-              <w:t xml:space="preserve">Point at the worked opening on their sheet.</w:t>
-            </w:r>
-          </w:p>
-          <w:p>
-            <w:pPr>
-              <w:spacing w:after="130" w:line="320"/>
-            </w:pPr>
-            <w:r>
-              <w:rPr>
-                <w:color w:val="1B1B1B"/>
-                <w:sz w:val="23"/>
-                <w:szCs w:val="23"/>
-              </w:rPr>
-              <w:t xml:space="preserve">Your first sentence is already written for you. “At approximately 0107 hours I was dispatched to 418 Mallory Street, the Lincoln Community Center, for a burglary that had just occurred.”</w:t>
-            </w:r>
-          </w:p>
-          <w:p>
-            <w:pPr>
-              <w:spacing w:after="130" w:line="320"/>
-            </w:pPr>
-            <w:r>
-              <w:rPr>
-                <w:color w:val="1B1B1B"/>
-                <w:sz w:val="23"/>
-                <w:szCs w:val="23"/>
-              </w:rPr>
-              <w:t xml:space="preserve">Second sentence — what happened next? You arrived. 0116. Who did you make contact with?</w:t>
-            </w:r>
-          </w:p>
-          <w:p>
-            <w:pPr>
-              <w:spacing w:after="130" w:line="320"/>
-            </w:pPr>
-            <w:r>
-              <w:rPr>
-                <w:color w:val="1B1B1B"/>
-                <w:sz w:val="23"/>
-                <w:szCs w:val="23"/>
-              </w:rPr>
-              <w:t xml:space="preserve">Nobody in here stares at a blank box today. The first two sentences are on the page. Start from there.</w:t>
-            </w:r>
-          </w:p>
-        </w:tc>
-      </w:tr>
-    </w:tbl>
-    <w:p>
-      <w:pPr>
-        <w:spacing w:after="230" w:line="276"/>
-      </w:pPr>
-      <w:r>
-        <w:rPr>
-          <w:color w:val="1B1B1B"/>
-          <w:sz w:val="21"/>
-          <w:szCs w:val="21"/>
-        </w:rPr>
-        <w:t xml:space="preserve"/>
-      </w:r>
-    </w:p>
-    <w:tbl>
-      <w:tblPr>
-        <w:tblW w:type="dxa" w:w="9360"/>
-        <w:tblBorders>
-          <w:top w:val="single" w:color="9A3412" w:sz="8"/>
-          <w:left w:val="single" w:color="9A3412" w:sz="8"/>
-          <w:bottom w:val="single" w:color="9A3412" w:sz="8"/>
-          <w:right w:val="single" w:color="9A3412" w:sz="8"/>
-          <w:insideH w:val="single" w:color="9A3412" w:sz="8"/>
-          <w:insideV w:val="single" w:color="9A3412" w:sz="8"/>
-        </w:tblBorders>
-      </w:tblPr>
-      <w:tblGrid>
-        <w:gridCol w:w="7100"/>
-        <w:gridCol w:w="2260"/>
-      </w:tblGrid>
-      <w:tr>
-        <w:tc>
-          <w:tcPr>
-            <w:tcW w:type="dxa" w:w="7100"/>
-            <w:shd w:fill="9A3412" w:val="clear"/>
-            <w:tcMar>
-              <w:top w:type="dxa" w:w="100"/>
-              <w:left w:type="dxa" w:w="170"/>
-              <w:bottom w:type="dxa" w:w="100"/>
-              <w:right w:type="dxa" w:w="150"/>
-            </w:tcMar>
-          </w:tcPr>
-          <w:p>
-            <w:r>
-              <w:rPr>
-                <w:b/>
-                <w:bCs/>
-                <w:color w:val="FFFFFF"/>
-                <w:sz w:val="17"/>
-                <w:szCs w:val="17"/>
-                <w:spacing w:val="30"/>
-              </w:rPr>
-              <w:t xml:space="preserve">PART 15</w:t>
-            </w:r>
-            <w:r>
-              <w:rPr>
-                <w:b/>
-                <w:bCs/>
-                <w:color w:val="FFFFFF"/>
-                <w:sz w:val="17"/>
-                <w:szCs w:val="17"/>
-                <w:spacing w:val="20"/>
-              </w:rPr>
-              <w:t xml:space="preserve">    SEND-OFF — ASSIGNMENT 2B · THE NARRATIVE</w:t>
-            </w:r>
-          </w:p>
-        </w:tc>
-        <w:tc>
-          <w:tcPr>
-            <w:tcW w:type="dxa" w:w="2260"/>
-            <w:shd w:fill="9A3412" w:val="clear"/>
-            <w:tcMar>
-              <w:top w:type="dxa" w:w="100"/>
-              <w:left w:type="dxa" w:w="150"/>
-              <w:bottom w:type="dxa" w:w="100"/>
-              <w:right w:type="dxa" w:w="170"/>
-            </w:tcMar>
-          </w:tcPr>
-          <w:p>
-            <w:pPr>
-              <w:jc w:val="right"/>
-            </w:pPr>
-            <w:r>
-              <w:rPr>
-                <w:b/>
-                <w:bCs/>
-                <w:color w:val="FFFFFF"/>
-                <w:sz w:val="17"/>
-                <w:szCs w:val="17"/>
-                <w:spacing w:val="20"/>
-              </w:rPr>
-              <w:t xml:space="preserve">MIN 52</w:t>
-            </w:r>
-          </w:p>
-        </w:tc>
-      </w:tr>
-    </w:tbl>
-    <w:tbl>
-      <w:tblPr>
-        <w:tblW w:type="dxa" w:w="9360"/>
-        <w:tblBorders>
-          <w:top w:val="single" w:color="9A3412" w:sz="8"/>
-          <w:left w:val="single" w:color="9A3412" w:sz="8"/>
-          <w:bottom w:val="single" w:color="9A3412" w:sz="8"/>
-          <w:right w:val="single" w:color="9A3412" w:sz="8"/>
-          <w:insideH w:val="single" w:color="9A3412" w:sz="8"/>
-          <w:insideV w:val="single" w:color="9A3412" w:sz="8"/>
-        </w:tblBorders>
-      </w:tblPr>
-      <w:tblGrid>
-        <w:gridCol w:w="9360"/>
-      </w:tblGrid>
-      <w:tr>
-        <w:tc>
-          <w:tcPr>
-            <w:tcW w:type="dxa" w:w="9360"/>
-            <w:shd w:fill="FDF3EC" w:val="clear"/>
-            <w:tcMar>
-              <w:top w:type="dxa" w:w="110"/>
-              <w:left w:type="dxa" w:w="170"/>
-              <w:bottom w:type="dxa" w:w="110"/>
-              <w:right w:type="dxa" w:w="170"/>
-            </w:tcMar>
-          </w:tcPr>
-          <w:p>
-            <w:pPr>
-              <w:spacing w:after="0" w:line="275"/>
-            </w:pPr>
-            <w:r>
-              <w:rPr>
-                <w:b/>
-                <w:bCs/>
-                <w:color w:val="9A3412"/>
-                <w:sz w:val="15"/>
-                <w:szCs w:val="15"/>
-                <w:spacing w:val="20"/>
-              </w:rPr>
-              <w:t xml:space="preserve">CUE   </w:t>
-            </w:r>
-            <w:r>
-              <w:rPr>
-                <w:i/>
-                <w:iCs/>
-                <w:color w:val="5F6B79"/>
-                <w:sz w:val="19"/>
-                <w:szCs w:val="19"/>
-              </w:rPr>
-              <w:t xml:space="preserve">The real deliverable of the whole unit. Thirty minutes. Protect this block — do not let anything eat it.</w:t>
-            </w:r>
-          </w:p>
-        </w:tc>
-      </w:tr>
-      <w:tr>
-        <w:tc>
-          <w:tcPr>
-            <w:tcW w:type="dxa" w:w="9360"/>
-            <w:tcMar>
-              <w:top w:type="dxa" w:w="170"/>
-              <w:left w:type="dxa" w:w="200"/>
-              <w:bottom w:type="dxa" w:w="150"/>
-              <w:right w:type="dxa" w:w="200"/>
-            </w:tcMar>
-          </w:tcPr>
-          <w:p>
-            <w:pPr>
-              <w:spacing w:after="130" w:line="320"/>
-            </w:pPr>
-            <w:r>
-              <w:rPr>
-                <w:color w:val="1B1B1B"/>
-                <w:sz w:val="23"/>
-                <w:szCs w:val="23"/>
-              </w:rPr>
-              <w:t xml:space="preserve">Final Narrative sheet. Thirty minutes. This is the one that counts.</w:t>
-            </w:r>
-          </w:p>
-          <w:p>
-            <w:pPr>
-              <w:spacing w:after="130" w:line="320"/>
-            </w:pPr>
-            <w:r>
-              <w:rPr>
-                <w:color w:val="1B1B1B"/>
-                <w:sz w:val="23"/>
-                <w:szCs w:val="23"/>
-              </w:rPr>
-              <w:t xml:space="preserve">Start with how the call came to you. End with the last thing you did before you left.</w:t>
-            </w:r>
-          </w:p>
-          <w:p>
-            <w:pPr>
-              <w:spacing w:after="130" w:line="320"/>
-            </w:pPr>
-            <w:r>
-              <w:rPr>
-                <w:color w:val="1B1B1B"/>
-                <w:sz w:val="23"/>
-                <w:szCs w:val="23"/>
-              </w:rPr>
-              <w:t xml:space="preserve">Every sentence you write has to come from one of three places: the dispatch entry, Delgado, or Vance. If it does not come from one of those three, it does not go in.</w:t>
-            </w:r>
-          </w:p>
-          <w:p>
-            <w:pPr>
-              <w:spacing w:after="130" w:line="320"/>
-            </w:pPr>
-            <w:r>
-              <w:rPr>
-                <w:color w:val="1B1B1B"/>
-                <w:sz w:val="23"/>
-                <w:szCs w:val="23"/>
-              </w:rPr>
-              <w:t xml:space="preserve">Thirty minutes. Go.</w:t>
+              <w:t xml:space="preserve">That was true on day one and it is still true. An officer who knows what is missing is doing the job.</w:t>
             </w:r>
           </w:p>
         </w:tc>
@@ -4373,7 +5720,7 @@
                 <w:szCs w:val="17"/>
                 <w:spacing w:val="20"/>
               </w:rPr>
-              <w:t xml:space="preserve">    SELF-CHECK, THEN THE CONTRADICTION</w:t>
+              <w:t xml:space="preserve">    READ A FEW OUT</w:t>
             </w:r>
           </w:p>
         </w:tc>
@@ -4401,7 +5748,7 @@
                 <w:szCs w:val="17"/>
                 <w:spacing w:val="20"/>
               </w:rPr>
-              <w:t xml:space="preserve">MIN 82–88</w:t>
+              <w:t xml:space="preserve">MIN 80–88</w:t>
             </w:r>
           </w:p>
         </w:tc>
@@ -4457,7 +5804,7 @@
                 <w:sz w:val="19"/>
                 <w:szCs w:val="19"/>
               </w:rPr>
-              <w:t xml:space="preserve">Two minutes on the self-check, then stop the room for the landing. This is the most valuable six minutes of the unit.</w:t>
+              <w:t xml:space="preserve">Out loud, from the room. Two or three students, one lead and one unresolved each.</w:t>
             </w:r>
           </w:p>
         </w:tc>
@@ -4483,7 +5830,7 @@
                 <w:sz w:val="23"/>
                 <w:szCs w:val="23"/>
               </w:rPr>
-              <w:t xml:space="preserve">Stop writing. Bottom of your sheet — the self-check. Run it on your own narrative. Be honest, nobody is marking the boxes.</w:t>
+              <w:t xml:space="preserve">Give me one lead. Somebody else, one thing you still cannot establish.</w:t>
             </w:r>
           </w:p>
           <w:p>
@@ -4499,101 +5846,7 @@
                 <w:sz w:val="19"/>
                 <w:szCs w:val="19"/>
               </w:rPr>
-              <w:t xml:space="preserve">Two minutes. Then stop the room and put both lines on the board.</w:t>
-            </w:r>
-          </w:p>
-          <w:p>
-            <w:pPr>
-              <w:spacing w:after="130" w:line="320"/>
-            </w:pPr>
-            <w:r>
-              <w:rPr>
-                <w:color w:val="1B1B1B"/>
-                <w:sz w:val="23"/>
-                <w:szCs w:val="23"/>
-              </w:rPr>
-              <w:t xml:space="preserve">Last thing. Delgado told you the back door should not be unlocked after ten.</w:t>
-            </w:r>
-          </w:p>
-          <w:p>
-            <w:pPr>
-              <w:spacing w:after="130" w:line="320"/>
-            </w:pPr>
-            <w:r>
-              <w:rPr>
-                <w:color w:val="1B1B1B"/>
-                <w:sz w:val="23"/>
-                <w:szCs w:val="23"/>
-              </w:rPr>
-              <w:t xml:space="preserve">Vance told you it is on a timer that locks at nine — but that it does not always catch, and she has put in two work orders nobody answered.</w:t>
-            </w:r>
-          </w:p>
-          <w:p>
-            <w:pPr>
-              <w:spacing w:after="130" w:line="320"/>
-            </w:pPr>
-            <w:r>
-              <w:rPr>
-                <w:color w:val="1B1B1B"/>
-                <w:sz w:val="23"/>
-                <w:szCs w:val="23"/>
-              </w:rPr>
-              <w:t xml:space="preserve">Those do not match. So which one of them lied to you?</w:t>
-            </w:r>
-          </w:p>
-          <w:p>
-            <w:pPr>
-              <w:spacing w:before="60" w:after="110" w:line="280"/>
-              <w:ind w:left="300"/>
-            </w:pPr>
-            <w:r>
-              <w:rPr>
-                <w:i/>
-                <w:iCs/>
-                <w:color w:val="5F6B79"/>
-                <w:sz w:val="19"/>
-                <w:szCs w:val="19"/>
-              </w:rPr>
-              <w:t xml:space="preserve">Take it. Let them argue. Then land it.</w:t>
-            </w:r>
-          </w:p>
-          <w:p>
-            <w:pPr>
-              <w:spacing w:after="130" w:line="320"/>
-            </w:pPr>
-            <w:r>
-              <w:rPr>
-                <w:color w:val="1B1B1B"/>
-                <w:sz w:val="23"/>
-                <w:szCs w:val="23"/>
-              </w:rPr>
-              <w:t xml:space="preserve">Neither. Neither one of them lied to you. They each know a piece of it. Ray knows the rule. Vance knows the rule and she knows the door is broken.</w:t>
-            </w:r>
-          </w:p>
-          <w:p>
-            <w:pPr>
-              <w:spacing w:after="130" w:line="320"/>
-            </w:pPr>
-            <w:r>
-              <w:rPr>
-                <w:color w:val="1B1B1B"/>
-                <w:sz w:val="23"/>
-                <w:szCs w:val="23"/>
-              </w:rPr>
-              <w:t xml:space="preserve">You do not get to pick a winner. You are not the judge and you are not the jury. You write both, you put a name on each one, and you let the investigation sort it out.</w:t>
-            </w:r>
-          </w:p>
-          <w:p>
-            <w:pPr>
-              <w:spacing w:after="130" w:line="320"/>
-            </w:pPr>
-            <w:r>
-              <w:rPr>
-                <w:color w:val="1B1B1B"/>
-                <w:sz w:val="23"/>
-                <w:szCs w:val="23"/>
-              </w:rPr>
-              <w:t xml:space="preserve">Last box on your sheet. One sentence that handles both of them. Then submit.</w:t>
+              <w:t xml:space="preserve">Take three or four. Do not correct them in front of the room unless it is a conclusion dressed up as a lead — then ask what action it names.</w:t>
             </w:r>
           </w:p>
         </w:tc>
@@ -4745,7 +5998,7 @@
                 <w:sz w:val="19"/>
                 <w:szCs w:val="19"/>
               </w:rPr>
-              <w:t xml:space="preserve">Two minutes. This is where the unit means something. Say it and let them go.</w:t>
+              <w:t xml:space="preserve">Two minutes. Name the arc, then let them go.</w:t>
             </w:r>
           </w:p>
         </w:tc>
@@ -4771,7 +6024,7 @@
                 <w:sz w:val="23"/>
                 <w:szCs w:val="23"/>
               </w:rPr>
-              <w:t xml:space="preserve">That is a report. You took a call at one in the morning, you interviewed two people, you wrote down what you could support, and you flagged what you could not.</w:t>
+              <w:t xml:space="preserve">That is a case. You took a call at one in the morning off one nervous witness. You wrote a report. You worked out what was missing. You interviewed somebody to close the gaps, and you documented it.</w:t>
             </w:r>
           </w:p>
           <w:p>
@@ -4784,7 +6037,7 @@
                 <w:sz w:val="23"/>
                 <w:szCs w:val="23"/>
               </w:rPr>
-              <w:t xml:space="preserve">One last thing before you go. Nobody in this room charged anybody with anything today. That was never your job on the report.</w:t>
+              <w:t xml:space="preserve">One last thing. Nobody in this room charged anybody with anything today. That was never your job on the report.</w:t>
             </w:r>
           </w:p>
           <w:p>
@@ -4797,20 +6050,7 @@
                 <w:sz w:val="23"/>
                 <w:szCs w:val="23"/>
               </w:rPr>
-              <w:t xml:space="preserve">You wrote what happened. Somebody else decides what to call it — and in Florida, nine laptops at five hundred and twenty dollars each is grand theft, under statute 812.014.</w:t>
-            </w:r>
-          </w:p>
-          <w:p>
-            <w:pPr>
-              <w:spacing w:after="130" w:line="320"/>
-            </w:pPr>
-            <w:r>
-              <w:rPr>
-                <w:color w:val="1B1B1B"/>
-                <w:sz w:val="23"/>
-                <w:szCs w:val="23"/>
-              </w:rPr>
-              <w:t xml:space="preserve">You did not need to know that to write the report. You needed to know what you actually saw. That is the difference between a report that holds up and one that falls apart.</w:t>
+              <w:t xml:space="preserve">You wrote what happened. Somebody else decides what to call it.</w:t>
             </w:r>
           </w:p>
         </w:tc>
@@ -6162,7 +7402,7 @@
           <w:sz w:val="34"/>
           <w:szCs w:val="34"/>
         </w:rPr>
-        <w:t xml:space="preserve">The interview, and the narrative</w:t>
+        <w:t xml:space="preserve">The interview</w:t>
       </w:r>
     </w:p>
     <w:tbl>
@@ -6217,7 +7457,7 @@
                 <w:sz w:val="21"/>
                 <w:szCs w:val="21"/>
               </w:rPr>
-              <w:t xml:space="preserve">They learn that an interview returns only what you asked for, that two honest witnesses can contradict each other — and then they write the narrative. The unit does not close without that narrative.</w:t>
+              <w:t xml:space="preserve">They learn that an interview returns only what you asked for, and that two honest witnesses can contradict each other without either of them lying.</w:t>
             </w:r>
           </w:p>
         </w:tc>
@@ -6315,7 +7555,7 @@
           <w:sz w:val="20"/>
           <w:szCs w:val="20"/>
         </w:rPr>
-        <w:t xml:space="preserve">6 — Final Narrative and Self-Check (the deliverable of the whole unit)</w:t>
+        <w:t xml:space="preserve">5 — Supplemental Report (the deliverable)</w:t>
       </w:r>
     </w:p>
     <w:p>
@@ -6337,7 +7577,7 @@
           <w:sz w:val="20"/>
           <w:szCs w:val="20"/>
         </w:rPr>
-        <w:t xml:space="preserve">5 — Supplemental Report (NOT used today — keep it for absences and make-up work)</w:t>
+        <w:t xml:space="preserve">6 — Final Narrative and Self-Check (NOT used — keep it for absences and make-up work)</w:t>
       </w:r>
     </w:p>
     <w:p>
@@ -6406,7 +7646,7 @@
                 <w:sz w:val="20"/>
                 <w:szCs w:val="20"/>
               </w:rPr>
-              <w:t xml:space="preserve">0–6</w:t>
+              <w:t xml:space="preserve">0–8</w:t>
             </w:r>
           </w:p>
         </w:tc>
@@ -6430,7 +7670,7 @@
                 <w:sz w:val="20"/>
                 <w:szCs w:val="20"/>
               </w:rPr>
-              <w:t xml:space="preserve">Do-now: reopen Tuesday’s page two, circle the three worst gaps. Tell them today finishes the unit.</w:t>
+              <w:t xml:space="preserve">Do-now: reopen Day 1’s page two, circle the three worst gaps.</w:t>
             </w:r>
           </w:p>
           <w:p>
@@ -6457,7 +7697,7 @@
                 <w:sz w:val="20"/>
                 <w:szCs w:val="20"/>
               </w:rPr>
-              <w:t xml:space="preserve">“Today you finish this. By the end of the block you will have written the narrative — that is the part a prosecutor reads.”</w:t>
+              <w:t xml:space="preserve">“Those three holes are what today is for.”</w:t>
             </w:r>
           </w:p>
         </w:tc>
@@ -6483,7 +7723,7 @@
                 <w:sz w:val="20"/>
                 <w:szCs w:val="20"/>
               </w:rPr>
-              <w:t xml:space="preserve">6–14</w:t>
+              <w:t xml:space="preserve">8–18</w:t>
             </w:r>
           </w:p>
         </w:tc>
@@ -6507,7 +7747,7 @@
                 <w:sz w:val="20"/>
                 <w:szCs w:val="20"/>
               </w:rPr>
-              <w:t xml:space="preserve">Mini-lesson from the rules on file 3. Board example: “Was the door forced open?” against “Describe the door.” Keep it moving.</w:t>
+              <w:t xml:space="preserve">Mini-lesson from the rules on file 3. Board example: “Was the door forced open?” against “Describe the door.”</w:t>
             </w:r>
           </w:p>
           <w:p>
@@ -6560,7 +7800,7 @@
                 <w:sz w:val="20"/>
                 <w:szCs w:val="20"/>
               </w:rPr>
-              <w:t xml:space="preserve">14–26</w:t>
+              <w:t xml:space="preserve">18–26</w:t>
             </w:r>
           </w:p>
         </w:tc>
@@ -6637,7 +7877,7 @@
                 <w:sz w:val="20"/>
                 <w:szCs w:val="20"/>
               </w:rPr>
-              <w:t xml:space="preserve">26–32</w:t>
+              <w:t xml:space="preserve">26–28</w:t>
             </w:r>
           </w:p>
         </w:tc>
@@ -6661,7 +7901,7 @@
                 <w:sz w:val="20"/>
                 <w:szCs w:val="20"/>
               </w:rPr>
-              <w:t xml:space="preserve">Publish the second assignment. Put file 4 on the board and read all seven paragraphs aloud. No commentary.</w:t>
+              <w:t xml:space="preserve">Check submissions, then publish assignment 2b. Put file 4 on the board.</w:t>
             </w:r>
           </w:p>
         </w:tc>
@@ -6687,7 +7927,7 @@
                 <w:sz w:val="20"/>
                 <w:szCs w:val="20"/>
               </w:rPr>
-              <w:t xml:space="preserve">32–44</w:t>
+              <w:t xml:space="preserve">28–34</w:t>
             </w:r>
           </w:p>
         </w:tc>
@@ -6711,7 +7951,7 @@
                 <w:sz w:val="20"/>
                 <w:szCs w:val="20"/>
               </w:rPr>
-              <w:t xml:space="preserve">They work her statement for what is new. Every line carries attribution — who said it, and how she knows.</w:t>
+              <w:t xml:space="preserve">Read all seven of Vance’s paragraphs aloud. No commentary while you read.</w:t>
             </w:r>
           </w:p>
           <w:p>
@@ -6738,7 +7978,7 @@
                 <w:sz w:val="20"/>
                 <w:szCs w:val="20"/>
               </w:rPr>
-              <w:t xml:space="preserve">“Vance stated. Not “it was.” You are going to need those names in fifteen minutes.”</w:t>
+              <w:t xml:space="preserve">“Some of what you asked is in there. Some of it is not — and that is also information.”</w:t>
             </w:r>
           </w:p>
         </w:tc>
@@ -6764,7 +8004,7 @@
                 <w:sz w:val="20"/>
                 <w:szCs w:val="20"/>
               </w:rPr>
-              <w:t xml:space="preserve">44–52</w:t>
+              <w:t xml:space="preserve">34–58</w:t>
             </w:r>
           </w:p>
         </w:tc>
@@ -6788,7 +8028,7 @@
                 <w:sz w:val="20"/>
                 <w:szCs w:val="20"/>
               </w:rPr>
-              <w:t xml:space="preserve">File 6 on the board. Run the six rules fast, then model the opening sentence from the sheet so nobody stalls on a blank box.</w:t>
+              <w:t xml:space="preserve">File 5, Blocks 1 to 3. Tell them to leave the Conflicting Information block alone — you do that one together.</w:t>
             </w:r>
           </w:p>
           <w:p>
@@ -6815,7 +8055,7 @@
                 <w:sz w:val="20"/>
                 <w:szCs w:val="20"/>
               </w:rPr>
-              <w:t xml:space="preserve">“Your first sentence is already written for you. Second sentence — what happened next?”</w:t>
+              <w:t xml:space="preserve">“Every single line gets a name on it. Vance stated. Not “it was.””</w:t>
             </w:r>
           </w:p>
         </w:tc>
@@ -6841,7 +8081,7 @@
                 <w:sz w:val="20"/>
                 <w:szCs w:val="20"/>
               </w:rPr>
-              <w:t xml:space="preserve">52–82</w:t>
+              <w:t xml:space="preserve">58–68</w:t>
             </w:r>
           </w:p>
         </w:tc>
@@ -6865,7 +8105,7 @@
                 <w:sz w:val="20"/>
                 <w:szCs w:val="20"/>
               </w:rPr>
-              <w:t xml:space="preserve">THE NARRATIVE. Thirty minutes on file 6. Protect this block; do not let anything eat it. Circulate and keep answering the same question: can you source that sentence?</w:t>
+              <w:t xml:space="preserve">STOP the room before they fill the conflict block. Both back-door accounts on the board. Take the argument, then land it and let them write it.</w:t>
             </w:r>
           </w:p>
           <w:p>
@@ -6892,7 +8132,7 @@
                 <w:sz w:val="20"/>
                 <w:szCs w:val="20"/>
               </w:rPr>
-              <w:t xml:space="preserve">“Every sentence comes from the dispatch entry, Delgado, or Vance. If it does not, it does not go in.”</w:t>
+              <w:t xml:space="preserve">“Neither of them lied to you. You do not get to pick a winner — you write both, you name both, and you let the investigation sort it out.”</w:t>
             </w:r>
           </w:p>
         </w:tc>
@@ -6918,7 +8158,7 @@
                 <w:sz w:val="20"/>
                 <w:szCs w:val="20"/>
               </w:rPr>
-              <w:t xml:space="preserve">82–88</w:t>
+              <w:t xml:space="preserve">68–80</w:t>
             </w:r>
           </w:p>
         </w:tc>
@@ -6942,7 +8182,7 @@
                 <w:sz w:val="20"/>
                 <w:szCs w:val="20"/>
               </w:rPr>
-              <w:t xml:space="preserve">Two minutes on the self-check at the bottom of file 6. Then stop the room, put both back-door accounts on the board, and take the argument.</w:t>
+              <w:t xml:space="preserve">Leads for follow-up, then Still Unresolved. Hold them to the difference between an action and a conclusion.</w:t>
             </w:r>
           </w:p>
           <w:p>
@@ -6969,7 +8209,7 @@
                 <w:sz w:val="20"/>
                 <w:szCs w:val="20"/>
               </w:rPr>
-              <w:t xml:space="preserve">“Neither of them lied to you. You do not get to pick a winner — you write both, you name both, and you let the investigation sort it out.”</w:t>
+              <w:t xml:space="preserve">“A lead is something a person can go and do. A name is not a lead.”</w:t>
             </w:r>
           </w:p>
         </w:tc>
@@ -6995,7 +8235,7 @@
                 <w:sz w:val="20"/>
                 <w:szCs w:val="20"/>
               </w:rPr>
-              <w:t xml:space="preserve">88–90</w:t>
+              <w:t xml:space="preserve">80–88</w:t>
             </w:r>
           </w:p>
         </w:tc>
@@ -7011,7 +8251,7 @@
           </w:tcPr>
           <w:p>
             <w:pPr>
-              <w:spacing w:after="90" w:line="285"/>
+              <w:spacing w:after="0" w:line="285"/>
             </w:pPr>
             <w:r>
               <w:rPr>
@@ -7019,7 +8259,57 @@
                 <w:sz w:val="20"/>
                 <w:szCs w:val="20"/>
               </w:rPr>
-              <w:t xml:space="preserve">The close. Name what they just did, then the statute line, then let them go.</w:t>
+              <w:t xml:space="preserve">Three or four students read out one lead and one unresolved item each.</w:t>
+            </w:r>
+          </w:p>
+        </w:tc>
+      </w:tr>
+      <w:tr>
+        <w:tc>
+          <w:tcPr>
+            <w:tcW w:type="dxa" w:w="1100"/>
+            <w:shd w:fill="F2F5F8" w:val="clear"/>
+            <w:tcMar>
+              <w:top w:type="dxa" w:w="120"/>
+              <w:left w:type="dxa" w:w="120"/>
+              <w:bottom w:type="dxa" w:w="120"/>
+              <w:right w:type="dxa" w:w="120"/>
+            </w:tcMar>
+          </w:tcPr>
+          <w:p>
+            <w:r>
+              <w:rPr>
+                <w:b/>
+                <w:bCs/>
+                <w:color w:val="10243A"/>
+                <w:sz w:val="20"/>
+                <w:szCs w:val="20"/>
+              </w:rPr>
+              <w:t xml:space="preserve">88–90</w:t>
+            </w:r>
+          </w:p>
+        </w:tc>
+        <w:tc>
+          <w:tcPr>
+            <w:tcW w:type="dxa" w:w="8260"/>
+            <w:tcMar>
+              <w:top w:type="dxa" w:w="120"/>
+              <w:left w:type="dxa" w:w="150"/>
+              <w:bottom w:type="dxa" w:w="120"/>
+              <w:right w:type="dxa" w:w="150"/>
+            </w:tcMar>
+          </w:tcPr>
+          <w:p>
+            <w:pPr>
+              <w:spacing w:after="90" w:line="285"/>
+            </w:pPr>
+            <w:r>
+              <w:rPr>
+                <w:color w:val="1B1B1B"/>
+                <w:sz w:val="20"/>
+                <w:szCs w:val="20"/>
+              </w:rPr>
+              <w:t xml:space="preserve">The close. Name the arc across the two days and let them go.</w:t>
             </w:r>
           </w:p>
           <w:p>
@@ -7046,7 +8336,7 @@
                 <w:sz w:val="20"/>
                 <w:szCs w:val="20"/>
               </w:rPr>
-              <w:t xml:space="preserve">“Nobody in this room charged anybody with anything today. You wrote what happened. Somebody else decides what to call it.”</w:t>
+              <w:t xml:space="preserve">“Nobody in this room charged anybody with anything today. You wrote what happened — somebody else decides what to call it.”</w:t>
             </w:r>
           </w:p>
         </w:tc>
@@ -7133,7 +8423,7 @@
                 <w:sz w:val="19"/>
                 <w:szCs w:val="19"/>
               </w:rPr>
-              <w:t xml:space="preserve">Protect minutes 52 to 82.</w:t>
+              <w:t xml:space="preserve">Hold the gate at minute 26.</w:t>
             </w:r>
             <w:r>
               <w:rPr>
@@ -7141,7 +8431,7 @@
                 <w:sz w:val="19"/>
                 <w:szCs w:val="19"/>
               </w:rPr>
-              <w:t xml:space="preserve"> The narrative is the whole unit. If you are running late, cut the mini-lesson at 6–14 and the notes block at 32–44 — never the writing block.</w:t>
+              <w:t xml:space="preserve"> Hand Vance out early and the lesson collapses: weak questions get rewarded.</w:t>
             </w:r>
           </w:p>
           <w:p>
@@ -7169,7 +8459,7 @@
                 <w:sz w:val="19"/>
                 <w:szCs w:val="19"/>
               </w:rPr>
-              <w:t xml:space="preserve">Hold the gate at minute 26.</w:t>
+              <w:t xml:space="preserve">Do not let them fill the conflict block before you teach it.</w:t>
             </w:r>
             <w:r>
               <w:rPr>
@@ -7177,7 +8467,7 @@
                 <w:sz w:val="19"/>
                 <w:szCs w:val="19"/>
               </w:rPr>
-              <w:t xml:space="preserve"> Hand Vance out early and the lesson collapses: weak questions get rewarded.</w:t>
+              <w:t xml:space="preserve"> If they do it alone most will pick a winner, and picking a winner is the error the block exists to prevent.</w:t>
             </w:r>
           </w:p>
           <w:p>
@@ -7213,7 +8503,7 @@
                 <w:sz w:val="19"/>
                 <w:szCs w:val="19"/>
               </w:rPr>
-              <w:t xml:space="preserve"> Vance says “I am not saying this man did anything,” and she says his key was a building key, not the equipment room key. The lead is </w:t>
+              <w:t xml:space="preserve"> Vance says “I am not saying this man did anything,” and his key was a building key, not the equipment room key. The lead is </w:t>
             </w:r>
             <w:r>
               <w:rPr>
@@ -7317,7 +8607,7 @@
                 <w:sz w:val="19"/>
                 <w:szCs w:val="19"/>
               </w:rPr>
-              <w:t xml:space="preserve">Expect the word burglary in the narrative.</w:t>
+              <w:t xml:space="preserve">Asset tags matter more than they look.</w:t>
             </w:r>
             <w:r>
               <w:rPr>
@@ -7325,7 +8615,7 @@
                 <w:sz w:val="19"/>
                 <w:szCs w:val="19"/>
               </w:rPr>
-              <w:t xml:space="preserve"> The self-check calls it out on purpose. Nobody proved entry and nobody proved intent, so it is not established fact — it is what the call came in as.</w:t>
+              <w:t xml:space="preserve"> Make sure the tags land in Block 3 — the next lesson turns entirely on students having written them down.</w:t>
             </w:r>
           </w:p>
         </w:tc>

--- a/lessons/02 - report writing/0 - TEACHER - Run Sheet - Day 1 and Day 2.docx
+++ b/lessons/02 - report writing/0 - TEACHER - Run Sheet - Day 1 and Day 2.docx
@@ -462,7 +462,147 @@
                 <w:sz w:val="19"/>
                 <w:szCs w:val="19"/>
               </w:rPr>
-              <w:t xml:space="preserve">Day 1 — one Canvas assignment, files 1 and 2 attached. File 1 also open on the board.</w:t>
+              <w:t xml:space="preserve">Files they type in go up as </w:t>
+            </w:r>
+            <w:r>
+              <w:rPr>
+                <w:b/>
+                <w:bCs/>
+                <w:i w:val="false"/>
+                <w:iCs w:val="false"/>
+                <w:color w:val="1B1B1B"/>
+                <w:sz w:val="19"/>
+                <w:szCs w:val="19"/>
+              </w:rPr>
+              <w:t xml:space="preserve">OneDrive cloud assignments</w:t>
+            </w:r>
+            <w:r>
+              <w:rPr>
+                <w:color w:val="5F6B79"/>
+                <w:sz w:val="19"/>
+                <w:szCs w:val="19"/>
+              </w:rPr>
+              <w:t xml:space="preserve"> — attached, a Word file opens read-only and they cannot save. </w:t>
+            </w:r>
+            <w:r>
+              <w:rPr>
+                <w:b/>
+                <w:bCs/>
+                <w:i w:val="false"/>
+                <w:iCs w:val="false"/>
+                <w:color w:val="1B1B1B"/>
+                <w:sz w:val="19"/>
+                <w:szCs w:val="19"/>
+              </w:rPr>
+              <w:t xml:space="preserve">External Tool</w:t>
+            </w:r>
+            <w:r>
+              <w:rPr>
+                <w:color w:val="5F6B79"/>
+                <w:sz w:val="19"/>
+                <w:szCs w:val="19"/>
+              </w:rPr>
+              <w:t xml:space="preserve"> → </w:t>
+            </w:r>
+            <w:r>
+              <w:rPr>
+                <w:b/>
+                <w:bCs/>
+                <w:i w:val="false"/>
+                <w:iCs w:val="false"/>
+                <w:color w:val="1B1B1B"/>
+                <w:sz w:val="19"/>
+                <w:szCs w:val="19"/>
+              </w:rPr>
+              <w:t xml:space="preserve">Find</w:t>
+            </w:r>
+            <w:r>
+              <w:rPr>
+                <w:color w:val="5F6B79"/>
+                <w:sz w:val="19"/>
+                <w:szCs w:val="19"/>
+              </w:rPr>
+              <w:t xml:space="preserve"> → </w:t>
+            </w:r>
+            <w:r>
+              <w:rPr>
+                <w:b/>
+                <w:bCs/>
+                <w:i w:val="false"/>
+                <w:iCs w:val="false"/>
+                <w:color w:val="1B1B1B"/>
+                <w:sz w:val="19"/>
+                <w:szCs w:val="19"/>
+              </w:rPr>
+              <w:t xml:space="preserve">Microsoft OneDrive</w:t>
+            </w:r>
+            <w:r>
+              <w:rPr>
+                <w:color w:val="5F6B79"/>
+                <w:sz w:val="19"/>
+                <w:szCs w:val="19"/>
+              </w:rPr>
+              <w:t xml:space="preserve"> (or Microsoft 365) → pick the file → </w:t>
+            </w:r>
+            <w:r>
+              <w:rPr>
+                <w:b/>
+                <w:bCs/>
+                <w:i w:val="false"/>
+                <w:iCs w:val="false"/>
+                <w:color w:val="1B1B1B"/>
+                <w:sz w:val="19"/>
+                <w:szCs w:val="19"/>
+              </w:rPr>
+              <w:t xml:space="preserve">Attach</w:t>
+            </w:r>
+            <w:r>
+              <w:rPr>
+                <w:color w:val="5F6B79"/>
+                <w:sz w:val="19"/>
+                <w:szCs w:val="19"/>
+              </w:rPr>
+              <w:t xml:space="preserve"> → </w:t>
+            </w:r>
+            <w:r>
+              <w:rPr>
+                <w:b/>
+                <w:bCs/>
+                <w:i w:val="false"/>
+                <w:iCs w:val="false"/>
+                <w:color w:val="1B1B1B"/>
+                <w:sz w:val="19"/>
+                <w:szCs w:val="19"/>
+              </w:rPr>
+              <w:t xml:space="preserve">Select</w:t>
+            </w:r>
+            <w:r>
+              <w:rPr>
+                <w:color w:val="5F6B79"/>
+                <w:sz w:val="19"/>
+                <w:szCs w:val="19"/>
+              </w:rPr>
+              <w:t xml:space="preserve">. </w:t>
+            </w:r>
+            <w:r>
+              <w:rPr>
+                <w:b/>
+                <w:bCs/>
+                <w:i w:val="false"/>
+                <w:iCs w:val="false"/>
+                <w:color w:val="1B1B1B"/>
+                <w:sz w:val="19"/>
+                <w:szCs w:val="19"/>
+              </w:rPr>
+              <w:t xml:space="preserve">Never edit one after they open it</w:t>
+            </w:r>
+            <w:r>
+              <w:rPr>
+                <w:color w:val="5F6B79"/>
+                <w:sz w:val="19"/>
+                <w:szCs w:val="19"/>
+              </w:rPr>
+              <w:t xml:space="preserve">: their work is lost.</w:t>
             </w:r>
           </w:p>
           <w:p>
@@ -486,7 +626,7 @@
                 <w:sz w:val="19"/>
                 <w:szCs w:val="19"/>
               </w:rPr>
-              <w:t xml:space="preserve">Day 2 — two Canvas assignments. First has file 3 only. Second has files 4 and 5, and stays unpublished until minute 32.</w:t>
+              <w:t xml:space="preserve">Day 1 — cloud assignment, file 2. File 1 is evidence: attach it normally, and put it on the board.</w:t>
             </w:r>
           </w:p>
           <w:p>
@@ -510,7 +650,7 @@
                 <w:sz w:val="19"/>
                 <w:szCs w:val="19"/>
               </w:rPr>
-              <w:t xml:space="preserve">Open the board copy from your own OneDrive, not from the Canvas preview — the preview is read-only and you will want to annotate.</w:t>
+              <w:t xml:space="preserve">Day 2 — cloud assignment, file 3. Another with file 6 (file 4 attached), unpublished until minute 26.</w:t>
             </w:r>
           </w:p>
           <w:p>
@@ -534,7 +674,55 @@
                 <w:sz w:val="19"/>
                 <w:szCs w:val="19"/>
               </w:rPr>
-              <w:t xml:space="preserve">Test one student-side upload yourself before first period. Open the form in Word for the web and type in a table cell. The cells are set to grow, but verify it on your own setup.</w:t>
+              <w:t xml:space="preserve">No OneDrive under External Tool? Attach the file, set Online → File Uploads; they download, type, upload.</w:t>
+            </w:r>
+          </w:p>
+          <w:p>
+            <w:pPr>
+              <w:spacing w:after="75" w:line="285"/>
+              <w:ind w:left="340" w:hanging="340"/>
+            </w:pPr>
+            <w:r>
+              <w:rPr>
+                <w:b/>
+                <w:bCs/>
+                <w:color w:val="9A3412"/>
+                <w:sz w:val="19"/>
+                <w:szCs w:val="19"/>
+              </w:rPr>
+              <w:t xml:space="preserve">5.  </w:t>
+            </w:r>
+            <w:r>
+              <w:rPr>
+                <w:color w:val="5F6B79"/>
+                <w:sz w:val="19"/>
+                <w:szCs w:val="19"/>
+              </w:rPr>
+              <w:t xml:space="preserve">Open the board copy from your own OneDrive, not from the Canvas preview — the preview is read-only and you will want to annotate.</w:t>
+            </w:r>
+          </w:p>
+          <w:p>
+            <w:pPr>
+              <w:spacing w:after="75" w:line="285"/>
+              <w:ind w:left="340" w:hanging="340"/>
+            </w:pPr>
+            <w:r>
+              <w:rPr>
+                <w:b/>
+                <w:bCs/>
+                <w:color w:val="9A3412"/>
+                <w:sz w:val="19"/>
+                <w:szCs w:val="19"/>
+              </w:rPr>
+              <w:t xml:space="preserve">6.  </w:t>
+            </w:r>
+            <w:r>
+              <w:rPr>
+                <w:color w:val="5F6B79"/>
+                <w:sz w:val="19"/>
+                <w:szCs w:val="19"/>
+              </w:rPr>
+              <w:t xml:space="preserve">Test it yourself before first period: open the form in Word for the web and type in a table cell. The cells are set to grow, but verify it on your own setup.</w:t>
             </w:r>
           </w:p>
         </w:tc>
